--- a/chapters/12-ip-weighting-marginal-structural-models.docx
+++ b/chapters/12-ip-weighting-marginal-structural-models.docx
@@ -455,10 +455,12 @@
               <m:oMath>
                 <m:r>
                   <m:rPr>
-                    <m:nor/>
                     <m:sty m:val="p"/>
                   </m:rPr>
                   <m:t>E</m:t>
+                </m:r>
+                <m:r>
+                  <m:t>​</m:t>
                 </m:r>
                 <m:d>
                   <m:dPr>
@@ -492,6 +494,9 @@
                   </m:e>
                 </m:d>
                 <m:r>
+                  <m:t>​</m:t>
+                </m:r>
+                <m:r>
                   <m:rPr>
                     <m:sty m:val="p"/>
                   </m:rPr>
@@ -499,10 +504,12 @@
                 </m:r>
                 <m:r>
                   <m:rPr>
-                    <m:nor/>
                     <m:sty m:val="p"/>
                   </m:rPr>
                   <m:t>E</m:t>
+                </m:r>
+                <m:r>
+                  <m:t>​</m:t>
                 </m:r>
                 <m:d>
                   <m:dPr>
@@ -535,6 +542,9 @@
                     </m:sSup>
                   </m:e>
                 </m:d>
+                <m:r>
+                  <m:t>​</m:t>
+                </m:r>
               </m:oMath>
             </m:oMathPara>
           </w:p>
@@ -621,20 +631,15 @@
               </w:numPr>
             </w:pPr>
             <m:oMath>
-              <m:acc>
-                <m:accPr>
-                  <m:chr m:val="̂"/>
-                </m:accPr>
-                <m:e>
-                  <m:r>
-                    <m:rPr>
-                      <m:nor/>
-                      <m:sty m:val="p"/>
-                    </m:rPr>
-                    <m:t>E</m:t>
-                  </m:r>
-                </m:e>
-              </m:acc>
+              <m:r>
+                <m:rPr>
+                  <m:sty m:val="p"/>
+                </m:rPr>
+                <m:t/>
+              </m:r>
+              <m:r>
+                <m:t>​</m:t>
+              </m:r>
               <m:d>
                 <m:dPr>
                   <m:begChr m:val="["/>
@@ -666,6 +671,9 @@
                   </m:r>
                 </m:e>
               </m:d>
+              <m:r>
+                <m:t>​</m:t>
+              </m:r>
               <m:r>
                 <m:rPr>
                   <m:sty m:val="p"/>
@@ -692,20 +700,15 @@
               </w:numPr>
             </w:pPr>
             <m:oMath>
-              <m:acc>
-                <m:accPr>
-                  <m:chr m:val="̂"/>
-                </m:accPr>
-                <m:e>
-                  <m:r>
-                    <m:rPr>
-                      <m:nor/>
-                      <m:sty m:val="p"/>
-                    </m:rPr>
-                    <m:t>E</m:t>
-                  </m:r>
-                </m:e>
-              </m:acc>
+              <m:r>
+                <m:rPr>
+                  <m:sty m:val="p"/>
+                </m:rPr>
+                <m:t/>
+              </m:r>
+              <m:r>
+                <m:t>​</m:t>
+              </m:r>
               <m:d>
                 <m:dPr>
                   <m:begChr m:val="["/>
@@ -737,6 +740,9 @@
                   </m:r>
                 </m:e>
               </m:d>
+              <m:r>
+                <m:t>​</m:t>
+              </m:r>
               <m:r>
                 <m:rPr>
                   <m:sty m:val="p"/>
@@ -815,10 +821,12 @@
       <m:oMath>
         <m:r>
           <m:rPr>
-            <m:nor/>
             <m:sty m:val="p"/>
           </m:rPr>
           <m:t>E</m:t>
+        </m:r>
+        <m:r>
+          <m:t>​</m:t>
         </m:r>
         <m:d>
           <m:dPr>
@@ -852,6 +860,9 @@
           </m:e>
         </m:d>
         <m:r>
+          <m:t>​</m:t>
+        </m:r>
+        <m:r>
           <m:rPr>
             <m:sty m:val="p"/>
           </m:rPr>
@@ -859,10 +870,12 @@
         </m:r>
         <m:r>
           <m:rPr>
-            <m:nor/>
             <m:sty m:val="p"/>
           </m:rPr>
           <m:t>E</m:t>
+        </m:r>
+        <m:r>
+          <m:t>​</m:t>
         </m:r>
         <m:d>
           <m:dPr>
@@ -895,6 +908,9 @@
             </m:r>
           </m:e>
         </m:d>
+        <m:r>
+          <m:t>​</m:t>
+        </m:r>
       </m:oMath>
       <w:r>
         <w:t xml:space="preserve"> </w:t>
@@ -2888,10 +2904,12 @@
               </m:r>
               <m:r>
                 <m:rPr>
-                  <m:nor/>
                   <m:sty m:val="p"/>
                 </m:rPr>
                 <m:t>E</m:t>
+              </m:r>
+              <m:r>
+                <m:t>​</m:t>
               </m:r>
               <m:d>
                 <m:dPr>
@@ -2906,6 +2924,9 @@
                   </m:r>
                 </m:e>
               </m:d>
+              <m:r>
+                <m:t>​</m:t>
+              </m:r>
               <m:r>
                 <m:rPr>
                   <m:sty m:val="p"/>
@@ -3065,10 +3086,12 @@
             <m:oMath>
               <m:r>
                 <m:rPr>
-                  <m:nor/>
                   <m:sty m:val="p"/>
                 </m:rPr>
                 <m:t>E</m:t>
+              </m:r>
+              <m:r>
+                <m:t>​</m:t>
               </m:r>
               <m:d>
                 <m:dPr>
@@ -3080,6 +3103,9 @@
                 <m:e>
                   <m:r>
                     <m:t>W</m:t>
+                  </m:r>
+                  <m:r>
+                    <m:t>​</m:t>
                   </m:r>
                   <m:d>
                     <m:dPr>
@@ -3094,8 +3120,14 @@
                       </m:r>
                     </m:e>
                   </m:d>
+                  <m:r>
+                    <m:t>​</m:t>
+                  </m:r>
                 </m:e>
               </m:d>
+              <m:r>
+                <m:t>​</m:t>
+              </m:r>
               <m:r>
                 <m:rPr>
                   <m:sty m:val="p"/>
@@ -3126,7 +3158,6 @@
                   <m:e>
                     <m:r>
                       <m:rPr>
-                        <m:nor/>
                         <m:sty m:val="p"/>
                       </m:rPr>
                       <m:t>E</m:t>
@@ -3141,6 +3172,9 @@
                     </m:r>
                   </m:sub>
                 </m:sSub>
+                <m:r>
+                  <m:t>​</m:t>
+                </m:r>
                 <m:d>
                   <m:dPr>
                     <m:begChr m:val="["/>
@@ -3154,6 +3188,9 @@
                     </m:r>
                   </m:e>
                 </m:d>
+                <m:r>
+                  <m:t>​</m:t>
+                </m:r>
                 <m:limUpp>
                   <m:e>
                     <m:r>
@@ -3180,10 +3217,12 @@
                   <m:num>
                     <m:r>
                       <m:rPr>
-                        <m:nor/>
                         <m:sty m:val="p"/>
                       </m:rPr>
                       <m:t>E</m:t>
+                    </m:r>
+                    <m:r>
+                      <m:t>​</m:t>
                     </m:r>
                     <m:d>
                       <m:dPr>
@@ -3201,14 +3240,19 @@
                         </m:r>
                       </m:e>
                     </m:d>
+                    <m:r>
+                      <m:t>​</m:t>
+                    </m:r>
                   </m:num>
                   <m:den>
                     <m:r>
                       <m:rPr>
-                        <m:nor/>
                         <m:sty m:val="p"/>
                       </m:rPr>
                       <m:t>E</m:t>
+                    </m:r>
+                    <m:r>
+                      <m:t>​</m:t>
                     </m:r>
                     <m:d>
                       <m:dPr>
@@ -3223,6 +3267,9 @@
                         </m:r>
                       </m:e>
                     </m:d>
+                    <m:r>
+                      <m:t>​</m:t>
+                    </m:r>
                   </m:den>
                 </m:f>
                 <m:r>
@@ -3301,7 +3348,6 @@
                 <m:e>
                   <m:r>
                     <m:rPr>
-                      <m:nor/>
                       <m:sty m:val="p"/>
                     </m:rPr>
                     <m:t>E</m:t>
@@ -3316,6 +3362,9 @@
                   </m:r>
                 </m:sub>
               </m:sSub>
+              <m:r>
+                <m:t>​</m:t>
+              </m:r>
               <m:d>
                 <m:dPr>
                   <m:begChr m:val="["/>
@@ -3330,6 +3379,9 @@
                       <m:sty m:val="p"/>
                     </m:rPr>
                     <m:t>1</m:t>
+                  </m:r>
+                  <m:r>
+                    <m:t>​</m:t>
                   </m:r>
                   <m:d>
                     <m:dPr>
@@ -3344,8 +3396,14 @@
                       </m:r>
                     </m:e>
                   </m:d>
+                  <m:r>
+                    <m:t>​</m:t>
+                  </m:r>
                 </m:e>
               </m:d>
+              <m:r>
+                <m:t>​</m:t>
+              </m:r>
             </m:oMath>
             <w:r>
               <w:t xml:space="preserve"> </w:t>
@@ -3378,7 +3436,6 @@
                 <m:e>
                   <m:r>
                     <m:rPr>
-                      <m:nor/>
                       <m:sty m:val="p"/>
                     </m:rPr>
                     <m:t>E</m:t>
@@ -3393,6 +3450,9 @@
                   </m:r>
                 </m:sub>
               </m:sSub>
+              <m:r>
+                <m:t>​</m:t>
+              </m:r>
               <m:d>
                 <m:dPr>
                   <m:begChr m:val="["/>
@@ -3424,6 +3484,9 @@
                   </m:r>
                 </m:e>
               </m:d>
+              <m:r>
+                <m:t>​</m:t>
+              </m:r>
               <m:limUpp>
                 <m:e>
                   <m:r>
@@ -3447,7 +3510,6 @@
                 <m:e>
                   <m:r>
                     <m:rPr>
-                      <m:nor/>
                       <m:sty m:val="p"/>
                     </m:rPr>
                     <m:t>E</m:t>
@@ -3462,6 +3524,9 @@
                   </m:r>
                 </m:sub>
               </m:sSub>
+              <m:r>
+                <m:t>​</m:t>
+              </m:r>
               <m:d>
                 <m:dPr>
                   <m:begChr m:val="["/>
@@ -3479,6 +3544,9 @@
                       <m:sty m:val="p"/>
                     </m:rPr>
                     <m:t>1</m:t>
+                  </m:r>
+                  <m:r>
+                    <m:t>​</m:t>
                   </m:r>
                   <m:d>
                     <m:dPr>
@@ -3502,8 +3570,14 @@
                       </m:r>
                     </m:e>
                   </m:d>
+                  <m:r>
+                    <m:t>​</m:t>
+                  </m:r>
                 </m:e>
               </m:d>
+              <m:r>
+                <m:t>​</m:t>
+              </m:r>
               <m:r>
                 <m:rPr>
                   <m:sty m:val="p"/>
@@ -3684,10 +3758,12 @@
       <m:oMath>
         <m:r>
           <m:rPr>
-            <m:nor/>
             <m:sty m:val="p"/>
           </m:rPr>
           <m:t>E</m:t>
+        </m:r>
+        <m:r>
+          <m:t>​</m:t>
         </m:r>
         <m:d>
           <m:dPr>
@@ -3741,6 +3817,9 @@
           </m:e>
         </m:d>
         <m:r>
+          <m:t>​</m:t>
+        </m:r>
+        <m:r>
           <m:rPr>
             <m:sty m:val="p"/>
           </m:rPr>
@@ -3748,10 +3827,12 @@
         </m:r>
         <m:r>
           <m:rPr>
-            <m:nor/>
             <m:sty m:val="p"/>
           </m:rPr>
           <m:t>E</m:t>
+        </m:r>
+        <m:r>
+          <m:t>​</m:t>
         </m:r>
         <m:d>
           <m:dPr>
@@ -3766,6 +3847,9 @@
             </m:r>
           </m:e>
         </m:d>
+        <m:r>
+          <m:t>​</m:t>
+        </m:r>
         <m:r>
           <m:rPr>
             <m:sty m:val="p"/>
@@ -4249,10 +4333,12 @@
             <m:oMath>
               <m:r>
                 <m:rPr>
-                  <m:nor/>
                   <m:sty m:val="p"/>
                 </m:rPr>
                 <m:t>E</m:t>
+              </m:r>
+              <m:r>
+                <m:t>​</m:t>
               </m:r>
               <m:d>
                 <m:dPr>
@@ -4262,6 +4348,9 @@
                   <m:grow/>
                 </m:dPr>
                 <m:e>
+                  <m:r>
+                    <m:t>​</m:t>
+                  </m:r>
                   <m:d>
                     <m:dPr>
                       <m:begChr m:val="|"/>
@@ -4275,9 +4364,15 @@
                       </m:r>
                     </m:e>
                   </m:d>
+                  <m:r>
+                    <m:t>​</m:t>
+                  </m:r>
                 </m:e>
               </m:d>
               <m:r>
+                <m:t>​</m:t>
+              </m:r>
+              <m:r>
                 <m:rPr>
                   <m:sty m:val="p"/>
                 </m:rPr>
@@ -4299,10 +4394,12 @@
             <m:oMath>
               <m:r>
                 <m:rPr>
-                  <m:nor/>
                   <m:sty m:val="p"/>
                 </m:rPr>
                 <m:t>E</m:t>
+              </m:r>
+              <m:r>
+                <m:t>​</m:t>
               </m:r>
               <m:d>
                 <m:dPr>
@@ -4312,6 +4409,9 @@
                   <m:grow/>
                 </m:dPr>
                 <m:e>
+                  <m:r>
+                    <m:t>​</m:t>
+                  </m:r>
                   <m:d>
                     <m:dPr>
                       <m:begChr m:val="|"/>
@@ -4334,8 +4434,14 @@
                       </m:sSup>
                     </m:e>
                   </m:d>
+                  <m:r>
+                    <m:t>​</m:t>
+                  </m:r>
                 </m:e>
               </m:d>
+              <m:r>
+                <m:t>​</m:t>
+              </m:r>
               <m:r>
                 <m:rPr>
                   <m:sty m:val="p"/>
@@ -4400,10 +4506,12 @@
             <m:oMath>
               <m:r>
                 <m:rPr>
-                  <m:nor/>
                   <m:sty m:val="p"/>
                 </m:rPr>
                 <m:t>E</m:t>
+              </m:r>
+              <m:r>
+                <m:t>​</m:t>
               </m:r>
               <m:d>
                 <m:dPr>
@@ -4428,6 +4536,9 @@
                 </m:e>
               </m:d>
               <m:r>
+                <m:t>​</m:t>
+              </m:r>
+              <m:r>
                 <m:rPr>
                   <m:sty m:val="p"/>
                 </m:rPr>
@@ -4500,7 +4611,6 @@
                 <m:e>
                   <m:r>
                     <m:rPr>
-                      <m:nor/>
                       <m:sty m:val="p"/>
                     </m:rPr>
                     <m:t>E</m:t>
@@ -4515,6 +4625,9 @@
                   </m:r>
                 </m:sub>
               </m:sSub>
+              <m:r>
+                <m:t>​</m:t>
+              </m:r>
               <m:d>
                 <m:dPr>
                   <m:begChr m:val="["/>
@@ -4546,6 +4659,9 @@
                   </m:r>
                 </m:e>
               </m:d>
+              <m:r>
+                <m:t>​</m:t>
+              </m:r>
             </m:oMath>
             <w:r>
               <w:t xml:space="preserve"> </w:t>
@@ -4577,13 +4693,15 @@
                 <m:e>
                   <m:r>
                     <m:rPr>
-                      <m:nor/>
                       <m:sty m:val="p"/>
                     </m:rPr>
                     <m:t>E</m:t>
                   </m:r>
                 </m:e>
               </m:nary>
+              <m:r>
+                <m:t>​</m:t>
+              </m:r>
               <m:d>
                 <m:dPr>
                   <m:begChr m:val="["/>
@@ -4633,6 +4751,9 @@
                   </m:r>
                 </m:e>
               </m:d>
+              <m:r>
+                <m:t>​</m:t>
+              </m:r>
               <m:r>
                 <m:rPr>
                   <m:sty m:val="p"/>
@@ -4990,10 +5111,12 @@
             <m:oMath>
               <m:r>
                 <m:rPr>
-                  <m:nor/>
                   <m:sty m:val="p"/>
                 </m:rPr>
                 <m:t>E</m:t>
+              </m:r>
+              <m:r>
+                <m:t>​</m:t>
               </m:r>
               <m:d>
                 <m:dPr>
@@ -5018,6 +5141,9 @@
                 </m:e>
               </m:d>
               <m:r>
+                <m:t>​</m:t>
+              </m:r>
+              <m:r>
                 <m:rPr>
                   <m:sty m:val="p"/>
                 </m:rPr>
@@ -5027,7 +5153,6 @@
                 <m:e>
                   <m:r>
                     <m:rPr>
-                      <m:nor/>
                       <m:sty m:val="p"/>
                     </m:rPr>
                     <m:t>E</m:t>
@@ -5042,6 +5167,9 @@
                   </m:r>
                 </m:sub>
               </m:sSub>
+              <m:r>
+                <m:t>​</m:t>
+              </m:r>
               <m:d>
                 <m:dPr>
                   <m:begChr m:val="["/>
@@ -5073,6 +5201,9 @@
                   </m:r>
                 </m:e>
               </m:d>
+              <m:r>
+                <m:t>​</m:t>
+              </m:r>
             </m:oMath>
             <w:r>
               <w:t xml:space="preserve"> </w:t>
@@ -5111,7 +5242,6 @@
                 <m:e>
                   <m:r>
                     <m:rPr>
-                      <m:nor/>
                       <m:sty m:val="p"/>
                     </m:rPr>
                     <m:t>E</m:t>
@@ -5126,6 +5256,9 @@
                   </m:r>
                 </m:sub>
               </m:sSub>
+              <m:r>
+                <m:t>​</m:t>
+              </m:r>
               <m:d>
                 <m:dPr>
                   <m:begChr m:val="["/>
@@ -5157,6 +5290,9 @@
                   </m:r>
                 </m:e>
               </m:d>
+              <m:r>
+                <m:t>​</m:t>
+              </m:r>
             </m:oMath>
             <w:r>
               <w:t xml:space="preserve"> </w:t>
@@ -5184,10 +5320,12 @@
             <m:oMath>
               <m:r>
                 <m:rPr>
-                  <m:nor/>
                   <m:sty m:val="p"/>
                 </m:rPr>
                 <m:t>E</m:t>
+              </m:r>
+              <m:r>
+                <m:t>​</m:t>
               </m:r>
               <m:d>
                 <m:dPr>
@@ -5211,6 +5349,9 @@
                   </m:sSup>
                 </m:e>
               </m:d>
+              <m:r>
+                <m:t>​</m:t>
+              </m:r>
             </m:oMath>
             <w:r>
               <w:t xml:space="preserve">.</w:t>
@@ -5410,10 +5551,12 @@
                   <m:e>
                     <m:r>
                       <m:rPr>
-                        <m:nor/>
                         <m:sty m:val="p"/>
                       </m:rPr>
                       <m:t>E</m:t>
+                    </m:r>
+                    <m:r>
+                      <m:t>​</m:t>
                     </m:r>
                     <m:d>
                       <m:dPr>
@@ -5441,6 +5584,9 @@
                             <m:sty m:val="p"/>
                           </m:rPr>
                           <m:t>1</m:t>
+                        </m:r>
+                        <m:r>
+                          <m:t>​</m:t>
                         </m:r>
                         <m:d>
                           <m:dPr>
@@ -5465,11 +5611,17 @@
                           </m:e>
                         </m:d>
                         <m:r>
+                          <m:t>​</m:t>
+                        </m:r>
+                        <m:r>
                           <m:rPr>
                             <m:scr m:val="double-struck"/>
                             <m:sty m:val="p"/>
                           </m:rPr>
                           <m:t>1</m:t>
+                        </m:r>
+                        <m:r>
+                          <m:t>​</m:t>
                         </m:r>
                         <m:d>
                           <m:dPr>
@@ -5493,8 +5645,14 @@
                             </m:r>
                           </m:e>
                         </m:d>
+                        <m:r>
+                          <m:t>​</m:t>
+                        </m:r>
                       </m:e>
                     </m:d>
+                    <m:r>
+                      <m:t>​</m:t>
+                    </m:r>
                     <m:r>
                       <m:t>&amp;</m:t>
                     </m:r>
@@ -5506,10 +5664,12 @@
                     </m:r>
                     <m:r>
                       <m:rPr>
-                        <m:nor/>
                         <m:sty m:val="p"/>
                       </m:rPr>
                       <m:t>E</m:t>
+                    </m:r>
+                    <m:r>
+                      <m:t>​</m:t>
                     </m:r>
                     <m:d>
                       <m:dPr>
@@ -5530,6 +5690,9 @@
                                 <m:sty m:val="p"/>
                               </m:rPr>
                               <m:t>1</m:t>
+                            </m:r>
+                            <m:r>
+                              <m:t>​</m:t>
                             </m:r>
                             <m:d>
                               <m:dPr>
@@ -5554,11 +5717,17 @@
                               </m:e>
                             </m:d>
                             <m:r>
+                              <m:t>​</m:t>
+                            </m:r>
+                            <m:r>
                               <m:rPr>
                                 <m:scr m:val="double-struck"/>
                                 <m:sty m:val="p"/>
                               </m:rPr>
                               <m:t>1</m:t>
+                            </m:r>
+                            <m:r>
+                              <m:t>​</m:t>
                             </m:r>
                             <m:d>
                               <m:dPr>
@@ -5582,6 +5751,9 @@
                                 </m:r>
                               </m:e>
                             </m:d>
+                            <m:r>
+                              <m:t>​</m:t>
+                            </m:r>
                           </m:num>
                           <m:den>
                             <m:r>
@@ -5616,6 +5788,9 @@
                       </m:e>
                     </m:d>
                     <m:r>
+                      <m:t>​</m:t>
+                    </m:r>
+                    <m:r>
                       <m:t>&amp;</m:t>
                     </m:r>
                     <m:r>
@@ -5745,10 +5920,12 @@
                       <m:num>
                         <m:r>
                           <m:rPr>
-                            <m:nor/>
                             <m:sty m:val="p"/>
                           </m:rPr>
                           <m:t>E</m:t>
+                        </m:r>
+                        <m:r>
+                          <m:t>​</m:t>
                         </m:r>
                         <m:d>
                           <m:dPr>
@@ -5764,6 +5941,9 @@
                                 <m:sty m:val="p"/>
                               </m:rPr>
                               <m:t>1</m:t>
+                            </m:r>
+                            <m:r>
+                              <m:t>​</m:t>
                             </m:r>
                             <m:d>
                               <m:dPr>
@@ -5788,11 +5968,17 @@
                               </m:e>
                             </m:d>
                             <m:r>
+                              <m:t>​</m:t>
+                            </m:r>
+                            <m:r>
                               <m:rPr>
                                 <m:scr m:val="double-struck"/>
                                 <m:sty m:val="p"/>
                               </m:rPr>
                               <m:t>1</m:t>
+                            </m:r>
+                            <m:r>
+                              <m:t>​</m:t>
                             </m:r>
                             <m:d>
                               <m:dPr>
@@ -5816,8 +6002,14 @@
                                 </m:r>
                               </m:e>
                             </m:d>
+                            <m:r>
+                              <m:t>​</m:t>
+                            </m:r>
                           </m:e>
                         </m:d>
+                        <m:r>
+                          <m:t>​</m:t>
+                        </m:r>
                       </m:num>
                       <m:den>
                         <m:r>
@@ -6327,10 +6519,12 @@
             <m:oMath>
               <m:r>
                 <m:rPr>
-                  <m:nor/>
                   <m:sty m:val="p"/>
                 </m:rPr>
                 <m:t>E</m:t>
+              </m:r>
+              <m:r>
+                <m:t>​</m:t>
               </m:r>
               <m:d>
                 <m:dPr>
@@ -6355,6 +6549,9 @@
                 </m:e>
               </m:d>
               <m:r>
+                <m:t>​</m:t>
+              </m:r>
+              <m:r>
                 <m:rPr>
                   <m:sty m:val="p"/>
                 </m:rPr>
@@ -6526,10 +6723,12 @@
                       <m:num>
                         <m:r>
                           <m:rPr>
-                            <m:nor/>
                             <m:sty m:val="p"/>
                           </m:rPr>
                           <m:t>E</m:t>
+                        </m:r>
+                        <m:r>
+                          <m:t>​</m:t>
                         </m:r>
                         <m:d>
                           <m:dPr>
@@ -6558,6 +6757,9 @@
                               </m:rPr>
                               <m:t>1</m:t>
                             </m:r>
+                            <m:r>
+                              <m:t>​</m:t>
+                            </m:r>
                             <m:d>
                               <m:dPr>
                                 <m:begChr m:val="("/>
@@ -6581,11 +6783,17 @@
                               </m:e>
                             </m:d>
                             <m:r>
+                              <m:t>​</m:t>
+                            </m:r>
+                            <m:r>
                               <m:rPr>
                                 <m:scr m:val="double-struck"/>
                                 <m:sty m:val="p"/>
                               </m:rPr>
                               <m:t>1</m:t>
+                            </m:r>
+                            <m:r>
+                              <m:t>​</m:t>
                             </m:r>
                             <m:d>
                               <m:dPr>
@@ -6609,16 +6817,24 @@
                                 </m:r>
                               </m:e>
                             </m:d>
+                            <m:r>
+                              <m:t>​</m:t>
+                            </m:r>
                           </m:e>
                         </m:d>
+                        <m:r>
+                          <m:t>​</m:t>
+                        </m:r>
                       </m:num>
                       <m:den>
                         <m:r>
                           <m:rPr>
-                            <m:nor/>
                             <m:sty m:val="p"/>
                           </m:rPr>
                           <m:t>E</m:t>
+                        </m:r>
+                        <m:r>
+                          <m:t>​</m:t>
                         </m:r>
                         <m:d>
                           <m:dPr>
@@ -6642,6 +6858,9 @@
                             </m:sSup>
                           </m:e>
                         </m:d>
+                        <m:r>
+                          <m:t>​</m:t>
+                        </m:r>
                       </m:den>
                     </m:f>
                     <m:r>
@@ -7149,7 +7368,6 @@
                       <m:e>
                         <m:r>
                           <m:rPr>
-                            <m:nor/>
                             <m:sty m:val="p"/>
                           </m:rPr>
                           <m:t>E</m:t>
@@ -7164,6 +7382,9 @@
                         </m:r>
                       </m:sub>
                     </m:sSub>
+                    <m:r>
+                      <m:t>​</m:t>
+                    </m:r>
                     <m:d>
                       <m:dPr>
                         <m:begChr m:val="["/>
@@ -7195,6 +7416,9 @@
                         </m:r>
                       </m:e>
                     </m:d>
+                    <m:r>
+                      <m:t>​</m:t>
+                    </m:r>
                     <m:r>
                       <m:t>&amp;</m:t>
                     </m:r>
@@ -7213,7 +7437,6 @@
                           <m:e>
                             <m:r>
                               <m:rPr>
-                                <m:nor/>
                                 <m:sty m:val="p"/>
                               </m:rPr>
                               <m:t>E</m:t>
@@ -7228,6 +7451,9 @@
                             </m:r>
                           </m:sub>
                         </m:sSub>
+                        <m:r>
+                          <m:t>​</m:t>
+                        </m:r>
                         <m:d>
                           <m:dPr>
                             <m:begChr m:val="["/>
@@ -7245,6 +7471,9 @@
                                 <m:sty m:val="p"/>
                               </m:rPr>
                               <m:t>1</m:t>
+                            </m:r>
+                            <m:r>
+                              <m:t>​</m:t>
                             </m:r>
                             <m:d>
                               <m:dPr>
@@ -7268,8 +7497,14 @@
                                 </m:r>
                               </m:e>
                             </m:d>
+                            <m:r>
+                              <m:t>​</m:t>
+                            </m:r>
                           </m:e>
                         </m:d>
+                        <m:r>
+                          <m:t>​</m:t>
+                        </m:r>
                       </m:num>
                       <m:den>
                         <m:limLow>
@@ -7347,10 +7582,12 @@
                       <m:num>
                         <m:r>
                           <m:rPr>
-                            <m:nor/>
                             <m:sty m:val="p"/>
                           </m:rPr>
                           <m:t>E</m:t>
+                        </m:r>
+                        <m:r>
+                          <m:t>​</m:t>
                         </m:r>
                         <m:d>
                           <m:dPr>
@@ -7382,6 +7619,9 @@
                               </m:rPr>
                               <m:t>1</m:t>
                             </m:r>
+                            <m:r>
+                              <m:t>​</m:t>
+                            </m:r>
                             <m:d>
                               <m:dPr>
                                 <m:begChr m:val="("/>
@@ -7404,8 +7644,14 @@
                                 </m:r>
                               </m:e>
                             </m:d>
+                            <m:r>
+                              <m:t>​</m:t>
+                            </m:r>
                           </m:e>
                         </m:d>
+                        <m:r>
+                          <m:t>​</m:t>
+                        </m:r>
                         <m:r>
                           <m:rPr>
                             <m:sty m:val="p"/>
@@ -7414,10 +7660,12 @@
                         </m:r>
                         <m:r>
                           <m:rPr>
-                            <m:nor/>
                             <m:sty m:val="p"/>
                           </m:rPr>
                           <m:t>E</m:t>
+                        </m:r>
+                        <m:r>
+                          <m:t>​</m:t>
                         </m:r>
                         <m:d>
                           <m:dPr>
@@ -7441,6 +7689,9 @@
                             </m:sSup>
                           </m:e>
                         </m:d>
+                        <m:r>
+                          <m:t>​</m:t>
+                        </m:r>
                       </m:num>
                       <m:den>
                         <m:r>
@@ -7488,10 +7739,12 @@
                       <m:num>
                         <m:r>
                           <m:rPr>
-                            <m:nor/>
                             <m:sty m:val="p"/>
                           </m:rPr>
                           <m:t>E</m:t>
+                        </m:r>
+                        <m:r>
+                          <m:t>​</m:t>
                         </m:r>
                         <m:d>
                           <m:dPr>
@@ -7523,6 +7776,9 @@
                               </m:rPr>
                               <m:t>1</m:t>
                             </m:r>
+                            <m:r>
+                              <m:t>​</m:t>
+                            </m:r>
                             <m:d>
                               <m:dPr>
                                 <m:begChr m:val="("/>
@@ -7545,8 +7801,14 @@
                                 </m:r>
                               </m:e>
                             </m:d>
+                            <m:r>
+                              <m:t>​</m:t>
+                            </m:r>
                           </m:e>
                         </m:d>
+                        <m:r>
+                          <m:t>​</m:t>
+                        </m:r>
                         <m:r>
                           <m:rPr>
                             <m:sty m:val="p"/>
@@ -7587,10 +7849,12 @@
                     </m:r>
                     <m:r>
                       <m:rPr>
-                        <m:nor/>
                         <m:sty m:val="p"/>
                       </m:rPr>
                       <m:t>E</m:t>
+                    </m:r>
+                    <m:r>
+                      <m:t>​</m:t>
                     </m:r>
                     <m:d>
                       <m:dPr>
@@ -7615,6 +7879,9 @@
                       </m:e>
                     </m:d>
                     <m:r>
+                      <m:t>​</m:t>
+                    </m:r>
+                    <m:r>
                       <m:rPr>
                         <m:sty m:val="p"/>
                       </m:rPr>
@@ -7643,10 +7910,12 @@
                     </m:r>
                     <m:r>
                       <m:rPr>
-                        <m:nor/>
                         <m:sty m:val="p"/>
                       </m:rPr>
                       <m:t>E</m:t>
+                    </m:r>
+                    <m:r>
+                      <m:t>​</m:t>
                     </m:r>
                     <m:d>
                       <m:dPr>
@@ -7677,6 +7946,9 @@
                             <m:sty m:val="p"/>
                           </m:rPr>
                           <m:t>1</m:t>
+                        </m:r>
+                        <m:r>
+                          <m:t>​</m:t>
                         </m:r>
                         <m:d>
                           <m:dPr>
@@ -7700,8 +7972,14 @@
                             </m:r>
                           </m:e>
                         </m:d>
+                        <m:r>
+                          <m:t>​</m:t>
+                        </m:r>
                       </m:e>
                     </m:d>
+                    <m:r>
+                      <m:t>​</m:t>
+                    </m:r>
                     <m:r>
                       <m:t>&amp;</m:t>
                     </m:r>
@@ -7756,13 +8034,15 @@
                       <m:e>
                         <m:r>
                           <m:rPr>
-                            <m:nor/>
                             <m:sty m:val="p"/>
                           </m:rPr>
                           <m:t>E</m:t>
                         </m:r>
                       </m:e>
                     </m:nary>
+                    <m:r>
+                      <m:t>​</m:t>
+                    </m:r>
                     <m:d>
                       <m:dPr>
                         <m:begChr m:val="["/>
@@ -7792,6 +8072,9 @@
                             <m:sty m:val="p"/>
                           </m:rPr>
                           <m:t>1</m:t>
+                        </m:r>
+                        <m:r>
+                          <m:t>​</m:t>
                         </m:r>
                         <m:d>
                           <m:dPr>
@@ -7816,6 +8099,9 @@
                           </m:e>
                         </m:d>
                         <m:r>
+                          <m:t>​</m:t>
+                        </m:r>
+                        <m:r>
                           <m:rPr>
                             <m:sty m:val="p"/>
                           </m:rPr>
@@ -7835,6 +8121,9 @@
                         </m:r>
                       </m:e>
                     </m:d>
+                    <m:r>
+                      <m:t>​</m:t>
+                    </m:r>
                     <m:r>
                       <m:rPr>
                         <m:sty m:val="p"/>
@@ -7924,10 +8213,12 @@
                           <m:num>
                             <m:r>
                               <m:rPr>
-                                <m:nor/>
                                 <m:sty m:val="p"/>
                               </m:rPr>
                               <m:t>E</m:t>
+                            </m:r>
+                            <m:r>
+                              <m:t>​</m:t>
                             </m:r>
                             <m:d>
                               <m:dPr>
@@ -7946,6 +8237,9 @@
                                     <m:sty m:val="p"/>
                                   </m:rPr>
                                   <m:t>1</m:t>
+                                </m:r>
+                                <m:r>
+                                  <m:t>​</m:t>
                                 </m:r>
                                 <m:d>
                                   <m:dPr>
@@ -7970,6 +8264,9 @@
                                   </m:e>
                                 </m:d>
                                 <m:r>
+                                  <m:t>​</m:t>
+                                </m:r>
+                                <m:r>
                                   <m:rPr>
                                     <m:sty m:val="p"/>
                                   </m:rPr>
@@ -7989,6 +8286,9 @@
                                 </m:r>
                               </m:e>
                             </m:d>
+                            <m:r>
+                              <m:t>​</m:t>
+                            </m:r>
                           </m:num>
                           <m:den>
                             <m:r>
@@ -8200,10 +8500,12 @@
                           <m:num>
                             <m:r>
                               <m:rPr>
-                                <m:nor/>
                                 <m:sty m:val="p"/>
                               </m:rPr>
                               <m:t>E</m:t>
+                            </m:r>
+                            <m:r>
+                              <m:t>​</m:t>
                             </m:r>
                             <m:d>
                               <m:dPr>
@@ -8254,6 +8556,9 @@
                                 </m:r>
                               </m:e>
                             </m:d>
+                            <m:r>
+                              <m:t>​</m:t>
+                            </m:r>
                             <m:r>
                               <m:t>f</m:t>
                             </m:r>
@@ -8359,10 +8664,12 @@
                     </m:r>
                     <m:r>
                       <m:rPr>
-                        <m:nor/>
                         <m:sty m:val="p"/>
                       </m:rPr>
                       <m:t>E</m:t>
+                    </m:r>
+                    <m:r>
+                      <m:t>​</m:t>
                     </m:r>
                     <m:d>
                       <m:dPr>
@@ -8381,6 +8688,9 @@
                             <m:sty m:val="p"/>
                           </m:rPr>
                           <m:t>1</m:t>
+                        </m:r>
+                        <m:r>
+                          <m:t>​</m:t>
                         </m:r>
                         <m:d>
                           <m:dPr>
@@ -8405,6 +8715,9 @@
                           </m:e>
                         </m:d>
                         <m:r>
+                          <m:t>​</m:t>
+                        </m:r>
+                        <m:r>
                           <m:rPr>
                             <m:sty m:val="p"/>
                           </m:rPr>
@@ -8425,6 +8738,9 @@
                       </m:e>
                     </m:d>
                     <m:r>
+                      <m:t>​</m:t>
+                    </m:r>
+                    <m:r>
                       <m:rPr>
                         <m:sty m:val="p"/>
                       </m:rPr>
@@ -8432,10 +8748,12 @@
                     </m:r>
                     <m:r>
                       <m:rPr>
-                        <m:nor/>
                         <m:sty m:val="p"/>
                       </m:rPr>
                       <m:t>E</m:t>
+                    </m:r>
+                    <m:r>
+                      <m:t>​</m:t>
                     </m:r>
                     <m:d>
                       <m:dPr>
@@ -8487,6 +8805,9 @@
                       </m:e>
                     </m:d>
                     <m:r>
+                      <m:t>​</m:t>
+                    </m:r>
+                    <m:r>
                       <m:rPr>
                         <m:sty m:val="p"/>
                       </m:rPr>
@@ -8572,13 +8893,15 @@
                       <m:e>
                         <m:r>
                           <m:rPr>
-                            <m:nor/>
                             <m:sty m:val="p"/>
                           </m:rPr>
                           <m:t>E</m:t>
                         </m:r>
                       </m:e>
                     </m:nary>
+                    <m:r>
+                      <m:t>​</m:t>
+                    </m:r>
                     <m:d>
                       <m:dPr>
                         <m:begChr m:val="["/>
@@ -8628,6 +8951,9 @@
                         </m:r>
                       </m:e>
                     </m:d>
+                    <m:r>
+                      <m:t>​</m:t>
+                    </m:r>
                     <m:r>
                       <m:rPr>
                         <m:sty m:val="p"/>
@@ -8890,10 +9216,12 @@
                       <m:num>
                         <m:r>
                           <m:rPr>
-                            <m:nor/>
                             <m:sty m:val="p"/>
                           </m:rPr>
                           <m:t>E</m:t>
+                        </m:r>
+                        <m:r>
+                          <m:t>​</m:t>
                         </m:r>
                         <m:d>
                           <m:dPr>
@@ -8921,6 +9249,9 @@
                                 <m:sty m:val="p"/>
                               </m:rPr>
                               <m:t>1</m:t>
+                            </m:r>
+                            <m:r>
+                              <m:t>​</m:t>
                             </m:r>
                             <m:d>
                               <m:dPr>
@@ -8954,11 +9285,17 @@
                               </m:e>
                             </m:d>
                             <m:r>
+                              <m:t>​</m:t>
+                            </m:r>
+                            <m:r>
                               <m:rPr>
                                 <m:scr m:val="double-struck"/>
                                 <m:sty m:val="p"/>
                               </m:rPr>
                               <m:t>1</m:t>
+                            </m:r>
+                            <m:r>
+                              <m:t>​</m:t>
                             </m:r>
                             <m:d>
                               <m:dPr>
@@ -8994,16 +9331,24 @@
                                 </m:sSup>
                               </m:e>
                             </m:d>
+                            <m:r>
+                              <m:t>​</m:t>
+                            </m:r>
                           </m:e>
                         </m:d>
+                        <m:r>
+                          <m:t>​</m:t>
+                        </m:r>
                       </m:num>
                       <m:den>
                         <m:r>
                           <m:rPr>
-                            <m:nor/>
                             <m:sty m:val="p"/>
                           </m:rPr>
                           <m:t>E</m:t>
+                        </m:r>
+                        <m:r>
+                          <m:t>​</m:t>
                         </m:r>
                         <m:d>
                           <m:dPr>
@@ -9027,6 +9372,9 @@
                             </m:sSup>
                           </m:e>
                         </m:d>
+                        <m:r>
+                          <m:t>​</m:t>
+                        </m:r>
                       </m:den>
                     </m:f>
                     <m:r>
@@ -9070,10 +9418,12 @@
                     </m:f>
                     <m:r>
                       <m:rPr>
-                        <m:nor/>
                         <m:sty m:val="p"/>
                       </m:rPr>
                       <m:t>E</m:t>
+                    </m:r>
+                    <m:r>
+                      <m:t>​</m:t>
                     </m:r>
                     <m:d>
                       <m:dPr>
@@ -9101,6 +9451,9 @@
                             <m:sty m:val="p"/>
                           </m:rPr>
                           <m:t>1</m:t>
+                        </m:r>
+                        <m:r>
+                          <m:t>​</m:t>
                         </m:r>
                         <m:d>
                           <m:dPr>
@@ -9134,11 +9487,17 @@
                           </m:e>
                         </m:d>
                         <m:r>
+                          <m:t>​</m:t>
+                        </m:r>
+                        <m:r>
                           <m:rPr>
                             <m:scr m:val="double-struck"/>
                             <m:sty m:val="p"/>
                           </m:rPr>
                           <m:t>1</m:t>
+                        </m:r>
+                        <m:r>
+                          <m:t>​</m:t>
                         </m:r>
                         <m:d>
                           <m:dPr>
@@ -9174,8 +9533,14 @@
                             </m:sSup>
                           </m:e>
                         </m:d>
+                        <m:r>
+                          <m:t>​</m:t>
+                        </m:r>
                       </m:e>
                     </m:d>
+                    <m:r>
+                      <m:t>​</m:t>
+                    </m:r>
                     <m:r>
                       <m:t>&amp;</m:t>
                     </m:r>
@@ -9191,10 +9556,12 @@
                     </m:r>
                     <m:r>
                       <m:rPr>
-                        <m:nor/>
                         <m:sty m:val="p"/>
                       </m:rPr>
                       <m:t>E</m:t>
+                    </m:r>
+                    <m:r>
+                      <m:t>​</m:t>
                     </m:r>
                     <m:d>
                       <m:dPr>
@@ -9219,6 +9586,9 @@
                       </m:e>
                     </m:d>
                     <m:r>
+                      <m:t>​</m:t>
+                    </m:r>
+                    <m:r>
                       <m:rPr>
                         <m:sty m:val="p"/>
                       </m:rPr>
@@ -9280,13 +9650,15 @@
                       <m:e>
                         <m:r>
                           <m:rPr>
-                            <m:nor/>
                             <m:sty m:val="p"/>
                           </m:rPr>
                           <m:t>E</m:t>
                         </m:r>
                       </m:e>
                     </m:nary>
+                    <m:r>
+                      <m:t>​</m:t>
+                    </m:r>
                     <m:d>
                       <m:dPr>
                         <m:begChr m:val="["/>
@@ -9313,6 +9685,9 @@
                             <m:sty m:val="p"/>
                           </m:rPr>
                           <m:t>1</m:t>
+                        </m:r>
+                        <m:r>
+                          <m:t>​</m:t>
                         </m:r>
                         <m:d>
                           <m:dPr>
@@ -9346,11 +9721,17 @@
                           </m:e>
                         </m:d>
                         <m:r>
+                          <m:t>​</m:t>
+                        </m:r>
+                        <m:r>
                           <m:rPr>
                             <m:scr m:val="double-struck"/>
                             <m:sty m:val="p"/>
                           </m:rPr>
                           <m:t>1</m:t>
+                        </m:r>
+                        <m:r>
+                          <m:t>​</m:t>
                         </m:r>
                         <m:d>
                           <m:dPr>
@@ -9387,6 +9768,9 @@
                           </m:e>
                         </m:d>
                         <m:r>
+                          <m:t>​</m:t>
+                        </m:r>
+                        <m:r>
                           <m:rPr>
                             <m:sty m:val="p"/>
                           </m:rPr>
@@ -9406,6 +9790,9 @@
                         </m:r>
                       </m:e>
                     </m:d>
+                    <m:r>
+                      <m:t>​</m:t>
+                    </m:r>
                     <m:r>
                       <m:rPr>
                         <m:sty m:val="p"/>
@@ -9510,10 +9897,12 @@
                           <m:num>
                             <m:r>
                               <m:rPr>
-                                <m:nor/>
                                 <m:sty m:val="p"/>
                               </m:rPr>
                               <m:t>E</m:t>
+                            </m:r>
+                            <m:r>
+                              <m:t>​</m:t>
                             </m:r>
                             <m:d>
                               <m:dPr>
@@ -9529,6 +9918,9 @@
                                     <m:sty m:val="p"/>
                                   </m:rPr>
                                   <m:t>1</m:t>
+                                </m:r>
+                                <m:r>
+                                  <m:t>​</m:t>
                                 </m:r>
                                 <m:d>
                                   <m:dPr>
@@ -9562,11 +9954,17 @@
                                   </m:e>
                                 </m:d>
                                 <m:r>
+                                  <m:t>​</m:t>
+                                </m:r>
+                                <m:r>
                                   <m:rPr>
                                     <m:scr m:val="double-struck"/>
                                     <m:sty m:val="p"/>
                                   </m:rPr>
                                   <m:t>1</m:t>
+                                </m:r>
+                                <m:r>
+                                  <m:t>​</m:t>
                                 </m:r>
                                 <m:d>
                                   <m:dPr>
@@ -9603,6 +10001,9 @@
                                   </m:e>
                                 </m:d>
                                 <m:r>
+                                  <m:t>​</m:t>
+                                </m:r>
+                                <m:r>
                                   <m:rPr>
                                     <m:sty m:val="p"/>
                                   </m:rPr>
@@ -9622,6 +10023,9 @@
                                 </m:r>
                               </m:e>
                             </m:d>
+                            <m:r>
+                              <m:t>​</m:t>
+                            </m:r>
                           </m:num>
                           <m:den>
                             <m:r>
@@ -11154,10 +11558,12 @@
             <m:oMath>
               <m:r>
                 <m:rPr>
-                  <m:nor/>
                   <m:sty m:val="p"/>
                 </m:rPr>
                 <m:t>E</m:t>
+              </m:r>
+              <m:r>
+                <m:t>​</m:t>
               </m:r>
               <m:d>
                 <m:dPr>
@@ -11182,6 +11588,9 @@
                 </m:e>
               </m:d>
               <m:r>
+                <m:t>​</m:t>
+              </m:r>
+              <m:r>
                 <m:rPr>
                   <m:sty m:val="p"/>
                 </m:rPr>
@@ -11207,13 +11616,15 @@
                 <m:e>
                   <m:r>
                     <m:rPr>
-                      <m:nor/>
                       <m:sty m:val="p"/>
                     </m:rPr>
                     <m:t>E</m:t>
                   </m:r>
                 </m:e>
               </m:nary>
+              <m:r>
+                <m:t>​</m:t>
+              </m:r>
               <m:d>
                 <m:dPr>
                   <m:begChr m:val="["/>
@@ -11264,6 +11675,9 @@
                 </m:e>
               </m:d>
               <m:r>
+                <m:t>​</m:t>
+              </m:r>
+              <m:r>
                 <m:rPr>
                   <m:sty m:val="p"/>
                 </m:rPr>
@@ -11311,7 +11725,6 @@
                 <m:e>
                   <m:r>
                     <m:rPr>
-                      <m:nor/>
                       <m:sty m:val="p"/>
                     </m:rPr>
                     <m:t>E</m:t>
@@ -11326,6 +11739,9 @@
                   </m:r>
                 </m:sub>
               </m:sSub>
+              <m:r>
+                <m:t>​</m:t>
+              </m:r>
               <m:d>
                 <m:dPr>
                   <m:begChr m:val="["/>
@@ -11357,6 +11773,9 @@
                   </m:r>
                 </m:e>
               </m:d>
+              <m:r>
+                <m:t>​</m:t>
+              </m:r>
             </m:oMath>
             <w:r>
               <w:t xml:space="preserve"> </w:t>
@@ -11413,10 +11832,12 @@
       <m:oMath>
         <m:r>
           <m:rPr>
-            <m:nor/>
             <m:sty m:val="p"/>
           </m:rPr>
           <m:t>E</m:t>
+        </m:r>
+        <m:r>
+          <m:t>​</m:t>
         </m:r>
         <m:d>
           <m:dPr>
@@ -11440,6 +11861,9 @@
             </m:sSup>
           </m:e>
         </m:d>
+        <m:r>
+          <m:t>​</m:t>
+        </m:r>
         <m:r>
           <m:rPr>
             <m:sty m:val="p"/>
@@ -11868,51 +12292,48 @@
                 </m:rPr>
                 <m:t>=</m:t>
               </m:r>
-              <m:acc>
-                <m:accPr>
-                  <m:chr m:val="̂"/>
-                </m:accPr>
+              <m:r>
+                <m:rPr>
+                  <m:sty m:val="p"/>
+                </m:rPr>
+                <m:t/>
+              </m:r>
+              <m:r>
+                <m:t>​</m:t>
+              </m:r>
+              <m:d>
+                <m:dPr>
+                  <m:begChr m:val="["/>
+                  <m:sepChr m:val=""/>
+                  <m:endChr m:val="]"/>
+                  <m:grow/>
+                </m:dPr>
                 <m:e>
+                  <m:r>
+                    <m:t>A</m:t>
+                  </m:r>
                   <m:r>
                     <m:rPr>
                       <m:sty m:val="p"/>
                     </m:rPr>
-                    <m:t>Pr</m:t>
+                    <m:t>=</m:t>
+                  </m:r>
+                  <m:r>
+                    <m:t>1</m:t>
+                  </m:r>
+                  <m:r>
+                    <m:rPr>
+                      <m:sty m:val="p"/>
+                    </m:rPr>
+                    <m:t>∣</m:t>
+                  </m:r>
+                  <m:r>
+                    <m:t>L</m:t>
                   </m:r>
                 </m:e>
-              </m:acc>
-              <m:r>
-                <m:rPr>
-                  <m:sty m:val="p"/>
-                </m:rPr>
-                <m:t>[</m:t>
-              </m:r>
-              <m:r>
-                <m:t>A</m:t>
-              </m:r>
-              <m:r>
-                <m:rPr>
-                  <m:sty m:val="p"/>
-                </m:rPr>
-                <m:t>=</m:t>
-              </m:r>
-              <m:r>
-                <m:t>1</m:t>
-              </m:r>
-              <m:r>
-                <m:rPr>
-                  <m:sty m:val="p"/>
-                </m:rPr>
-                <m:t>∣</m:t>
-              </m:r>
-              <m:r>
-                <m:t>L</m:t>
-              </m:r>
-              <m:r>
-                <m:rPr>
-                  <m:sty m:val="p"/>
-                </m:rPr>
-                <m:t>]</m:t>
+              </m:d>
+              <m:r>
+                <m:t>​</m:t>
               </m:r>
             </m:oMath>
             <w:r>
@@ -12000,51 +12421,48 @@
                 </m:rPr>
                 <m:t>−</m:t>
               </m:r>
-              <m:acc>
-                <m:accPr>
-                  <m:chr m:val="̂"/>
-                </m:accPr>
+              <m:r>
+                <m:rPr>
+                  <m:sty m:val="p"/>
+                </m:rPr>
+                <m:t/>
+              </m:r>
+              <m:r>
+                <m:t>​</m:t>
+              </m:r>
+              <m:d>
+                <m:dPr>
+                  <m:begChr m:val="["/>
+                  <m:sepChr m:val=""/>
+                  <m:endChr m:val="]"/>
+                  <m:grow/>
+                </m:dPr>
                 <m:e>
+                  <m:r>
+                    <m:t>A</m:t>
+                  </m:r>
                   <m:r>
                     <m:rPr>
                       <m:sty m:val="p"/>
                     </m:rPr>
-                    <m:t>Pr</m:t>
+                    <m:t>=</m:t>
+                  </m:r>
+                  <m:r>
+                    <m:t>1</m:t>
+                  </m:r>
+                  <m:r>
+                    <m:rPr>
+                      <m:sty m:val="p"/>
+                    </m:rPr>
+                    <m:t>∣</m:t>
+                  </m:r>
+                  <m:r>
+                    <m:t>L</m:t>
                   </m:r>
                 </m:e>
-              </m:acc>
-              <m:r>
-                <m:rPr>
-                  <m:sty m:val="p"/>
-                </m:rPr>
-                <m:t>[</m:t>
-              </m:r>
-              <m:r>
-                <m:t>A</m:t>
-              </m:r>
-              <m:r>
-                <m:rPr>
-                  <m:sty m:val="p"/>
-                </m:rPr>
-                <m:t>=</m:t>
-              </m:r>
-              <m:r>
-                <m:t>1</m:t>
-              </m:r>
-              <m:r>
-                <m:rPr>
-                  <m:sty m:val="p"/>
-                </m:rPr>
-                <m:t>∣</m:t>
-              </m:r>
-              <m:r>
-                <m:t>L</m:t>
-              </m:r>
-              <m:r>
-                <m:rPr>
-                  <m:sty m:val="p"/>
-                </m:rPr>
-                <m:t>]</m:t>
+              </m:d>
+              <m:r>
+                <m:t>​</m:t>
               </m:r>
             </m:oMath>
             <w:r>
@@ -12189,51 +12607,48 @@
         <w:t xml:space="preserve"> </w:t>
       </w:r>
       <m:oMath>
-        <m:acc>
-          <m:accPr>
-            <m:chr m:val="̂"/>
-          </m:accPr>
+        <m:r>
+          <m:rPr>
+            <m:sty m:val="p"/>
+          </m:rPr>
+          <m:t/>
+        </m:r>
+        <m:r>
+          <m:t>​</m:t>
+        </m:r>
+        <m:d>
+          <m:dPr>
+            <m:begChr m:val="["/>
+            <m:sepChr m:val=""/>
+            <m:endChr m:val="]"/>
+            <m:grow/>
+          </m:dPr>
           <m:e>
+            <m:r>
+              <m:t>A</m:t>
+            </m:r>
             <m:r>
               <m:rPr>
                 <m:sty m:val="p"/>
               </m:rPr>
-              <m:t>Pr</m:t>
+              <m:t>=</m:t>
+            </m:r>
+            <m:r>
+              <m:t>1</m:t>
+            </m:r>
+            <m:r>
+              <m:rPr>
+                <m:sty m:val="p"/>
+              </m:rPr>
+              <m:t>∣</m:t>
+            </m:r>
+            <m:r>
+              <m:t>L</m:t>
             </m:r>
           </m:e>
-        </m:acc>
-        <m:r>
-          <m:rPr>
-            <m:sty m:val="p"/>
-          </m:rPr>
-          <m:t>[</m:t>
-        </m:r>
-        <m:r>
-          <m:t>A</m:t>
-        </m:r>
-        <m:r>
-          <m:rPr>
-            <m:sty m:val="p"/>
-          </m:rPr>
-          <m:t>=</m:t>
-        </m:r>
-        <m:r>
-          <m:t>1</m:t>
-        </m:r>
-        <m:r>
-          <m:rPr>
-            <m:sty m:val="p"/>
-          </m:rPr>
-          <m:t>∣</m:t>
-        </m:r>
-        <m:r>
-          <m:t>L</m:t>
-        </m:r>
-        <m:r>
-          <m:rPr>
-            <m:sty m:val="p"/>
-          </m:rPr>
-          <m:t>]</m:t>
+        </m:d>
+        <m:r>
+          <m:t>​</m:t>
         </m:r>
       </m:oMath>
       <w:r>
@@ -12302,10 +12717,12 @@
         <m:oMath>
           <m:r>
             <m:rPr>
-              <m:nor/>
               <m:sty m:val="p"/>
             </m:rPr>
             <m:t>E</m:t>
+          </m:r>
+          <m:r>
+            <m:t>​</m:t>
           </m:r>
           <m:d>
             <m:dPr>
@@ -12329,6 +12746,9 @@
               </m:r>
             </m:e>
           </m:d>
+          <m:r>
+            <m:t>​</m:t>
+          </m:r>
           <m:r>
             <m:rPr>
               <m:sty m:val="p"/>
@@ -12562,10 +12982,12 @@
             <m:oMath>
               <m:r>
                 <m:rPr>
-                  <m:nor/>
                   <m:sty m:val="p"/>
                 </m:rPr>
                 <m:t>E</m:t>
+              </m:r>
+              <m:r>
+                <m:t>​</m:t>
               </m:r>
               <m:d>
                 <m:dPr>
@@ -12589,6 +13011,9 @@
                   </m:r>
                 </m:e>
               </m:d>
+              <m:r>
+                <m:t>​</m:t>
+              </m:r>
               <m:r>
                 <m:rPr>
                   <m:sty m:val="p"/>
@@ -12684,90 +13109,96 @@
                     </m:sSub>
                   </m:e>
                 </m:nary>
+                <m:r>
+                  <m:t>​</m:t>
+                </m:r>
+                <m:d>
+                  <m:dPr>
+                    <m:begChr m:val="["/>
+                    <m:sepChr m:val=""/>
+                    <m:endChr m:val="]"/>
+                    <m:grow/>
+                  </m:dPr>
+                  <m:e>
+                    <m:sSub>
+                      <m:e>
+                        <m:r>
+                          <m:t>Y</m:t>
+                        </m:r>
+                      </m:e>
+                      <m:sub>
+                        <m:r>
+                          <m:t>i</m:t>
+                        </m:r>
+                      </m:sub>
+                    </m:sSub>
+                    <m:r>
+                      <m:rPr>
+                        <m:sty m:val="p"/>
+                      </m:rPr>
+                      <m:t>−</m:t>
+                    </m:r>
+                    <m:r>
+                      <m:rPr>
+                        <m:sty m:val="p"/>
+                      </m:rPr>
+                      <m:t>(</m:t>
+                    </m:r>
+                    <m:sSub>
+                      <m:e>
+                        <m:r>
+                          <m:t>θ</m:t>
+                        </m:r>
+                      </m:e>
+                      <m:sub>
+                        <m:r>
+                          <m:t>0</m:t>
+                        </m:r>
+                      </m:sub>
+                    </m:sSub>
+                    <m:r>
+                      <m:rPr>
+                        <m:sty m:val="p"/>
+                      </m:rPr>
+                      <m:t>+</m:t>
+                    </m:r>
+                    <m:sSub>
+                      <m:e>
+                        <m:r>
+                          <m:t>θ</m:t>
+                        </m:r>
+                      </m:e>
+                      <m:sub>
+                        <m:r>
+                          <m:t>1</m:t>
+                        </m:r>
+                      </m:sub>
+                    </m:sSub>
+                    <m:sSub>
+                      <m:e>
+                        <m:r>
+                          <m:t>A</m:t>
+                        </m:r>
+                      </m:e>
+                      <m:sub>
+                        <m:r>
+                          <m:t>i</m:t>
+                        </m:r>
+                      </m:sub>
+                    </m:sSub>
+                    <m:r>
+                      <m:rPr>
+                        <m:sty m:val="p"/>
+                      </m:rPr>
+                      <m:t>)</m:t>
+                    </m:r>
+                  </m:e>
+                </m:d>
                 <m:sSup>
                   <m:e>
-                    <m:d>
-                      <m:dPr>
-                        <m:begChr m:val="["/>
-                        <m:sepChr m:val=""/>
-                        <m:endChr m:val="]"/>
-                        <m:grow/>
-                      </m:dPr>
-                      <m:e>
-                        <m:sSub>
-                          <m:e>
-                            <m:r>
-                              <m:t>Y</m:t>
-                            </m:r>
-                          </m:e>
-                          <m:sub>
-                            <m:r>
-                              <m:t>i</m:t>
-                            </m:r>
-                          </m:sub>
-                        </m:sSub>
-                        <m:r>
-                          <m:rPr>
-                            <m:sty m:val="p"/>
-                          </m:rPr>
-                          <m:t>−</m:t>
-                        </m:r>
-                        <m:r>
-                          <m:rPr>
-                            <m:sty m:val="p"/>
-                          </m:rPr>
-                          <m:t>(</m:t>
-                        </m:r>
-                        <m:sSub>
-                          <m:e>
-                            <m:r>
-                              <m:t>θ</m:t>
-                            </m:r>
-                          </m:e>
-                          <m:sub>
-                            <m:r>
-                              <m:t>0</m:t>
-                            </m:r>
-                          </m:sub>
-                        </m:sSub>
-                        <m:r>
-                          <m:rPr>
-                            <m:sty m:val="p"/>
-                          </m:rPr>
-                          <m:t>+</m:t>
-                        </m:r>
-                        <m:sSub>
-                          <m:e>
-                            <m:r>
-                              <m:t>θ</m:t>
-                            </m:r>
-                          </m:e>
-                          <m:sub>
-                            <m:r>
-                              <m:t>1</m:t>
-                            </m:r>
-                          </m:sub>
-                        </m:sSub>
-                        <m:sSub>
-                          <m:e>
-                            <m:r>
-                              <m:t>A</m:t>
-                            </m:r>
-                          </m:e>
-                          <m:sub>
-                            <m:r>
-                              <m:t>i</m:t>
-                            </m:r>
-                          </m:sub>
-                        </m:sSub>
-                        <m:r>
-                          <m:rPr>
-                            <m:sty m:val="p"/>
-                          </m:rPr>
-                          <m:t>)</m:t>
-                        </m:r>
-                      </m:e>
-                    </m:d>
+                    <m:r>
+                      <m:t>​</m:t>
+                    </m:r>
                   </m:e>
                   <m:sup>
                     <m:r>
@@ -12801,10 +13232,12 @@
       <m:oMath>
         <m:r>
           <m:rPr>
-            <m:nor/>
             <m:sty m:val="p"/>
           </m:rPr>
           <m:t>E</m:t>
+        </m:r>
+        <m:r>
+          <m:t>​</m:t>
         </m:r>
         <m:d>
           <m:dPr>
@@ -12829,6 +13262,9 @@
           </m:e>
         </m:d>
         <m:r>
+          <m:t>​</m:t>
+        </m:r>
+        <m:r>
           <m:rPr>
             <m:sty m:val="p"/>
           </m:rPr>
@@ -12880,10 +13316,12 @@
       <m:oMath>
         <m:r>
           <m:rPr>
-            <m:nor/>
             <m:sty m:val="p"/>
           </m:rPr>
           <m:t>E</m:t>
+        </m:r>
+        <m:r>
+          <m:t>​</m:t>
         </m:r>
         <m:d>
           <m:dPr>
@@ -12916,6 +13354,9 @@
             </m:r>
           </m:e>
         </m:d>
+        <m:r>
+          <m:t>​</m:t>
+        </m:r>
       </m:oMath>
       <w:r>
         <w:t xml:space="preserve"> </w:t>
@@ -12929,10 +13370,12 @@
       <m:oMath>
         <m:r>
           <m:rPr>
-            <m:nor/>
             <m:sty m:val="p"/>
           </m:rPr>
           <m:t>E</m:t>
+        </m:r>
+        <m:r>
+          <m:t>​</m:t>
         </m:r>
         <m:d>
           <m:dPr>
@@ -12965,6 +13408,9 @@
             </m:r>
           </m:e>
         </m:d>
+        <m:r>
+          <m:t>​</m:t>
+        </m:r>
       </m:oMath>
       <w:r>
         <w:t xml:space="preserve">, and</w:t>
@@ -12993,10 +13439,12 @@
         </m:r>
         <m:r>
           <m:rPr>
-            <m:nor/>
             <m:sty m:val="p"/>
           </m:rPr>
           <m:t>E</m:t>
+        </m:r>
+        <m:r>
+          <m:t>​</m:t>
         </m:r>
         <m:d>
           <m:dPr>
@@ -13030,6 +13478,9 @@
           </m:e>
         </m:d>
         <m:r>
+          <m:t>​</m:t>
+        </m:r>
+        <m:r>
           <m:rPr>
             <m:sty m:val="p"/>
           </m:rPr>
@@ -13037,10 +13488,12 @@
         </m:r>
         <m:r>
           <m:rPr>
-            <m:nor/>
             <m:sty m:val="p"/>
           </m:rPr>
           <m:t>E</m:t>
+        </m:r>
+        <m:r>
+          <m:t>​</m:t>
         </m:r>
         <m:d>
           <m:dPr>
@@ -13073,6 +13526,9 @@
             </m:r>
           </m:e>
         </m:d>
+        <m:r>
+          <m:t>​</m:t>
+        </m:r>
       </m:oMath>
       <w:r>
         <w:t xml:space="preserve">.</w:t>
@@ -13208,7 +13664,6 @@
           <m:e>
             <m:r>
               <m:rPr>
-                <m:nor/>
                 <m:sty m:val="p"/>
               </m:rPr>
               <m:t>E</m:t>
@@ -13223,6 +13678,9 @@
             </m:r>
           </m:sub>
         </m:sSub>
+        <m:r>
+          <m:t>​</m:t>
+        </m:r>
         <m:d>
           <m:dPr>
             <m:begChr m:val="["/>
@@ -13255,6 +13713,9 @@
           </m:e>
         </m:d>
         <m:r>
+          <m:t>​</m:t>
+        </m:r>
+        <m:r>
           <m:rPr>
             <m:sty m:val="p"/>
           </m:rPr>
@@ -13264,7 +13725,6 @@
           <m:e>
             <m:r>
               <m:rPr>
-                <m:nor/>
                 <m:sty m:val="p"/>
               </m:rPr>
               <m:t>E</m:t>
@@ -13279,6 +13739,9 @@
             </m:r>
           </m:sub>
         </m:sSub>
+        <m:r>
+          <m:t>​</m:t>
+        </m:r>
         <m:d>
           <m:dPr>
             <m:begChr m:val="["/>
@@ -13310,6 +13773,9 @@
             </m:r>
           </m:e>
         </m:d>
+        <m:r>
+          <m:t>​</m:t>
+        </m:r>
       </m:oMath>
       <w:r>
         <w:t xml:space="preserve"> </w:t>
@@ -13323,10 +13789,12 @@
       <m:oMath>
         <m:r>
           <m:rPr>
-            <m:nor/>
             <m:sty m:val="p"/>
           </m:rPr>
           <m:t>E</m:t>
+        </m:r>
+        <m:r>
+          <m:t>​</m:t>
         </m:r>
         <m:d>
           <m:dPr>
@@ -13360,6 +13828,9 @@
           </m:e>
         </m:d>
         <m:r>
+          <m:t>​</m:t>
+        </m:r>
+        <m:r>
           <m:rPr>
             <m:sty m:val="p"/>
           </m:rPr>
@@ -13367,10 +13838,12 @@
         </m:r>
         <m:r>
           <m:rPr>
-            <m:nor/>
             <m:sty m:val="p"/>
           </m:rPr>
           <m:t>E</m:t>
+        </m:r>
+        <m:r>
+          <m:t>​</m:t>
         </m:r>
         <m:d>
           <m:dPr>
@@ -13403,6 +13876,9 @@
             </m:sSup>
           </m:e>
         </m:d>
+        <m:r>
+          <m:t>​</m:t>
+        </m:r>
       </m:oMath>
       <w:r>
         <w:t xml:space="preserve">.</w:t>
@@ -13592,10 +14068,12 @@
       <m:oMath>
         <m:r>
           <m:rPr>
-            <m:nor/>
             <m:sty m:val="p"/>
           </m:rPr>
           <m:t>E</m:t>
+        </m:r>
+        <m:r>
+          <m:t>​</m:t>
         </m:r>
         <m:d>
           <m:dPr>
@@ -13619,6 +14097,9 @@
             </m:sSup>
           </m:e>
         </m:d>
+        <m:r>
+          <m:t>​</m:t>
+        </m:r>
         <m:r>
           <m:rPr>
             <m:sty m:val="p"/>
@@ -14098,10 +14579,12 @@
             <m:oMath>
               <m:r>
                 <m:rPr>
-                  <m:nor/>
                   <m:sty m:val="p"/>
                 </m:rPr>
                 <m:t>E</m:t>
+              </m:r>
+              <m:r>
+                <m:t>​</m:t>
               </m:r>
               <m:d>
                 <m:dPr>
@@ -14125,6 +14608,9 @@
                   </m:sSup>
                 </m:e>
               </m:d>
+              <m:r>
+                <m:t>​</m:t>
+              </m:r>
             </m:oMath>
             <w:r>
               <w:t xml:space="preserve"> </w:t>
@@ -14201,20 +14687,15 @@
               <w:t xml:space="preserve"> </w:t>
             </w:r>
             <m:oMath>
-              <m:acc>
-                <m:accPr>
-                  <m:chr m:val="̂"/>
-                </m:accPr>
-                <m:e>
-                  <m:r>
-                    <m:rPr>
-                      <m:nor/>
-                      <m:sty m:val="p"/>
-                    </m:rPr>
-                    <m:t>E</m:t>
-                  </m:r>
-                </m:e>
-              </m:acc>
+              <m:r>
+                <m:rPr>
+                  <m:sty m:val="p"/>
+                </m:rPr>
+                <m:t/>
+              </m:r>
+              <m:r>
+                <m:t>​</m:t>
+              </m:r>
               <m:d>
                 <m:dPr>
                   <m:begChr m:val="["/>
@@ -14231,6 +14712,9 @@
                   </m:r>
                 </m:e>
               </m:d>
+              <m:r>
+                <m:t>​</m:t>
+              </m:r>
             </m:oMath>
             <w:r>
               <w:t xml:space="preserve"> </w:t>
@@ -14270,20 +14754,15 @@
                 <m:jc m:val="center"/>
               </m:oMathParaPr>
               <m:oMath>
-                <m:acc>
-                  <m:accPr>
-                    <m:chr m:val="̂"/>
-                  </m:accPr>
-                  <m:e>
-                    <m:r>
-                      <m:rPr>
-                        <m:nor/>
-                        <m:sty m:val="p"/>
-                      </m:rPr>
-                      <m:t>E</m:t>
-                    </m:r>
-                  </m:e>
-                </m:acc>
+                <m:r>
+                  <m:rPr>
+                    <m:sty m:val="p"/>
+                  </m:rPr>
+                  <m:t/>
+                </m:r>
+                <m:r>
+                  <m:t>​</m:t>
+                </m:r>
                 <m:d>
                   <m:dPr>
                     <m:begChr m:val="["/>
@@ -14303,6 +14782,9 @@
                             <m:sty m:val="p"/>
                           </m:rPr>
                           <m:t>1</m:t>
+                        </m:r>
+                        <m:r>
+                          <m:t>​</m:t>
                         </m:r>
                         <m:d>
                           <m:dPr>
@@ -14327,6 +14809,9 @@
                           </m:e>
                         </m:d>
                         <m:r>
+                          <m:t>​</m:t>
+                        </m:r>
+                        <m:r>
                           <m:t>Y</m:t>
                         </m:r>
                       </m:num>
@@ -14362,6 +14847,9 @@
                     </m:f>
                   </m:e>
                 </m:d>
+                <m:r>
+                  <m:t>​</m:t>
+                </m:r>
               </m:oMath>
             </m:oMathPara>
           </w:p>
@@ -14401,20 +14889,15 @@
                     <m:type m:val="bar"/>
                   </m:fPr>
                   <m:num>
-                    <m:acc>
-                      <m:accPr>
-                        <m:chr m:val="̂"/>
-                      </m:accPr>
-                      <m:e>
-                        <m:r>
-                          <m:rPr>
-                            <m:nor/>
-                            <m:sty m:val="p"/>
-                          </m:rPr>
-                          <m:t>E</m:t>
-                        </m:r>
-                      </m:e>
-                    </m:acc>
+                    <m:r>
+                      <m:rPr>
+                        <m:sty m:val="p"/>
+                      </m:rPr>
+                      <m:t/>
+                    </m:r>
+                    <m:r>
+                      <m:t>​</m:t>
+                    </m:r>
                     <m:d>
                       <m:dPr>
                         <m:begChr m:val="["/>
@@ -14429,6 +14912,9 @@
                             <m:sty m:val="p"/>
                           </m:rPr>
                           <m:t>1</m:t>
+                        </m:r>
+                        <m:r>
+                          <m:t>​</m:t>
                         </m:r>
                         <m:d>
                           <m:dPr>
@@ -14453,6 +14939,9 @@
                           </m:e>
                         </m:d>
                         <m:r>
+                          <m:t>​</m:t>
+                        </m:r>
+                        <m:r>
                           <m:t>Y</m:t>
                         </m:r>
                         <m:r>
@@ -14490,22 +14979,20 @@
                         </m:r>
                       </m:e>
                     </m:d>
+                    <m:r>
+                      <m:t>​</m:t>
+                    </m:r>
                   </m:num>
                   <m:den>
-                    <m:acc>
-                      <m:accPr>
-                        <m:chr m:val="̂"/>
-                      </m:accPr>
-                      <m:e>
-                        <m:r>
-                          <m:rPr>
-                            <m:nor/>
-                            <m:sty m:val="p"/>
-                          </m:rPr>
-                          <m:t>E</m:t>
-                        </m:r>
-                      </m:e>
-                    </m:acc>
+                    <m:r>
+                      <m:rPr>
+                        <m:sty m:val="p"/>
+                      </m:rPr>
+                      <m:t/>
+                    </m:r>
+                    <m:r>
+                      <m:t>​</m:t>
+                    </m:r>
                     <m:d>
                       <m:dPr>
                         <m:begChr m:val="["/>
@@ -14520,6 +15007,9 @@
                             <m:sty m:val="p"/>
                           </m:rPr>
                           <m:t>1</m:t>
+                        </m:r>
+                        <m:r>
+                          <m:t>​</m:t>
                         </m:r>
                         <m:d>
                           <m:dPr>
@@ -14544,6 +15034,9 @@
                           </m:e>
                         </m:d>
                         <m:r>
+                          <m:t>​</m:t>
+                        </m:r>
+                        <m:r>
                           <m:rPr>
                             <m:sty m:val="p"/>
                           </m:rPr>
@@ -14578,6 +15071,9 @@
                         </m:r>
                       </m:e>
                     </m:d>
+                    <m:r>
+                      <m:t>​</m:t>
+                    </m:r>
                   </m:den>
                 </m:f>
               </m:oMath>
@@ -14707,10 +15203,12 @@
             <m:num>
               <m:r>
                 <m:rPr>
-                  <m:nor/>
                   <m:sty m:val="p"/>
                 </m:rPr>
                 <m:t>E</m:t>
+              </m:r>
+              <m:r>
+                <m:t>​</m:t>
               </m:r>
               <m:d>
                 <m:dPr>
@@ -14726,6 +15224,9 @@
                       <m:sty m:val="p"/>
                     </m:rPr>
                     <m:t>1</m:t>
+                  </m:r>
+                  <m:r>
+                    <m:t>​</m:t>
                   </m:r>
                   <m:d>
                     <m:dPr>
@@ -14750,6 +15251,9 @@
                     </m:e>
                   </m:d>
                   <m:r>
+                    <m:t>​</m:t>
+                  </m:r>
+                  <m:r>
                     <m:t>Y</m:t>
                   </m:r>
                   <m:r>
@@ -14787,14 +15291,19 @@
                   </m:r>
                 </m:e>
               </m:d>
+              <m:r>
+                <m:t>​</m:t>
+              </m:r>
             </m:num>
             <m:den>
               <m:r>
                 <m:rPr>
-                  <m:nor/>
                   <m:sty m:val="p"/>
                 </m:rPr>
                 <m:t>E</m:t>
+              </m:r>
+              <m:r>
+                <m:t>​</m:t>
               </m:r>
               <m:d>
                 <m:dPr>
@@ -14810,6 +15319,9 @@
                       <m:sty m:val="p"/>
                     </m:rPr>
                     <m:t>1</m:t>
+                  </m:r>
+                  <m:r>
+                    <m:t>​</m:t>
                   </m:r>
                   <m:d>
                     <m:dPr>
@@ -14834,6 +15346,9 @@
                     </m:e>
                   </m:d>
                   <m:r>
+                    <m:t>​</m:t>
+                  </m:r>
+                  <m:r>
                     <m:rPr>
                       <m:sty m:val="p"/>
                     </m:rPr>
@@ -14868,6 +15383,9 @@
                   </m:r>
                 </m:e>
               </m:d>
+              <m:r>
+                <m:t>​</m:t>
+              </m:r>
             </m:den>
           </m:f>
           <m:r>
@@ -14900,10 +15418,12 @@
             <m:e>
               <m:r>
                 <m:rPr>
-                  <m:nor/>
                   <m:sty m:val="p"/>
                 </m:rPr>
                 <m:t>E</m:t>
+              </m:r>
+              <m:r>
+                <m:t>​</m:t>
               </m:r>
               <m:d>
                 <m:dPr>
@@ -14924,6 +15444,9 @@
                           <m:sty m:val="p"/>
                         </m:rPr>
                         <m:t>1</m:t>
+                      </m:r>
+                      <m:r>
+                        <m:t>​</m:t>
                       </m:r>
                       <m:d>
                         <m:dPr>
@@ -14947,6 +15470,9 @@
                           </m:r>
                         </m:e>
                       </m:d>
+                      <m:r>
+                        <m:t>​</m:t>
+                      </m:r>
                     </m:num>
                     <m:den>
                       <m:r>
@@ -14981,6 +15507,9 @@
                 </m:e>
               </m:d>
               <m:r>
+                <m:t>​</m:t>
+              </m:r>
+              <m:r>
                 <m:t>&amp;</m:t>
               </m:r>
               <m:r>
@@ -14991,10 +15520,12 @@
               </m:r>
               <m:r>
                 <m:rPr>
-                  <m:nor/>
                   <m:sty m:val="p"/>
                 </m:rPr>
                 <m:t>E</m:t>
+              </m:r>
+              <m:r>
+                <m:t>​</m:t>
               </m:r>
               <m:d>
                 <m:dPr>
@@ -15006,10 +15537,12 @@
                 <m:e>
                   <m:r>
                     <m:rPr>
-                      <m:nor/>
                       <m:sty m:val="p"/>
                     </m:rPr>
                     <m:t>E</m:t>
+                  </m:r>
+                  <m:r>
+                    <m:t>​</m:t>
                   </m:r>
                   <m:d>
                     <m:dPr>
@@ -15030,6 +15563,9 @@
                               <m:sty m:val="p"/>
                             </m:rPr>
                             <m:t>1</m:t>
+                          </m:r>
+                          <m:r>
+                            <m:t>​</m:t>
                           </m:r>
                           <m:d>
                             <m:dPr>
@@ -15053,6 +15589,9 @@
                               </m:r>
                             </m:e>
                           </m:d>
+                          <m:r>
+                            <m:t>​</m:t>
+                          </m:r>
                         </m:num>
                         <m:den>
                           <m:r>
@@ -15097,9 +15636,15 @@
                       </m:r>
                     </m:e>
                   </m:d>
+                  <m:r>
+                    <m:t>​</m:t>
+                  </m:r>
                 </m:e>
               </m:d>
               <m:r>
+                <m:t>​</m:t>
+              </m:r>
+              <m:r>
                 <m:t>&amp;</m:t>
               </m:r>
               <m:r>
@@ -15118,6 +15663,9 @@
                   <m:sty m:val="p"/>
                 </m:rPr>
                 <m:t>1</m:t>
+              </m:r>
+              <m:r>
+                <m:t>​</m:t>
               </m:r>
               <m:d>
                 <m:dPr>
@@ -15142,6 +15690,9 @@
                 </m:e>
               </m:d>
               <m:r>
+                <m:t>​</m:t>
+              </m:r>
+              <m:r>
                 <m:rPr>
                   <m:nor/>
                   <m:sty m:val="p"/>
@@ -15180,10 +15731,12 @@
               </m:r>
               <m:r>
                 <m:rPr>
-                  <m:nor/>
                   <m:sty m:val="p"/>
                 </m:rPr>
                 <m:t>E</m:t>
+              </m:r>
+              <m:r>
+                <m:t>​</m:t>
               </m:r>
               <m:d>
                 <m:dPr>
@@ -15271,6 +15824,9 @@
                 </m:e>
               </m:d>
               <m:r>
+                <m:t>​</m:t>
+              </m:r>
+              <m:r>
                 <m:t>&amp;</m:t>
               </m:r>
               <m:r>
@@ -15285,10 +15841,12 @@
               </m:r>
               <m:r>
                 <m:rPr>
-                  <m:nor/>
                   <m:sty m:val="p"/>
                 </m:rPr>
                 <m:t>E</m:t>
+              </m:r>
+              <m:r>
+                <m:t>​</m:t>
               </m:r>
               <m:d>
                 <m:dPr>
@@ -15304,6 +15862,9 @@
                       <m:sty m:val="p"/>
                     </m:rPr>
                     <m:t>1</m:t>
+                  </m:r>
+                  <m:r>
+                    <m:t>​</m:t>
                   </m:r>
                   <m:d>
                     <m:dPr>
@@ -15328,6 +15889,9 @@
                     </m:e>
                   </m:d>
                   <m:r>
+                    <m:t>​</m:t>
+                  </m:r>
+                  <m:r>
                     <m:rPr>
                       <m:sty m:val="p"/>
                     </m:rPr>
@@ -15339,6 +15903,9 @@
                 </m:e>
               </m:d>
               <m:r>
+                <m:t>​</m:t>
+              </m:r>
+              <m:r>
                 <m:rPr>
                   <m:sty m:val="p"/>
                 </m:rPr>
@@ -15403,10 +15970,12 @@
               </m:r>
               <m:r>
                 <m:rPr>
-                  <m:nor/>
                   <m:sty m:val="p"/>
                 </m:rPr>
                 <m:t>E</m:t>
+              </m:r>
+              <m:r>
+                <m:t>​</m:t>
               </m:r>
               <m:d>
                 <m:dPr>
@@ -15421,6 +15990,9 @@
                   </m:r>
                 </m:e>
               </m:d>
+              <m:r>
+                <m:t>​</m:t>
+              </m:r>
               <m:r>
                 <m:rPr>
                   <m:sty m:val="p"/>
@@ -15549,10 +16121,12 @@
       <m:oMath>
         <m:r>
           <m:rPr>
-            <m:nor/>
             <m:sty m:val="p"/>
           </m:rPr>
           <m:t>E</m:t>
+        </m:r>
+        <m:r>
+          <m:t>​</m:t>
         </m:r>
         <m:d>
           <m:dPr>
@@ -15568,6 +16142,9 @@
                 <m:sty m:val="p"/>
               </m:rPr>
               <m:t>1</m:t>
+            </m:r>
+            <m:r>
+              <m:t>​</m:t>
             </m:r>
             <m:d>
               <m:dPr>
@@ -15591,6 +16168,9 @@
                 </m:r>
               </m:e>
             </m:d>
+            <m:r>
+              <m:t>​</m:t>
+            </m:r>
             <m:r>
               <m:t>Y</m:t>
             </m:r>
@@ -15629,6 +16209,9 @@
             </m:r>
           </m:e>
         </m:d>
+        <m:r>
+          <m:t>​</m:t>
+        </m:r>
       </m:oMath>
       <w:r>
         <w:t xml:space="preserve">, which equals</w:t>
@@ -15639,10 +16222,12 @@
       <m:oMath>
         <m:r>
           <m:rPr>
-            <m:nor/>
             <m:sty m:val="p"/>
           </m:rPr>
           <m:t>E</m:t>
+        </m:r>
+        <m:r>
+          <m:t>​</m:t>
         </m:r>
         <m:d>
           <m:dPr>
@@ -15666,6 +16251,9 @@
             </m:sSup>
           </m:e>
         </m:d>
+        <m:r>
+          <m:t>​</m:t>
+        </m:r>
       </m:oMath>
       <w:r>
         <w:t xml:space="preserve"> </w:t>
@@ -15933,13 +16521,15 @@
           <m:e>
             <m:r>
               <m:rPr>
-                <m:nor/>
                 <m:sty m:val="p"/>
               </m:rPr>
               <m:t>E</m:t>
             </m:r>
           </m:e>
         </m:nary>
+        <m:r>
+          <m:t>​</m:t>
+        </m:r>
         <m:d>
           <m:dPr>
             <m:begChr m:val="["/>
@@ -16023,6 +16613,9 @@
           </m:e>
         </m:d>
         <m:r>
+          <m:t>​</m:t>
+        </m:r>
+        <m:r>
           <m:rPr>
             <m:sty m:val="p"/>
           </m:rPr>
@@ -16095,10 +16688,12 @@
       <m:oMath>
         <m:r>
           <m:rPr>
-            <m:nor/>
             <m:sty m:val="p"/>
           </m:rPr>
           <m:t>E</m:t>
+        </m:r>
+        <m:r>
+          <m:t>​</m:t>
         </m:r>
         <m:d>
           <m:dPr>
@@ -16155,6 +16750,9 @@
             </m:r>
           </m:e>
         </m:d>
+        <m:r>
+          <m:t>​</m:t>
+        </m:r>
       </m:oMath>
       <w:r>
         <w:t xml:space="preserve">.</w:t>
@@ -16529,10 +17127,12 @@
             <m:oMath>
               <m:r>
                 <m:rPr>
-                  <m:nor/>
                   <m:sty m:val="p"/>
                 </m:rPr>
                 <m:t>E</m:t>
+              </m:r>
+              <m:r>
+                <m:t>​</m:t>
               </m:r>
               <m:d>
                 <m:dPr>
@@ -16547,6 +17147,9 @@
                   </m:r>
                 </m:e>
               </m:d>
+              <m:r>
+                <m:t>​</m:t>
+              </m:r>
               <m:r>
                 <m:rPr>
                   <m:sty m:val="p"/>
@@ -16651,10 +17254,12 @@
             <m:oMath>
               <m:r>
                 <m:rPr>
-                  <m:nor/>
                   <m:sty m:val="p"/>
                 </m:rPr>
                 <m:t>E</m:t>
+              </m:r>
+              <m:r>
+                <m:t>​</m:t>
               </m:r>
               <m:d>
                 <m:dPr>
@@ -16669,6 +17274,9 @@
                   </m:r>
                 </m:e>
               </m:d>
+              <m:r>
+                <m:t>​</m:t>
+              </m:r>
               <m:r>
                 <m:rPr>
                   <m:sty m:val="p"/>
@@ -17095,20 +17703,15 @@
                         <m:type m:val="bar"/>
                       </m:fPr>
                       <m:num>
-                        <m:acc>
-                          <m:accPr>
-                            <m:chr m:val="̂"/>
-                          </m:accPr>
-                          <m:e>
-                            <m:r>
-                              <m:rPr>
-                                <m:nor/>
-                                <m:sty m:val="p"/>
-                              </m:rPr>
-                              <m:t>E</m:t>
-                            </m:r>
-                          </m:e>
-                        </m:acc>
+                        <m:r>
+                          <m:rPr>
+                            <m:sty m:val="p"/>
+                          </m:rPr>
+                          <m:t/>
+                        </m:r>
+                        <m:r>
+                          <m:t>​</m:t>
+                        </m:r>
                         <m:d>
                           <m:dPr>
                             <m:begChr m:val="["/>
@@ -17129,6 +17732,9 @@
                                 <m:sty m:val="p"/>
                               </m:rPr>
                               <m:t>1</m:t>
+                            </m:r>
+                            <m:r>
+                              <m:t>​</m:t>
                             </m:r>
                             <m:d>
                               <m:dPr>
@@ -17152,6 +17758,9 @@
                                 </m:r>
                               </m:e>
                             </m:d>
+                            <m:r>
+                              <m:t>​</m:t>
+                            </m:r>
                             <m:r>
                               <m:t>Y</m:t>
                             </m:r>
@@ -17190,22 +17799,20 @@
                             </m:r>
                           </m:e>
                         </m:d>
+                        <m:r>
+                          <m:t>​</m:t>
+                        </m:r>
                       </m:num>
                       <m:den>
-                        <m:acc>
-                          <m:accPr>
-                            <m:chr m:val="̂"/>
-                          </m:accPr>
-                          <m:e>
-                            <m:r>
-                              <m:rPr>
-                                <m:nor/>
-                                <m:sty m:val="p"/>
-                              </m:rPr>
-                              <m:t>E</m:t>
-                            </m:r>
-                          </m:e>
-                        </m:acc>
+                        <m:r>
+                          <m:rPr>
+                            <m:sty m:val="p"/>
+                          </m:rPr>
+                          <m:t/>
+                        </m:r>
+                        <m:r>
+                          <m:t>​</m:t>
+                        </m:r>
                         <m:d>
                           <m:dPr>
                             <m:begChr m:val="["/>
@@ -17226,6 +17833,9 @@
                                 <m:sty m:val="p"/>
                               </m:rPr>
                               <m:t>1</m:t>
+                            </m:r>
+                            <m:r>
+                              <m:t>​</m:t>
                             </m:r>
                             <m:d>
                               <m:dPr>
@@ -17249,6 +17859,9 @@
                                 </m:r>
                               </m:e>
                             </m:d>
+                            <m:r>
+                              <m:t>​</m:t>
+                            </m:r>
                             <m:r>
                               <m:rPr>
                                 <m:sty m:val="p"/>
@@ -17284,6 +17897,9 @@
                             </m:r>
                           </m:e>
                         </m:d>
+                        <m:r>
+                          <m:t>​</m:t>
+                        </m:r>
                       </m:den>
                     </m:f>
                     <m:r>
@@ -17306,20 +17922,15 @@
                         <m:r>
                           <m:t> </m:t>
                         </m:r>
-                        <m:acc>
-                          <m:accPr>
-                            <m:chr m:val="̂"/>
-                          </m:accPr>
-                          <m:e>
-                            <m:r>
-                              <m:rPr>
-                                <m:nor/>
-                                <m:sty m:val="p"/>
-                              </m:rPr>
-                              <m:t>E</m:t>
-                            </m:r>
-                          </m:e>
-                        </m:acc>
+                        <m:r>
+                          <m:rPr>
+                            <m:sty m:val="p"/>
+                          </m:rPr>
+                          <m:t/>
+                        </m:r>
+                        <m:r>
+                          <m:t>​</m:t>
+                        </m:r>
                         <m:d>
                           <m:dPr>
                             <m:begChr m:val="["/>
@@ -17334,6 +17945,9 @@
                                 <m:sty m:val="p"/>
                               </m:rPr>
                               <m:t>1</m:t>
+                            </m:r>
+                            <m:r>
+                              <m:t>​</m:t>
                             </m:r>
                             <m:d>
                               <m:dPr>
@@ -17357,6 +17971,9 @@
                                 </m:r>
                               </m:e>
                             </m:d>
+                            <m:r>
+                              <m:t>​</m:t>
+                            </m:r>
                             <m:r>
                               <m:t>Y</m:t>
                             </m:r>
@@ -17395,6 +18012,9 @@
                             </m:r>
                           </m:e>
                         </m:d>
+                        <m:r>
+                          <m:t>​</m:t>
+                        </m:r>
                       </m:num>
                       <m:den>
                         <m:r>
@@ -17403,20 +18023,15 @@
                         <m:r>
                           <m:t> </m:t>
                         </m:r>
-                        <m:acc>
-                          <m:accPr>
-                            <m:chr m:val="̂"/>
-                          </m:accPr>
-                          <m:e>
-                            <m:r>
-                              <m:rPr>
-                                <m:nor/>
-                                <m:sty m:val="p"/>
-                              </m:rPr>
-                              <m:t>E</m:t>
-                            </m:r>
-                          </m:e>
-                        </m:acc>
+                        <m:r>
+                          <m:rPr>
+                            <m:sty m:val="p"/>
+                          </m:rPr>
+                          <m:t/>
+                        </m:r>
+                        <m:r>
+                          <m:t>​</m:t>
+                        </m:r>
                         <m:d>
                           <m:dPr>
                             <m:begChr m:val="["/>
@@ -17431,6 +18046,9 @@
                                 <m:sty m:val="p"/>
                               </m:rPr>
                               <m:t>1</m:t>
+                            </m:r>
+                            <m:r>
+                              <m:t>​</m:t>
                             </m:r>
                             <m:d>
                               <m:dPr>
@@ -17454,6 +18072,9 @@
                                 </m:r>
                               </m:e>
                             </m:d>
+                            <m:r>
+                              <m:t>​</m:t>
+                            </m:r>
                             <m:r>
                               <m:rPr>
                                 <m:sty m:val="p"/>
@@ -17489,6 +18110,9 @@
                             </m:r>
                           </m:e>
                         </m:d>
+                        <m:r>
+                          <m:t>​</m:t>
+                        </m:r>
                       </m:den>
                     </m:f>
                     <m:r>
@@ -17520,20 +18144,15 @@
                         <m:type m:val="bar"/>
                       </m:fPr>
                       <m:num>
-                        <m:acc>
-                          <m:accPr>
-                            <m:chr m:val="̂"/>
-                          </m:accPr>
-                          <m:e>
-                            <m:r>
-                              <m:rPr>
-                                <m:nor/>
-                                <m:sty m:val="p"/>
-                              </m:rPr>
-                              <m:t>E</m:t>
-                            </m:r>
-                          </m:e>
-                        </m:acc>
+                        <m:r>
+                          <m:rPr>
+                            <m:sty m:val="p"/>
+                          </m:rPr>
+                          <m:t/>
+                        </m:r>
+                        <m:r>
+                          <m:t>​</m:t>
+                        </m:r>
                         <m:d>
                           <m:dPr>
                             <m:begChr m:val="["/>
@@ -17548,6 +18167,9 @@
                                 <m:sty m:val="p"/>
                               </m:rPr>
                               <m:t>1</m:t>
+                            </m:r>
+                            <m:r>
+                              <m:t>​</m:t>
                             </m:r>
                             <m:d>
                               <m:dPr>
@@ -17571,6 +18193,9 @@
                                 </m:r>
                               </m:e>
                             </m:d>
+                            <m:r>
+                              <m:t>​</m:t>
+                            </m:r>
                             <m:r>
                               <m:t>Y</m:t>
                             </m:r>
@@ -17609,22 +18234,20 @@
                             </m:r>
                           </m:e>
                         </m:d>
+                        <m:r>
+                          <m:t>​</m:t>
+                        </m:r>
                       </m:num>
                       <m:den>
-                        <m:acc>
-                          <m:accPr>
-                            <m:chr m:val="̂"/>
-                          </m:accPr>
-                          <m:e>
-                            <m:r>
-                              <m:rPr>
-                                <m:nor/>
-                                <m:sty m:val="p"/>
-                              </m:rPr>
-                              <m:t>E</m:t>
-                            </m:r>
-                          </m:e>
-                        </m:acc>
+                        <m:r>
+                          <m:rPr>
+                            <m:sty m:val="p"/>
+                          </m:rPr>
+                          <m:t/>
+                        </m:r>
+                        <m:r>
+                          <m:t>​</m:t>
+                        </m:r>
                         <m:d>
                           <m:dPr>
                             <m:begChr m:val="["/>
@@ -17639,6 +18262,9 @@
                                 <m:sty m:val="p"/>
                               </m:rPr>
                               <m:t>1</m:t>
+                            </m:r>
+                            <m:r>
+                              <m:t>​</m:t>
                             </m:r>
                             <m:d>
                               <m:dPr>
@@ -17662,6 +18288,9 @@
                                 </m:r>
                               </m:e>
                             </m:d>
+                            <m:r>
+                              <m:t>​</m:t>
+                            </m:r>
                             <m:r>
                               <m:rPr>
                                 <m:sty m:val="p"/>
@@ -17697,6 +18326,9 @@
                             </m:r>
                           </m:e>
                         </m:d>
+                        <m:r>
+                          <m:t>​</m:t>
+                        </m:r>
                       </m:den>
                     </m:f>
                     <m:r>
@@ -19024,10 +19656,12 @@
             <m:e>
               <m:r>
                 <m:rPr>
-                  <m:nor/>
                   <m:sty m:val="p"/>
                 </m:rPr>
                 <m:t>E</m:t>
+              </m:r>
+              <m:r>
+                <m:t>​</m:t>
               </m:r>
               <m:d>
                 <m:dPr>
@@ -19054,6 +19688,9 @@
                   </m:sSup>
                 </m:e>
               </m:d>
+              <m:r>
+                <m:t>​</m:t>
+              </m:r>
               <m:r>
                 <m:t>&amp;</m:t>
               </m:r>
@@ -19101,7 +19738,6 @@
                     <m:e>
                       <m:r>
                         <m:rPr>
-                          <m:nor/>
                           <m:sty m:val="p"/>
                         </m:rPr>
                         <m:t>E</m:t>
@@ -19110,6 +19746,9 @@
                   </m:nary>
                 </m:e>
               </m:nary>
+              <m:r>
+                <m:t>​</m:t>
+              </m:r>
               <m:d>
                 <m:dPr>
                   <m:begChr m:val="["/>
@@ -19139,6 +19778,9 @@
                       <m:sty m:val="p"/>
                     </m:rPr>
                     <m:t>1</m:t>
+                  </m:r>
+                  <m:r>
+                    <m:t>​</m:t>
                   </m:r>
                   <m:d>
                     <m:dPr>
@@ -19163,11 +19805,17 @@
                     </m:e>
                   </m:d>
                   <m:r>
+                    <m:t>​</m:t>
+                  </m:r>
+                  <m:r>
                     <m:rPr>
                       <m:scr m:val="double-struck"/>
                       <m:sty m:val="p"/>
                     </m:rPr>
                     <m:t>1</m:t>
+                  </m:r>
+                  <m:r>
+                    <m:t>​</m:t>
                   </m:r>
                   <m:d>
                     <m:dPr>
@@ -19191,8 +19839,14 @@
                       </m:r>
                     </m:e>
                   </m:d>
+                  <m:r>
+                    <m:t>​</m:t>
+                  </m:r>
                 </m:e>
               </m:d>
+              <m:r>
+                <m:t>​</m:t>
+              </m:r>
               <m:r>
                 <m:t>&amp;</m:t>
               </m:r>
@@ -19253,6 +19907,9 @@
                   </m:nary>
                 </m:e>
               </m:nary>
+              <m:r>
+                <m:t>​</m:t>
+              </m:r>
               <m:d>
                 <m:dPr>
                   <m:begChr m:val="("/>
@@ -19276,11 +19933,17 @@
                 </m:e>
               </m:d>
               <m:r>
+                <m:t>​</m:t>
+              </m:r>
+              <m:r>
                 <m:rPr>
                   <m:scr m:val="double-struck"/>
                   <m:sty m:val="p"/>
                 </m:rPr>
                 <m:t>1</m:t>
+              </m:r>
+              <m:r>
+                <m:t>​</m:t>
               </m:r>
               <m:d>
                 <m:dPr>
@@ -19304,6 +19967,9 @@
                   </m:r>
                 </m:e>
               </m:d>
+              <m:r>
+                <m:t>​</m:t>
+              </m:r>
               <m:r>
                 <m:rPr>
                   <m:sty m:val="p"/>
@@ -19391,10 +20057,12 @@
               </m:r>
               <m:r>
                 <m:rPr>
-                  <m:nor/>
                   <m:sty m:val="p"/>
                 </m:rPr>
                 <m:t>E</m:t>
+              </m:r>
+              <m:r>
+                <m:t>​</m:t>
               </m:r>
               <m:d>
                 <m:dPr>
@@ -19422,6 +20090,9 @@
                       <m:sty m:val="p"/>
                     </m:rPr>
                     <m:t>1</m:t>
+                  </m:r>
+                  <m:r>
+                    <m:t>​</m:t>
                   </m:r>
                   <m:d>
                     <m:dPr>
@@ -19446,11 +20117,17 @@
                     </m:e>
                   </m:d>
                   <m:r>
+                    <m:t>​</m:t>
+                  </m:r>
+                  <m:r>
                     <m:rPr>
                       <m:scr m:val="double-struck"/>
                       <m:sty m:val="p"/>
                     </m:rPr>
                     <m:t>1</m:t>
+                  </m:r>
+                  <m:r>
+                    <m:t>​</m:t>
                   </m:r>
                   <m:d>
                     <m:dPr>
@@ -19474,8 +20151,14 @@
                       </m:r>
                     </m:e>
                   </m:d>
+                  <m:r>
+                    <m:t>​</m:t>
+                  </m:r>
                 </m:e>
               </m:d>
+              <m:r>
+                <m:t>​</m:t>
+              </m:r>
               <m:r>
                 <m:t>&amp;</m:t>
               </m:r>
@@ -20104,10 +20787,12 @@
       <m:oMath>
         <m:r>
           <m:rPr>
-            <m:nor/>
             <m:sty m:val="p"/>
           </m:rPr>
           <m:t>E</m:t>
+        </m:r>
+        <m:r>
+          <m:t>​</m:t>
         </m:r>
         <m:d>
           <m:dPr>
@@ -20134,6 +20819,9 @@
             </m:sSup>
           </m:e>
         </m:d>
+        <m:r>
+          <m:t>​</m:t>
+        </m:r>
         <m:r>
           <m:rPr>
             <m:sty m:val="p"/>
@@ -20571,42 +21259,39 @@
               <w:t xml:space="preserve"> </w:t>
             </w:r>
             <m:oMath>
-              <m:acc>
-                <m:accPr>
-                  <m:chr m:val="̂"/>
-                </m:accPr>
+              <m:r>
+                <m:rPr>
+                  <m:sty m:val="p"/>
+                </m:rPr>
+                <m:t/>
+              </m:r>
+              <m:r>
+                <m:t>​</m:t>
+              </m:r>
+              <m:d>
+                <m:dPr>
+                  <m:begChr m:val="["/>
+                  <m:sepChr m:val=""/>
+                  <m:endChr m:val="]"/>
+                  <m:grow/>
+                </m:dPr>
                 <m:e>
+                  <m:r>
+                    <m:t>A</m:t>
+                  </m:r>
                   <m:r>
                     <m:rPr>
                       <m:sty m:val="p"/>
                     </m:rPr>
-                    <m:t>Pr</m:t>
+                    <m:t>=</m:t>
+                  </m:r>
+                  <m:r>
+                    <m:t>1</m:t>
                   </m:r>
                 </m:e>
-              </m:acc>
-              <m:r>
-                <m:rPr>
-                  <m:sty m:val="p"/>
-                </m:rPr>
-                <m:t>[</m:t>
-              </m:r>
-              <m:r>
-                <m:t>A</m:t>
-              </m:r>
-              <m:r>
-                <m:rPr>
-                  <m:sty m:val="p"/>
-                </m:rPr>
-                <m:t>=</m:t>
-              </m:r>
-              <m:r>
-                <m:t>1</m:t>
-              </m:r>
-              <m:r>
-                <m:rPr>
-                  <m:sty m:val="p"/>
-                </m:rPr>
-                <m:t>]</m:t>
+              </m:d>
+              <m:r>
+                <m:t>​</m:t>
               </m:r>
               <m:r>
                 <m:rPr>
@@ -20648,10 +21333,12 @@
             <m:oMath>
               <m:r>
                 <m:rPr>
-                  <m:nor/>
                   <m:sty m:val="p"/>
                 </m:rPr>
                 <m:t>E</m:t>
+              </m:r>
+              <m:r>
+                <m:t>​</m:t>
               </m:r>
               <m:d>
                 <m:dPr>
@@ -20676,6 +21363,9 @@
                 </m:e>
               </m:d>
               <m:r>
+                <m:t>​</m:t>
+              </m:r>
+              <m:r>
                 <m:rPr>
                   <m:sty m:val="p"/>
                 </m:rPr>
@@ -20725,42 +21415,39 @@
               <w:t xml:space="preserve"> </w:t>
             </w:r>
             <m:oMath>
-              <m:acc>
-                <m:accPr>
-                  <m:chr m:val="̂"/>
-                </m:accPr>
+              <m:r>
+                <m:rPr>
+                  <m:sty m:val="p"/>
+                </m:rPr>
+                <m:t/>
+              </m:r>
+              <m:r>
+                <m:t>​</m:t>
+              </m:r>
+              <m:d>
+                <m:dPr>
+                  <m:begChr m:val="["/>
+                  <m:sepChr m:val=""/>
+                  <m:endChr m:val="]"/>
+                  <m:grow/>
+                </m:dPr>
                 <m:e>
+                  <m:r>
+                    <m:t>A</m:t>
+                  </m:r>
                   <m:r>
                     <m:rPr>
                       <m:sty m:val="p"/>
                     </m:rPr>
-                    <m:t>Pr</m:t>
+                    <m:t>=</m:t>
+                  </m:r>
+                  <m:r>
+                    <m:t>1</m:t>
                   </m:r>
                 </m:e>
-              </m:acc>
-              <m:r>
-                <m:rPr>
-                  <m:sty m:val="p"/>
-                </m:rPr>
-                <m:t>[</m:t>
-              </m:r>
-              <m:r>
-                <m:t>A</m:t>
-              </m:r>
-              <m:r>
-                <m:rPr>
-                  <m:sty m:val="p"/>
-                </m:rPr>
-                <m:t>=</m:t>
-              </m:r>
-              <m:r>
-                <m:t>1</m:t>
-              </m:r>
-              <m:r>
-                <m:rPr>
-                  <m:sty m:val="p"/>
-                </m:rPr>
-                <m:t>]</m:t>
+              </m:d>
+              <m:r>
+                <m:t>​</m:t>
               </m:r>
               <m:r>
                 <m:rPr>
@@ -20768,105 +21455,65 @@
                 </m:rPr>
                 <m:t>/</m:t>
               </m:r>
-              <m:acc>
-                <m:accPr>
-                  <m:chr m:val="̂"/>
-                </m:accPr>
+              <m:r>
+                <m:rPr>
+                  <m:sty m:val="p"/>
+                </m:rPr>
+                <m:t/>
+              </m:r>
+              <m:r>
+                <m:t>​</m:t>
+              </m:r>
+              <m:d>
+                <m:dPr>
+                  <m:begChr m:val="["/>
+                  <m:sepChr m:val=""/>
+                  <m:endChr m:val="]"/>
+                  <m:grow/>
+                </m:dPr>
                 <m:e>
+                  <m:r>
+                    <m:t>A</m:t>
+                  </m:r>
                   <m:r>
                     <m:rPr>
                       <m:sty m:val="p"/>
                     </m:rPr>
-                    <m:t>Pr</m:t>
-                  </m:r>
-                </m:e>
-              </m:acc>
-              <m:r>
-                <m:rPr>
-                  <m:sty m:val="p"/>
-                </m:rPr>
-                <m:t>[</m:t>
-              </m:r>
-              <m:r>
-                <m:t>A</m:t>
-              </m:r>
-              <m:r>
-                <m:rPr>
-                  <m:sty m:val="p"/>
-                </m:rPr>
-                <m:t>=</m:t>
-              </m:r>
-              <m:r>
-                <m:t>1</m:t>
-              </m:r>
-              <m:r>
-                <m:rPr>
-                  <m:sty m:val="p"/>
-                </m:rPr>
-                <m:t>∣</m:t>
-              </m:r>
-              <m:r>
-                <m:t>L</m:t>
-              </m:r>
-              <m:r>
-                <m:rPr>
-                  <m:sty m:val="p"/>
-                </m:rPr>
-                <m:t>]</m:t>
-              </m:r>
-            </m:oMath>
-            <w:r>
-              <w:t xml:space="preserve"> </w:t>
-            </w:r>
-            <w:r>
-              <w:t xml:space="preserve">for quitters and</w:t>
-            </w:r>
-            <w:r>
-              <w:t xml:space="preserve"> </w:t>
-            </w:r>
-            <m:oMath>
-              <m:r>
-                <m:rPr>
-                  <m:sty m:val="p"/>
-                </m:rPr>
-                <m:t>(</m:t>
-              </m:r>
-              <m:r>
-                <m:t>1</m:t>
-              </m:r>
-              <m:r>
-                <m:rPr>
-                  <m:sty m:val="p"/>
-                </m:rPr>
-                <m:t>−</m:t>
-              </m:r>
-              <m:acc>
-                <m:accPr>
-                  <m:chr m:val="̂"/>
-                </m:accPr>
-                <m:e>
+                    <m:t>=</m:t>
+                  </m:r>
+                  <m:r>
+                    <m:t>1</m:t>
+                  </m:r>
                   <m:r>
                     <m:rPr>
                       <m:sty m:val="p"/>
                     </m:rPr>
-                    <m:t>Pr</m:t>
+                    <m:t>∣</m:t>
+                  </m:r>
+                  <m:r>
+                    <m:t>L</m:t>
                   </m:r>
                 </m:e>
-              </m:acc>
-              <m:r>
-                <m:rPr>
-                  <m:sty m:val="p"/>
-                </m:rPr>
-                <m:t>[</m:t>
-              </m:r>
-              <m:r>
-                <m:t>A</m:t>
-              </m:r>
-              <m:r>
-                <m:rPr>
-                  <m:sty m:val="p"/>
-                </m:rPr>
-                <m:t>=</m:t>
+              </m:d>
+              <m:r>
+                <m:t>​</m:t>
+              </m:r>
+            </m:oMath>
+            <w:r>
+              <w:t xml:space="preserve"> </w:t>
+            </w:r>
+            <w:r>
+              <w:t xml:space="preserve">for quitters and</w:t>
+            </w:r>
+            <w:r>
+              <w:t xml:space="preserve"> </w:t>
+            </w:r>
+            <m:oMath>
+              <m:r>
+                <m:rPr>
+                  <m:sty m:val="p"/>
+                </m:rPr>
+                <m:t>(</m:t>
               </m:r>
               <m:r>
                 <m:t>1</m:t>
@@ -20875,62 +21522,59 @@
                 <m:rPr>
                   <m:sty m:val="p"/>
                 </m:rPr>
-                <m:t>]</m:t>
-              </m:r>
-              <m:r>
-                <m:rPr>
-                  <m:sty m:val="p"/>
-                </m:rPr>
-                <m:t>)</m:t>
-              </m:r>
-              <m:r>
-                <m:rPr>
-                  <m:sty m:val="p"/>
-                </m:rPr>
-                <m:t>/</m:t>
-              </m:r>
-              <m:r>
-                <m:rPr>
-                  <m:sty m:val="p"/>
-                </m:rPr>
-                <m:t>(</m:t>
-              </m:r>
-              <m:r>
-                <m:t>1</m:t>
-              </m:r>
-              <m:r>
-                <m:rPr>
-                  <m:sty m:val="p"/>
-                </m:rPr>
                 <m:t>−</m:t>
               </m:r>
-              <m:acc>
-                <m:accPr>
-                  <m:chr m:val="̂"/>
-                </m:accPr>
+              <m:r>
+                <m:rPr>
+                  <m:sty m:val="p"/>
+                </m:rPr>
+                <m:t/>
+              </m:r>
+              <m:r>
+                <m:t>​</m:t>
+              </m:r>
+              <m:d>
+                <m:dPr>
+                  <m:begChr m:val="["/>
+                  <m:sepChr m:val=""/>
+                  <m:endChr m:val="]"/>
+                  <m:grow/>
+                </m:dPr>
                 <m:e>
+                  <m:r>
+                    <m:t>A</m:t>
+                  </m:r>
                   <m:r>
                     <m:rPr>
                       <m:sty m:val="p"/>
                     </m:rPr>
-                    <m:t>Pr</m:t>
+                    <m:t>=</m:t>
+                  </m:r>
+                  <m:r>
+                    <m:t>1</m:t>
                   </m:r>
                 </m:e>
-              </m:acc>
-              <m:r>
-                <m:rPr>
-                  <m:sty m:val="p"/>
-                </m:rPr>
-                <m:t>[</m:t>
-              </m:r>
-              <m:r>
-                <m:t>A</m:t>
-              </m:r>
-              <m:r>
-                <m:rPr>
-                  <m:sty m:val="p"/>
-                </m:rPr>
-                <m:t>=</m:t>
+              </m:d>
+              <m:r>
+                <m:t>​</m:t>
+              </m:r>
+              <m:r>
+                <m:rPr>
+                  <m:sty m:val="p"/>
+                </m:rPr>
+                <m:t>)</m:t>
+              </m:r>
+              <m:r>
+                <m:rPr>
+                  <m:sty m:val="p"/>
+                </m:rPr>
+                <m:t>/</m:t>
+              </m:r>
+              <m:r>
+                <m:rPr>
+                  <m:sty m:val="p"/>
+                </m:rPr>
+                <m:t>(</m:t>
               </m:r>
               <m:r>
                 <m:t>1</m:t>
@@ -20939,16 +21583,50 @@
                 <m:rPr>
                   <m:sty m:val="p"/>
                 </m:rPr>
-                <m:t>∣</m:t>
-              </m:r>
-              <m:r>
-                <m:t>L</m:t>
-              </m:r>
-              <m:r>
-                <m:rPr>
-                  <m:sty m:val="p"/>
-                </m:rPr>
-                <m:t>]</m:t>
+                <m:t>−</m:t>
+              </m:r>
+              <m:r>
+                <m:rPr>
+                  <m:sty m:val="p"/>
+                </m:rPr>
+                <m:t/>
+              </m:r>
+              <m:r>
+                <m:t>​</m:t>
+              </m:r>
+              <m:d>
+                <m:dPr>
+                  <m:begChr m:val="["/>
+                  <m:sepChr m:val=""/>
+                  <m:endChr m:val="]"/>
+                  <m:grow/>
+                </m:dPr>
+                <m:e>
+                  <m:r>
+                    <m:t>A</m:t>
+                  </m:r>
+                  <m:r>
+                    <m:rPr>
+                      <m:sty m:val="p"/>
+                    </m:rPr>
+                    <m:t>=</m:t>
+                  </m:r>
+                  <m:r>
+                    <m:t>1</m:t>
+                  </m:r>
+                  <m:r>
+                    <m:rPr>
+                      <m:sty m:val="p"/>
+                    </m:rPr>
+                    <m:t>∣</m:t>
+                  </m:r>
+                  <m:r>
+                    <m:t>L</m:t>
+                  </m:r>
+                </m:e>
+              </m:d>
+              <m:r>
+                <m:t>​</m:t>
               </m:r>
               <m:r>
                 <m:rPr>
@@ -21287,10 +21965,12 @@
             <m:oMath>
               <m:r>
                 <m:rPr>
-                  <m:nor/>
                   <m:sty m:val="p"/>
                 </m:rPr>
                 <m:t>E</m:t>
+              </m:r>
+              <m:r>
+                <m:t>​</m:t>
               </m:r>
               <m:d>
                 <m:dPr>
@@ -21314,6 +21994,9 @@
                   </m:r>
                 </m:e>
               </m:d>
+              <m:r>
+                <m:t>​</m:t>
+              </m:r>
               <m:r>
                 <m:rPr>
                   <m:sty m:val="p"/>
@@ -21821,10 +22504,12 @@
               <m:oMath>
                 <m:r>
                   <m:rPr>
-                    <m:nor/>
                     <m:sty m:val="p"/>
                   </m:rPr>
                   <m:t>E</m:t>
+                </m:r>
+                <m:r>
+                  <m:t>​</m:t>
                 </m:r>
                 <m:d>
                   <m:dPr>
@@ -21848,6 +22533,9 @@
                     </m:sSup>
                   </m:e>
                 </m:d>
+                <m:r>
+                  <m:t>​</m:t>
+                </m:r>
                 <m:r>
                   <m:rPr>
                     <m:sty m:val="p"/>
@@ -21991,10 +22679,12 @@
             <m:oMath>
               <m:r>
                 <m:rPr>
-                  <m:nor/>
                   <m:sty m:val="p"/>
                 </m:rPr>
                 <m:t>E</m:t>
+              </m:r>
+              <m:r>
+                <m:t>​</m:t>
               </m:r>
               <m:d>
                 <m:dPr>
@@ -22019,6 +22709,9 @@
                 </m:e>
               </m:d>
               <m:r>
+                <m:t>​</m:t>
+              </m:r>
+              <m:r>
                 <m:rPr>
                   <m:sty m:val="p"/>
                 </m:rPr>
@@ -22108,10 +22801,12 @@
                 </m:r>
                 <m:r>
                   <m:rPr>
-                    <m:nor/>
                     <m:sty m:val="p"/>
                   </m:rPr>
                   <m:t>E</m:t>
+                </m:r>
+                <m:r>
+                  <m:t>​</m:t>
                 </m:r>
                 <m:d>
                   <m:dPr>
@@ -22145,6 +22840,9 @@
                   </m:e>
                 </m:d>
                 <m:r>
+                  <m:t>​</m:t>
+                </m:r>
+                <m:r>
                   <m:rPr>
                     <m:sty m:val="p"/>
                   </m:rPr>
@@ -22152,10 +22850,12 @@
                 </m:r>
                 <m:r>
                   <m:rPr>
-                    <m:nor/>
                     <m:sty m:val="p"/>
                   </m:rPr>
                   <m:t>E</m:t>
+                </m:r>
+                <m:r>
+                  <m:t>​</m:t>
                 </m:r>
                 <m:d>
                   <m:dPr>
@@ -22188,6 +22888,9 @@
                     </m:sSup>
                   </m:e>
                 </m:d>
+                <m:r>
+                  <m:t>​</m:t>
+                </m:r>
                 <m:r>
                   <m:rPr>
                     <m:sty m:val="p"/>
@@ -22289,10 +22992,12 @@
                   <m:e>
                     <m:r>
                       <m:rPr>
-                        <m:nor/>
                         <m:sty m:val="p"/>
                       </m:rPr>
                       <m:t>E</m:t>
+                    </m:r>
+                    <m:r>
+                      <m:t>​</m:t>
                     </m:r>
                     <m:d>
                       <m:dPr>
@@ -22326,6 +23031,9 @@
                       </m:e>
                     </m:d>
                     <m:r>
+                      <m:t>​</m:t>
+                    </m:r>
+                    <m:r>
                       <m:rPr>
                         <m:sty m:val="p"/>
                       </m:rPr>
@@ -22333,10 +23041,12 @@
                     </m:r>
                     <m:r>
                       <m:rPr>
-                        <m:nor/>
                         <m:sty m:val="p"/>
                       </m:rPr>
                       <m:t>E</m:t>
+                    </m:r>
+                    <m:r>
+                      <m:t>​</m:t>
                     </m:r>
                     <m:d>
                       <m:dPr>
@@ -22369,6 +23079,9 @@
                         </m:sSup>
                       </m:e>
                     </m:d>
+                    <m:r>
+                      <m:t>​</m:t>
+                    </m:r>
                     <m:r>
                       <m:t>&amp;</m:t>
                     </m:r>
@@ -22745,10 +23458,12 @@
             <m:oMath>
               <m:r>
                 <m:rPr>
-                  <m:nor/>
                   <m:sty m:val="p"/>
                 </m:rPr>
                 <m:t>E</m:t>
+              </m:r>
+              <m:r>
+                <m:t>​</m:t>
               </m:r>
               <m:d>
                 <m:dPr>
@@ -22772,6 +23487,9 @@
                   </m:r>
                 </m:e>
               </m:d>
+              <m:r>
+                <m:t>​</m:t>
+              </m:r>
               <m:r>
                 <m:rPr>
                   <m:sty m:val="p"/>
@@ -22921,10 +23639,12 @@
               </m:r>
               <m:r>
                 <m:rPr>
-                  <m:nor/>
                   <m:sty m:val="p"/>
                 </m:rPr>
                 <m:t>E</m:t>
+              </m:r>
+              <m:r>
+                <m:t>​</m:t>
               </m:r>
               <m:d>
                 <m:dPr>
@@ -22958,6 +23678,9 @@
                 </m:e>
               </m:d>
               <m:r>
+                <m:t>​</m:t>
+              </m:r>
+              <m:r>
                 <m:rPr>
                   <m:sty m:val="p"/>
                 </m:rPr>
@@ -22965,10 +23688,12 @@
               </m:r>
               <m:r>
                 <m:rPr>
-                  <m:nor/>
                   <m:sty m:val="p"/>
                 </m:rPr>
                 <m:t>E</m:t>
+              </m:r>
+              <m:r>
+                <m:t>​</m:t>
               </m:r>
               <m:d>
                 <m:dPr>
@@ -23001,6 +23726,9 @@
                   </m:sSup>
                 </m:e>
               </m:d>
+              <m:r>
+                <m:t>​</m:t>
+              </m:r>
             </m:oMath>
             <w:r>
               <w:t xml:space="preserve">.</w:t>
@@ -23153,10 +23881,12 @@
       <m:oMath>
         <m:r>
           <m:rPr>
-            <m:nor/>
             <m:sty m:val="p"/>
           </m:rPr>
           <m:t>E</m:t>
+        </m:r>
+        <m:r>
+          <m:t>​</m:t>
         </m:r>
         <m:d>
           <m:dPr>
@@ -23181,6 +23911,9 @@
           </m:e>
         </m:d>
         <m:r>
+          <m:t>​</m:t>
+        </m:r>
+        <m:r>
           <m:rPr>
             <m:sty m:val="p"/>
           </m:rPr>
@@ -23259,10 +23992,12 @@
       <m:oMath>
         <m:r>
           <m:rPr>
-            <m:nor/>
             <m:sty m:val="p"/>
           </m:rPr>
           <m:t>E</m:t>
+        </m:r>
+        <m:r>
+          <m:t>​</m:t>
         </m:r>
         <m:d>
           <m:dPr>
@@ -23295,6 +24030,9 @@
             </m:sSup>
           </m:e>
         </m:d>
+        <m:r>
+          <m:t>​</m:t>
+        </m:r>
       </m:oMath>
       <w:r>
         <w:t xml:space="preserve"> </w:t>
@@ -23308,10 +24046,12 @@
       <m:oMath>
         <m:r>
           <m:rPr>
-            <m:nor/>
             <m:sty m:val="p"/>
           </m:rPr>
           <m:t>E</m:t>
+        </m:r>
+        <m:r>
+          <m:t>​</m:t>
         </m:r>
         <m:d>
           <m:dPr>
@@ -23344,6 +24084,9 @@
             </m:sSup>
           </m:e>
         </m:d>
+        <m:r>
+          <m:t>​</m:t>
+        </m:r>
       </m:oMath>
       <w:r>
         <w:t xml:space="preserve"> </w:t>
@@ -23436,10 +24179,12 @@
       <m:oMath>
         <m:r>
           <m:rPr>
-            <m:nor/>
             <m:sty m:val="p"/>
           </m:rPr>
           <m:t>E</m:t>
+        </m:r>
+        <m:r>
+          <m:t>​</m:t>
         </m:r>
         <m:d>
           <m:dPr>
@@ -23463,6 +24208,9 @@
             </m:sSup>
           </m:e>
         </m:d>
+        <m:r>
+          <m:t>​</m:t>
+        </m:r>
       </m:oMath>
       <w:r>
         <w:t xml:space="preserve"> </w:t>
@@ -23482,10 +24230,12 @@
       <m:oMath>
         <m:r>
           <m:rPr>
-            <m:nor/>
             <m:sty m:val="p"/>
           </m:rPr>
           <m:t>E</m:t>
+        </m:r>
+        <m:r>
+          <m:t>​</m:t>
         </m:r>
         <m:d>
           <m:dPr>
@@ -23509,6 +24259,9 @@
             </m:sSup>
           </m:e>
         </m:d>
+        <m:r>
+          <m:t>​</m:t>
+        </m:r>
         <m:r>
           <m:rPr>
             <m:sty m:val="p"/>
@@ -23659,10 +24412,12 @@
         </m:r>
         <m:r>
           <m:rPr>
-            <m:nor/>
             <m:sty m:val="p"/>
           </m:rPr>
           <m:t>E</m:t>
+        </m:r>
+        <m:r>
+          <m:t>​</m:t>
         </m:r>
         <m:d>
           <m:dPr>
@@ -23686,6 +24441,9 @@
             </m:sSup>
           </m:e>
         </m:d>
+        <m:r>
+          <m:t>​</m:t>
+        </m:r>
       </m:oMath>
       <w:r>
         <w:t xml:space="preserve"> </w:t>
@@ -23794,10 +24552,12 @@
       <m:oMath>
         <m:r>
           <m:rPr>
-            <m:nor/>
             <m:sty m:val="p"/>
           </m:rPr>
           <m:t>E</m:t>
+        </m:r>
+        <m:r>
+          <m:t>​</m:t>
         </m:r>
         <m:d>
           <m:dPr>
@@ -23822,6 +24582,9 @@
           </m:e>
         </m:d>
         <m:r>
+          <m:t>​</m:t>
+        </m:r>
+        <m:r>
           <m:rPr>
             <m:sty m:val="p"/>
           </m:rPr>
@@ -23829,10 +24592,12 @@
         </m:r>
         <m:r>
           <m:rPr>
-            <m:nor/>
             <m:sty m:val="p"/>
           </m:rPr>
           <m:t>E</m:t>
+        </m:r>
+        <m:r>
+          <m:t>​</m:t>
         </m:r>
         <m:d>
           <m:dPr>
@@ -23868,6 +24633,9 @@
             </m:sSup>
           </m:e>
         </m:d>
+        <m:r>
+          <m:t>​</m:t>
+        </m:r>
       </m:oMath>
       <w:r>
         <w:t xml:space="preserve"> </w:t>
@@ -23988,10 +24756,12 @@
               <m:oMath>
                 <m:r>
                   <m:rPr>
-                    <m:nor/>
                     <m:sty m:val="p"/>
                   </m:rPr>
                   <m:t>E</m:t>
+                </m:r>
+                <m:r>
+                  <m:t>​</m:t>
                 </m:r>
                 <m:d>
                   <m:dPr>
@@ -24015,6 +24785,9 @@
                     </m:sSup>
                   </m:e>
                 </m:d>
+                <m:r>
+                  <m:t>​</m:t>
+                </m:r>
                 <m:r>
                   <m:rPr>
                     <m:sty m:val="p"/>
@@ -24118,10 +24891,12 @@
               </m:r>
               <m:r>
                 <m:rPr>
-                  <m:nor/>
                   <m:sty m:val="p"/>
                 </m:rPr>
                 <m:t>E</m:t>
+              </m:r>
+              <m:r>
+                <m:t>​</m:t>
               </m:r>
               <m:d>
                 <m:dPr>
@@ -24154,6 +24929,9 @@
                   </m:sSup>
                 </m:e>
               </m:d>
+              <m:r>
+                <m:t>​</m:t>
+              </m:r>
             </m:oMath>
             <w:r>
               <w:t xml:space="preserve"> </w:t>
@@ -24263,10 +25041,12 @@
                   <m:e>
                     <m:r>
                       <m:rPr>
-                        <m:nor/>
                         <m:sty m:val="p"/>
                       </m:rPr>
                       <m:t>E</m:t>
+                    </m:r>
+                    <m:r>
+                      <m:t>​</m:t>
                     </m:r>
                     <m:d>
                       <m:dPr>
@@ -24300,6 +25080,9 @@
                       </m:e>
                     </m:d>
                     <m:r>
+                      <m:t>​</m:t>
+                    </m:r>
+                    <m:r>
                       <m:rPr>
                         <m:sty m:val="p"/>
                       </m:rPr>
@@ -24307,10 +25090,12 @@
                     </m:r>
                     <m:r>
                       <m:rPr>
-                        <m:nor/>
                         <m:sty m:val="p"/>
                       </m:rPr>
                       <m:t>E</m:t>
+                    </m:r>
+                    <m:r>
+                      <m:t>​</m:t>
                     </m:r>
                     <m:d>
                       <m:dPr>
@@ -24344,6 +25129,9 @@
                       </m:e>
                     </m:d>
                     <m:r>
+                      <m:t>​</m:t>
+                    </m:r>
+                    <m:r>
                       <m:t>&amp;</m:t>
                     </m:r>
                     <m:r>
@@ -24676,10 +25464,12 @@
       <m:oMath>
         <m:r>
           <m:rPr>
-            <m:nor/>
             <m:sty m:val="p"/>
           </m:rPr>
           <m:t>E</m:t>
+        </m:r>
+        <m:r>
+          <m:t>​</m:t>
         </m:r>
         <m:d>
           <m:dPr>
@@ -24703,6 +25493,9 @@
             </m:r>
           </m:e>
         </m:d>
+        <m:r>
+          <m:t>​</m:t>
+        </m:r>
         <m:r>
           <m:rPr>
             <m:sty m:val="p"/>
@@ -25001,10 +25794,12 @@
               </m:r>
               <m:r>
                 <m:rPr>
-                  <m:nor/>
                   <m:sty m:val="p"/>
                 </m:rPr>
                 <m:t>E</m:t>
+              </m:r>
+              <m:r>
+                <m:t>​</m:t>
               </m:r>
               <m:d>
                 <m:dPr>
@@ -25028,6 +25823,9 @@
                   </m:r>
                 </m:e>
               </m:d>
+              <m:r>
+                <m:t>​</m:t>
+              </m:r>
             </m:oMath>
             <w:r>
               <w:t xml:space="preserve"> </w:t>
@@ -25536,10 +26334,12 @@
                   <m:oMath>
                     <m:r>
                       <m:rPr>
-                        <m:nor/>
                         <m:sty m:val="p"/>
                       </m:rPr>
                       <m:t>E</m:t>
+                    </m:r>
+                    <m:r>
+                      <m:t>​</m:t>
                     </m:r>
                     <m:d>
                       <m:dPr>
@@ -25572,6 +26372,9 @@
                         </m:sSup>
                       </m:e>
                     </m:d>
+                    <m:r>
+                      <m:t>​</m:t>
+                    </m:r>
                   </m:oMath>
                   <w:r>
                     <w:t xml:space="preserve"> </w:t>
@@ -25603,10 +26406,12 @@
                   <m:oMath>
                     <m:r>
                       <m:rPr>
-                        <m:nor/>
                         <m:sty m:val="p"/>
                       </m:rPr>
                       <m:t>E</m:t>
+                    </m:r>
+                    <m:r>
+                      <m:t>​</m:t>
                     </m:r>
                     <m:d>
                       <m:dPr>
@@ -25639,6 +26444,9 @@
                         </m:sSup>
                       </m:e>
                     </m:d>
+                    <m:r>
+                      <m:t>​</m:t>
+                    </m:r>
                   </m:oMath>
                   <w:r>
                     <w:t xml:space="preserve"> </w:t>
@@ -25684,10 +26492,12 @@
                   <m:oMath>
                     <m:r>
                       <m:rPr>
-                        <m:nor/>
                         <m:sty m:val="p"/>
                       </m:rPr>
                       <m:t>E</m:t>
+                    </m:r>
+                    <m:r>
+                      <m:t>​</m:t>
                     </m:r>
                     <m:d>
                       <m:dPr>
@@ -25721,6 +26531,9 @@
                       </m:e>
                     </m:d>
                     <m:r>
+                      <m:t>​</m:t>
+                    </m:r>
+                    <m:r>
                       <m:rPr>
                         <m:sty m:val="p"/>
                       </m:rPr>
@@ -25728,10 +26541,12 @@
                     </m:r>
                     <m:r>
                       <m:rPr>
-                        <m:nor/>
                         <m:sty m:val="p"/>
                       </m:rPr>
                       <m:t>E</m:t>
+                    </m:r>
+                    <m:r>
+                      <m:t>​</m:t>
                     </m:r>
                     <m:d>
                       <m:dPr>
@@ -25764,6 +26579,9 @@
                         </m:sSup>
                       </m:e>
                     </m:d>
+                    <m:r>
+                      <m:t>​</m:t>
+                    </m:r>
                   </m:oMath>
                   <w:r>
                     <w:t xml:space="preserve">​</w:t>
@@ -26330,7 +27148,6 @@
               <m:oMath>
                 <m:r>
                   <m:rPr>
-                    <m:nor/>
                     <m:sty m:val="p"/>
                   </m:rPr>
                   <m:t>logit</m:t>
@@ -26439,10 +27256,12 @@
       <m:oMath>
         <m:r>
           <m:rPr>
-            <m:nor/>
             <m:sty m:val="p"/>
           </m:rPr>
           <m:t>exp</m:t>
+        </m:r>
+        <m:r>
+          <m:t>​</m:t>
         </m:r>
         <m:d>
           <m:dPr>
@@ -26466,6 +27285,9 @@
             </m:sSub>
           </m:e>
         </m:d>
+        <m:r>
+          <m:t>​</m:t>
+        </m:r>
       </m:oMath>
       <w:r>
         <w:t xml:space="preserve"> </w:t>
@@ -26539,10 +27361,12 @@
       <m:oMath>
         <m:r>
           <m:rPr>
-            <m:nor/>
             <m:sty m:val="p"/>
           </m:rPr>
           <m:t>exp</m:t>
+        </m:r>
+        <m:r>
+          <m:t>​</m:t>
         </m:r>
         <m:d>
           <m:dPr>
@@ -26566,6 +27390,9 @@
             </m:sSub>
           </m:e>
         </m:d>
+        <m:r>
+          <m:t>​</m:t>
+        </m:r>
       </m:oMath>
       <w:r>
         <w:t xml:space="preserve"> </w:t>
@@ -26579,10 +27406,12 @@
       <m:oMath>
         <m:r>
           <m:rPr>
-            <m:nor/>
             <m:sty m:val="p"/>
           </m:rPr>
           <m:t>exp</m:t>
+        </m:r>
+        <m:r>
+          <m:t>​</m:t>
         </m:r>
         <m:d>
           <m:dPr>
@@ -26613,6 +27442,9 @@
             </m:sSub>
           </m:e>
         </m:d>
+        <m:r>
+          <m:t>​</m:t>
+        </m:r>
       </m:oMath>
       <w:r>
         <w:t xml:space="preserve"> </w:t>
@@ -26626,7 +27458,6 @@
       <m:oMath>
         <m:r>
           <m:rPr>
-            <m:nor/>
             <m:sty m:val="p"/>
           </m:rPr>
           <m:t>logit</m:t>
@@ -26814,10 +27645,12 @@
             <m:oMath>
               <m:r>
                 <m:rPr>
-                  <m:nor/>
                   <m:sty m:val="p"/>
                 </m:rPr>
                 <m:t>exp</m:t>
+              </m:r>
+              <m:r>
+                <m:t>​</m:t>
               </m:r>
               <m:d>
                 <m:dPr>
@@ -26848,6 +27681,9 @@
                   </m:sSub>
                 </m:e>
               </m:d>
+              <m:r>
+                <m:t>​</m:t>
+              </m:r>
               <m:r>
                 <m:rPr>
                   <m:sty m:val="p"/>
@@ -27012,10 +27848,12 @@
               <m:oMath>
                 <m:r>
                   <m:rPr>
-                    <m:nor/>
                     <m:sty m:val="p"/>
                   </m:rPr>
                   <m:t>E</m:t>
+                </m:r>
+                <m:r>
+                  <m:t>​</m:t>
                 </m:r>
                 <m:d>
                   <m:dPr>
@@ -27048,6 +27886,9 @@
                     </m:r>
                   </m:e>
                 </m:d>
+                <m:r>
+                  <m:t>​</m:t>
+                </m:r>
                 <m:r>
                   <m:rPr>
                     <m:sty m:val="p"/>
@@ -27228,10 +28069,12 @@
                   <m:e>
                     <m:r>
                       <m:rPr>
-                        <m:nor/>
                         <m:sty m:val="p"/>
                       </m:rPr>
                       <m:t>E</m:t>
+                    </m:r>
+                    <m:r>
+                      <m:t>​</m:t>
                     </m:r>
                     <m:d>
                       <m:dPr>
@@ -27283,6 +28126,9 @@
                       </m:e>
                     </m:d>
                     <m:r>
+                      <m:t>​</m:t>
+                    </m:r>
+                    <m:r>
                       <m:rPr>
                         <m:sty m:val="p"/>
                       </m:rPr>
@@ -27290,10 +28136,12 @@
                     </m:r>
                     <m:r>
                       <m:rPr>
-                        <m:nor/>
                         <m:sty m:val="p"/>
                       </m:rPr>
                       <m:t>E</m:t>
+                    </m:r>
+                    <m:r>
+                      <m:t>​</m:t>
                     </m:r>
                     <m:d>
                       <m:dPr>
@@ -27344,6 +28192,9 @@
                         </m:r>
                       </m:e>
                     </m:d>
+                    <m:r>
+                      <m:t>​</m:t>
+                    </m:r>
                     <m:r>
                       <m:t>&amp;</m:t>
                     </m:r>
@@ -28095,10 +28946,12 @@
             <m:oMath>
               <m:r>
                 <m:rPr>
-                  <m:nor/>
                   <m:sty m:val="p"/>
                 </m:rPr>
                 <m:t>E</m:t>
+              </m:r>
+              <m:r>
+                <m:t>​</m:t>
               </m:r>
               <m:d>
                 <m:dPr>
@@ -28131,6 +28984,9 @@
                   </m:r>
                 </m:e>
               </m:d>
+              <m:r>
+                <m:t>​</m:t>
+              </m:r>
               <m:r>
                 <m:rPr>
                   <m:sty m:val="p"/>
@@ -29838,10 +30694,12 @@
         <m:oMath>
           <m:r>
             <m:rPr>
-              <m:nor/>
               <m:sty m:val="p"/>
             </m:rPr>
             <m:t>E</m:t>
+          </m:r>
+          <m:r>
+            <m:t>​</m:t>
           </m:r>
           <m:d>
             <m:dPr>
@@ -29883,6 +30741,9 @@
               </m:r>
             </m:e>
           </m:d>
+          <m:r>
+            <m:t>​</m:t>
+          </m:r>
           <m:r>
             <m:rPr>
               <m:sty m:val="p"/>
@@ -30204,10 +31065,12 @@
               <m:oMath>
                 <m:r>
                   <m:rPr>
-                    <m:nor/>
                     <m:sty m:val="p"/>
                   </m:rPr>
                   <m:t>E</m:t>
+                </m:r>
+                <m:r>
+                  <m:t>​</m:t>
                 </m:r>
                 <m:d>
                   <m:dPr>
@@ -30259,6 +31122,9 @@
                   </m:e>
                 </m:d>
                 <m:r>
+                  <m:t>​</m:t>
+                </m:r>
+                <m:r>
                   <m:rPr>
                     <m:sty m:val="p"/>
                   </m:rPr>
@@ -30266,10 +31132,12 @@
                 </m:r>
                 <m:r>
                   <m:rPr>
-                    <m:nor/>
                     <m:sty m:val="p"/>
                   </m:rPr>
                   <m:t>E</m:t>
+                </m:r>
+                <m:r>
+                  <m:t>​</m:t>
                 </m:r>
                 <m:d>
                   <m:dPr>
@@ -30320,6 +31188,9 @@
                     </m:sSup>
                   </m:e>
                 </m:d>
+                <m:r>
+                  <m:t>​</m:t>
+                </m:r>
                 <m:r>
                   <m:rPr>
                     <m:sty m:val="p"/>
@@ -32621,10 +33492,12 @@
       <m:oMath>
         <m:r>
           <m:rPr>
-            <m:nor/>
             <m:sty m:val="p"/>
           </m:rPr>
           <m:t>E</m:t>
+        </m:r>
+        <m:r>
+          <m:t>​</m:t>
         </m:r>
         <m:d>
           <m:dPr>
@@ -32667,6 +33540,9 @@
           </m:e>
         </m:d>
         <m:r>
+          <m:t>​</m:t>
+        </m:r>
+        <m:r>
           <m:rPr>
             <m:sty m:val="p"/>
           </m:rPr>
@@ -32718,10 +33594,12 @@
       <m:oMath>
         <m:r>
           <m:rPr>
-            <m:nor/>
             <m:sty m:val="p"/>
           </m:rPr>
           <m:t>E</m:t>
+        </m:r>
+        <m:r>
+          <m:t>​</m:t>
         </m:r>
         <m:d>
           <m:dPr>
@@ -32764,6 +33642,9 @@
           </m:e>
         </m:d>
         <m:r>
+          <m:t>​</m:t>
+        </m:r>
+        <m:r>
           <m:rPr>
             <m:sty m:val="p"/>
           </m:rPr>
@@ -33750,10 +34631,12 @@
             <m:oMath>
               <m:r>
                 <m:rPr>
-                  <m:nor/>
                   <m:sty m:val="p"/>
                 </m:rPr>
                 <m:t>E</m:t>
+              </m:r>
+              <m:r>
+                <m:t>​</m:t>
               </m:r>
               <m:d>
                 <m:dPr>
@@ -33787,6 +34670,9 @@
                       <m:sty m:val="p"/>
                     </m:rPr>
                     <m:t>1</m:t>
+                  </m:r>
+                  <m:r>
+                    <m:t>​</m:t>
                   </m:r>
                   <m:d>
                     <m:dPr>
@@ -33811,6 +34697,9 @@
                     </m:e>
                   </m:d>
                   <m:r>
+                    <m:t>​</m:t>
+                  </m:r>
+                  <m:r>
                     <m:t>Y</m:t>
                   </m:r>
                   <m:r>
@@ -33848,6 +34737,9 @@
                   </m:r>
                 </m:e>
               </m:d>
+              <m:r>
+                <m:t>​</m:t>
+              </m:r>
             </m:oMath>
             <w:r>
               <w:t xml:space="preserve"> </w:t>
@@ -33861,10 +34753,12 @@
             <m:oMath>
               <m:r>
                 <m:rPr>
-                  <m:nor/>
                   <m:sty m:val="p"/>
                 </m:rPr>
                 <m:t>E</m:t>
+              </m:r>
+              <m:r>
+                <m:t>​</m:t>
               </m:r>
               <m:d>
                 <m:dPr>
@@ -33888,6 +34782,9 @@
                   </m:sSup>
                 </m:e>
               </m:d>
+              <m:r>
+                <m:t>​</m:t>
+              </m:r>
             </m:oMath>
             <w:r>
               <w:t xml:space="preserve">, but the</w:t>
@@ -33928,10 +34825,12 @@
                   <m:e>
                     <m:r>
                       <m:rPr>
-                        <m:nor/>
                         <m:sty m:val="p"/>
                       </m:rPr>
                       <m:t>E</m:t>
+                    </m:r>
+                    <m:r>
+                      <m:t>​</m:t>
                     </m:r>
                     <m:d>
                       <m:dPr>
@@ -33971,6 +34870,9 @@
                               </m:rPr>
                               <m:t>1</m:t>
                             </m:r>
+                            <m:r>
+                              <m:t>​</m:t>
+                            </m:r>
                             <m:d>
                               <m:dPr>
                                 <m:begChr m:val="("/>
@@ -33993,6 +34895,9 @@
                                 </m:r>
                               </m:e>
                             </m:d>
+                            <m:r>
+                              <m:t>​</m:t>
+                            </m:r>
                             <m:r>
                               <m:t>Y</m:t>
                             </m:r>
@@ -34030,6 +34935,9 @@
                       </m:e>
                     </m:d>
                     <m:r>
+                      <m:t>​</m:t>
+                    </m:r>
+                    <m:r>
                       <m:t>&amp;</m:t>
                     </m:r>
                     <m:r>
@@ -34061,10 +34969,12 @@
                     </m:r>
                     <m:r>
                       <m:rPr>
-                        <m:nor/>
                         <m:sty m:val="p"/>
                       </m:rPr>
                       <m:t>E</m:t>
+                    </m:r>
+                    <m:r>
+                      <m:t>​</m:t>
                     </m:r>
                     <m:d>
                       <m:dPr>
@@ -34085,6 +34995,9 @@
                                 <m:sty m:val="p"/>
                               </m:rPr>
                               <m:t>1</m:t>
+                            </m:r>
+                            <m:r>
+                              <m:t>​</m:t>
                             </m:r>
                             <m:d>
                               <m:dPr>
@@ -34108,6 +35021,9 @@
                                 </m:r>
                               </m:e>
                             </m:d>
+                            <m:r>
+                              <m:t>​</m:t>
+                            </m:r>
                             <m:r>
                               <m:t>Y</m:t>
                             </m:r>
@@ -34145,6 +35061,9 @@
                       </m:e>
                     </m:d>
                     <m:r>
+                      <m:t>​</m:t>
+                    </m:r>
+                    <m:r>
                       <m:t>&amp;</m:t>
                     </m:r>
                     <m:r>
@@ -34163,6 +35082,9 @@
                         <m:sty m:val="p"/>
                       </m:rPr>
                       <m:t>1</m:t>
+                    </m:r>
+                    <m:r>
+                      <m:t>​</m:t>
                     </m:r>
                     <m:d>
                       <m:dPr>
@@ -34187,6 +35109,9 @@
                       </m:e>
                     </m:d>
                     <m:r>
+                      <m:t>​</m:t>
+                    </m:r>
+                    <m:r>
                       <m:rPr>
                         <m:nor/>
                         <m:sty m:val="p"/>
@@ -34276,10 +35201,12 @@
                     </m:r>
                     <m:r>
                       <m:rPr>
-                        <m:nor/>
                         <m:sty m:val="p"/>
                       </m:rPr>
                       <m:t>E</m:t>
+                    </m:r>
+                    <m:r>
+                      <m:t>​</m:t>
                     </m:r>
                     <m:d>
                       <m:dPr>
@@ -34304,6 +35231,9 @@
                       </m:e>
                     </m:d>
                     <m:r>
+                      <m:t>​</m:t>
+                    </m:r>
+                    <m:r>
                       <m:t>&amp;</m:t>
                     </m:r>
                     <m:r>
@@ -34320,10 +35250,12 @@
                   <m:e>
                     <m:r>
                       <m:rPr>
-                        <m:nor/>
                         <m:sty m:val="p"/>
                       </m:rPr>
                       <m:t>E</m:t>
+                    </m:r>
+                    <m:r>
+                      <m:t>​</m:t>
                     </m:r>
                     <m:d>
                       <m:dPr>
@@ -34363,6 +35295,9 @@
                               </m:rPr>
                               <m:t>1</m:t>
                             </m:r>
+                            <m:r>
+                              <m:t>​</m:t>
+                            </m:r>
                             <m:d>
                               <m:dPr>
                                 <m:begChr m:val="("/>
@@ -34385,6 +35320,9 @@
                                 </m:r>
                               </m:e>
                             </m:d>
+                            <m:r>
+                              <m:t>​</m:t>
+                            </m:r>
                           </m:num>
                           <m:den>
                             <m:r>
@@ -34419,6 +35357,9 @@
                       </m:e>
                     </m:d>
                     <m:r>
+                      <m:t>​</m:t>
+                    </m:r>
+                    <m:r>
                       <m:t>&amp;</m:t>
                     </m:r>
                     <m:r>
@@ -34450,10 +35391,12 @@
                     </m:r>
                     <m:r>
                       <m:rPr>
-                        <m:nor/>
                         <m:sty m:val="p"/>
                       </m:rPr>
                       <m:t>E</m:t>
+                    </m:r>
+                    <m:r>
+                      <m:t>​</m:t>
                     </m:r>
                     <m:d>
                       <m:dPr>
@@ -34474,6 +35417,9 @@
                                 <m:sty m:val="p"/>
                               </m:rPr>
                               <m:t>1</m:t>
+                            </m:r>
+                            <m:r>
+                              <m:t>​</m:t>
                             </m:r>
                             <m:d>
                               <m:dPr>
@@ -34497,6 +35443,9 @@
                                 </m:r>
                               </m:e>
                             </m:d>
+                            <m:r>
+                              <m:t>​</m:t>
+                            </m:r>
                           </m:num>
                           <m:den>
                             <m:r>
@@ -34531,6 +35480,9 @@
                       </m:e>
                     </m:d>
                     <m:r>
+                      <m:t>​</m:t>
+                    </m:r>
+                    <m:r>
                       <m:t>&amp;</m:t>
                     </m:r>
                     <m:r>
@@ -34621,10 +35573,12 @@
               </m:r>
               <m:r>
                 <m:rPr>
-                  <m:nor/>
                   <m:sty m:val="p"/>
                 </m:rPr>
                 <m:t>E</m:t>
+              </m:r>
+              <m:r>
+                <m:t>​</m:t>
               </m:r>
               <m:d>
                 <m:dPr>
@@ -34649,6 +35603,9 @@
                 </m:e>
               </m:d>
               <m:r>
+                <m:t>​</m:t>
+              </m:r>
+              <m:r>
                 <m:rPr>
                   <m:sty m:val="p"/>
                 </m:rPr>
@@ -34680,10 +35637,12 @@
               </m:r>
               <m:r>
                 <m:rPr>
-                  <m:nor/>
                   <m:sty m:val="p"/>
                 </m:rPr>
                 <m:t>E</m:t>
+              </m:r>
+              <m:r>
+                <m:t>​</m:t>
               </m:r>
               <m:d>
                 <m:dPr>
@@ -34707,6 +35666,9 @@
                   </m:sSup>
                 </m:e>
               </m:d>
+              <m:r>
+                <m:t>​</m:t>
+              </m:r>
             </m:oMath>
             <w:r>
               <w:t xml:space="preserve"> </w:t>
@@ -34780,10 +35742,12 @@
             <m:oMath>
               <m:r>
                 <m:rPr>
-                  <m:nor/>
                   <m:sty m:val="p"/>
                 </m:rPr>
                 <m:t>E</m:t>
+              </m:r>
+              <m:r>
+                <m:t>​</m:t>
               </m:r>
               <m:d>
                 <m:dPr>
@@ -34823,6 +35787,9 @@
                         </m:rPr>
                         <m:t>1</m:t>
                       </m:r>
+                      <m:r>
+                        <m:t>​</m:t>
+                      </m:r>
                       <m:d>
                         <m:dPr>
                           <m:begChr m:val="("/>
@@ -34845,6 +35812,9 @@
                           </m:r>
                         </m:e>
                       </m:d>
+                      <m:r>
+                        <m:t>​</m:t>
+                      </m:r>
                     </m:num>
                     <m:den>
                       <m:r>
@@ -34903,6 +35873,9 @@
                 </m:e>
               </m:d>
               <m:r>
+                <m:t>​</m:t>
+              </m:r>
+              <m:r>
                 <m:rPr>
                   <m:sty m:val="p"/>
                 </m:rPr>
@@ -34945,6 +35918,9 @@
                   <m:sty m:val="p"/>
                 </m:rPr>
                 <m:t>1</m:t>
+              </m:r>
+              <m:r>
+                <m:t>​</m:t>
               </m:r>
               <m:d>
                 <m:dPr>
@@ -34968,6 +35944,9 @@
                   </m:r>
                 </m:e>
               </m:d>
+              <m:r>
+                <m:t>​</m:t>
+              </m:r>
             </m:oMath>
             <w:r>
               <w:t xml:space="preserve"> </w:t>
@@ -35004,10 +35983,12 @@
             <m:oMath>
               <m:r>
                 <m:rPr>
-                  <m:nor/>
                   <m:sty m:val="p"/>
                 </m:rPr>
                 <m:t>E</m:t>
+              </m:r>
+              <m:r>
+                <m:t>​</m:t>
               </m:r>
               <m:d>
                 <m:dPr>
@@ -35031,6 +36012,9 @@
                   </m:sSup>
                 </m:e>
               </m:d>
+              <m:r>
+                <m:t>​</m:t>
+              </m:r>
             </m:oMath>
             <w:r>
               <w:t xml:space="preserve">.)</w:t>
@@ -35047,10 +36031,12 @@
             <m:oMath>
               <m:r>
                 <m:rPr>
-                  <m:nor/>
                   <m:sty m:val="p"/>
                 </m:rPr>
                 <m:t>E</m:t>
+              </m:r>
+              <m:r>
+                <m:t>​</m:t>
               </m:r>
               <m:d>
                 <m:dPr>
@@ -35075,6 +36061,9 @@
                 </m:e>
               </m:d>
               <m:r>
+                <m:t>​</m:t>
+              </m:r>
+              <m:r>
                 <m:rPr>
                   <m:sty m:val="p"/>
                 </m:rPr>
@@ -35189,20 +36178,15 @@
                 <m:jc m:val="center"/>
               </m:oMathParaPr>
               <m:oMath>
-                <m:acc>
-                  <m:accPr>
-                    <m:chr m:val="̂"/>
-                  </m:accPr>
-                  <m:e>
-                    <m:r>
-                      <m:rPr>
-                        <m:nor/>
-                        <m:sty m:val="p"/>
-                      </m:rPr>
-                      <m:t>E</m:t>
-                    </m:r>
-                  </m:e>
-                </m:acc>
+                <m:r>
+                  <m:rPr>
+                    <m:sty m:val="p"/>
+                  </m:rPr>
+                  <m:t/>
+                </m:r>
+                <m:r>
+                  <m:t>​</m:t>
+                </m:r>
                 <m:d>
                   <m:dPr>
                     <m:begChr m:val="["/>
@@ -35265,6 +36249,9 @@
                         </m:r>
                       </m:den>
                     </m:f>
+                    <m:r>
+                      <m:t>​</m:t>
+                    </m:r>
                     <m:d>
                       <m:dPr>
                         <m:begChr m:val="["/>
@@ -35329,6 +36316,9 @@
                         </m:r>
                       </m:e>
                     </m:d>
+                    <m:r>
+                      <m:t>​</m:t>
+                    </m:r>
                     <m:d>
                       <m:dPr>
                         <m:begChr m:val="("/>
@@ -35370,6 +36360,9 @@
                   </m:e>
                 </m:d>
                 <m:r>
+                  <m:t>​</m:t>
+                </m:r>
+                <m:r>
                   <m:rPr>
                     <m:sty m:val="p"/>
                   </m:rPr>
@@ -35485,10 +36478,12 @@
             <m:oMath>
               <m:r>
                 <m:rPr>
-                  <m:nor/>
                   <m:sty m:val="p"/>
                 </m:rPr>
                 <m:t>E</m:t>
+              </m:r>
+              <m:r>
+                <m:t>​</m:t>
               </m:r>
               <m:d>
                 <m:dPr>
@@ -35521,6 +36516,9 @@
                   </m:sSup>
                 </m:e>
               </m:d>
+              <m:r>
+                <m:t>​</m:t>
+              </m:r>
             </m:oMath>
             <w:r>
               <w:t xml:space="preserve"> </w:t>
@@ -35534,10 +36532,12 @@
             <m:oMath>
               <m:r>
                 <m:rPr>
-                  <m:nor/>
                   <m:sty m:val="p"/>
                 </m:rPr>
                 <m:t>E</m:t>
+              </m:r>
+              <m:r>
+                <m:t>​</m:t>
               </m:r>
               <m:d>
                 <m:dPr>
@@ -35570,6 +36570,9 @@
                   </m:sSup>
                 </m:e>
               </m:d>
+              <m:r>
+                <m:t>​</m:t>
+              </m:r>
             </m:oMath>
             <w:r>
               <w:t xml:space="preserve">.</w:t>
@@ -35719,10 +36722,12 @@
             <m:oMath>
               <m:r>
                 <m:rPr>
-                  <m:nor/>
                   <m:sty m:val="p"/>
                 </m:rPr>
                 <m:t>E</m:t>
+              </m:r>
+              <m:r>
+                <m:t>​</m:t>
               </m:r>
               <m:d>
                 <m:dPr>
@@ -35746,6 +36751,9 @@
                   </m:sSup>
                 </m:e>
               </m:d>
+              <m:r>
+                <m:t>​</m:t>
+              </m:r>
             </m:oMath>
             <w:r>
               <w:t xml:space="preserve">.</w:t>
@@ -36154,10 +37162,12 @@
       <m:oMath>
         <m:r>
           <m:rPr>
-            <m:nor/>
             <m:sty m:val="p"/>
           </m:rPr>
           <m:t>E</m:t>
+        </m:r>
+        <m:r>
+          <m:t>​</m:t>
         </m:r>
         <m:d>
           <m:dPr>
@@ -36199,6 +37209,9 @@
             </m:sSup>
           </m:e>
         </m:d>
+        <m:r>
+          <m:t>​</m:t>
+        </m:r>
       </m:oMath>
     </w:p>
     <w:p>

--- a/chapters/12-ip-weighting-marginal-structural-models.docx
+++ b/chapters/12-ip-weighting-marginal-structural-models.docx
@@ -455,6 +455,7 @@
               <m:oMath>
                 <m:r>
                   <m:rPr>
+                    <m:scr m:val="double-struck"/>
                     <m:sty m:val="p"/>
                   </m:rPr>
                   <m:t>E</m:t>
@@ -504,6 +505,7 @@
                 </m:r>
                 <m:r>
                   <m:rPr>
+                    <m:scr m:val="double-struck"/>
                     <m:sty m:val="p"/>
                   </m:rPr>
                   <m:t>E</m:t>
@@ -821,6 +823,7 @@
       <m:oMath>
         <m:r>
           <m:rPr>
+            <m:scr m:val="double-struck"/>
             <m:sty m:val="p"/>
           </m:rPr>
           <m:t>E</m:t>
@@ -870,6 +873,7 @@
         </m:r>
         <m:r>
           <m:rPr>
+            <m:scr m:val="double-struck"/>
             <m:sty m:val="p"/>
           </m:rPr>
           <m:t>E</m:t>
@@ -2904,6 +2908,7 @@
               </m:r>
               <m:r>
                 <m:rPr>
+                  <m:scr m:val="double-struck"/>
                   <m:sty m:val="p"/>
                 </m:rPr>
                 <m:t>E</m:t>
@@ -3086,6 +3091,7 @@
             <m:oMath>
               <m:r>
                 <m:rPr>
+                  <m:scr m:val="double-struck"/>
                   <m:sty m:val="p"/>
                 </m:rPr>
                 <m:t>E</m:t>
@@ -3158,6 +3164,7 @@
                   <m:e>
                     <m:r>
                       <m:rPr>
+                        <m:scr m:val="double-struck"/>
                         <m:sty m:val="p"/>
                       </m:rPr>
                       <m:t>E</m:t>
@@ -3217,6 +3224,7 @@
                   <m:num>
                     <m:r>
                       <m:rPr>
+                        <m:scr m:val="double-struck"/>
                         <m:sty m:val="p"/>
                       </m:rPr>
                       <m:t>E</m:t>
@@ -3247,6 +3255,7 @@
                   <m:den>
                     <m:r>
                       <m:rPr>
+                        <m:scr m:val="double-struck"/>
                         <m:sty m:val="p"/>
                       </m:rPr>
                       <m:t>E</m:t>
@@ -3348,6 +3357,7 @@
                 <m:e>
                   <m:r>
                     <m:rPr>
+                      <m:scr m:val="double-struck"/>
                       <m:sty m:val="p"/>
                     </m:rPr>
                     <m:t>E</m:t>
@@ -3436,6 +3446,7 @@
                 <m:e>
                   <m:r>
                     <m:rPr>
+                      <m:scr m:val="double-struck"/>
                       <m:sty m:val="p"/>
                     </m:rPr>
                     <m:t>E</m:t>
@@ -3510,6 +3521,7 @@
                 <m:e>
                   <m:r>
                     <m:rPr>
+                      <m:scr m:val="double-struck"/>
                       <m:sty m:val="p"/>
                     </m:rPr>
                     <m:t>E</m:t>
@@ -3758,6 +3770,7 @@
       <m:oMath>
         <m:r>
           <m:rPr>
+            <m:scr m:val="double-struck"/>
             <m:sty m:val="p"/>
           </m:rPr>
           <m:t>E</m:t>
@@ -3827,6 +3840,7 @@
         </m:r>
         <m:r>
           <m:rPr>
+            <m:scr m:val="double-struck"/>
             <m:sty m:val="p"/>
           </m:rPr>
           <m:t>E</m:t>
@@ -4333,6 +4347,7 @@
             <m:oMath>
               <m:r>
                 <m:rPr>
+                  <m:scr m:val="double-struck"/>
                   <m:sty m:val="p"/>
                 </m:rPr>
                 <m:t>E</m:t>
@@ -4394,6 +4409,7 @@
             <m:oMath>
               <m:r>
                 <m:rPr>
+                  <m:scr m:val="double-struck"/>
                   <m:sty m:val="p"/>
                 </m:rPr>
                 <m:t>E</m:t>
@@ -4506,6 +4522,7 @@
             <m:oMath>
               <m:r>
                 <m:rPr>
+                  <m:scr m:val="double-struck"/>
                   <m:sty m:val="p"/>
                 </m:rPr>
                 <m:t>E</m:t>
@@ -4611,6 +4628,7 @@
                 <m:e>
                   <m:r>
                     <m:rPr>
+                      <m:scr m:val="double-struck"/>
                       <m:sty m:val="p"/>
                     </m:rPr>
                     <m:t>E</m:t>
@@ -4693,67 +4711,68 @@
                 <m:e>
                   <m:r>
                     <m:rPr>
+                      <m:scr m:val="double-struck"/>
                       <m:sty m:val="p"/>
                     </m:rPr>
                     <m:t>E</m:t>
                   </m:r>
+                  <m:r>
+                    <m:t>​</m:t>
+                  </m:r>
+                  <m:d>
+                    <m:dPr>
+                      <m:begChr m:val="["/>
+                      <m:sepChr m:val=""/>
+                      <m:endChr m:val="]"/>
+                      <m:grow/>
+                    </m:dPr>
+                    <m:e>
+                      <m:r>
+                        <m:t>Y</m:t>
+                      </m:r>
+                      <m:r>
+                        <m:rPr>
+                          <m:sty m:val="p"/>
+                        </m:rPr>
+                        <m:t>∣</m:t>
+                      </m:r>
+                      <m:r>
+                        <m:t>A</m:t>
+                      </m:r>
+                      <m:r>
+                        <m:rPr>
+                          <m:sty m:val="p"/>
+                        </m:rPr>
+                        <m:t>=</m:t>
+                      </m:r>
+                      <m:r>
+                        <m:t>a</m:t>
+                      </m:r>
+                      <m:r>
+                        <m:rPr>
+                          <m:sty m:val="p"/>
+                        </m:rPr>
+                        <m:t>,</m:t>
+                      </m:r>
+                      <m:r>
+                        <m:t>L</m:t>
+                      </m:r>
+                      <m:r>
+                        <m:rPr>
+                          <m:sty m:val="p"/>
+                        </m:rPr>
+                        <m:t>=</m:t>
+                      </m:r>
+                      <m:r>
+                        <m:t>l</m:t>
+                      </m:r>
+                    </m:e>
+                  </m:d>
+                  <m:r>
+                    <m:t>​</m:t>
+                  </m:r>
                 </m:e>
               </m:nary>
-              <m:r>
-                <m:t>​</m:t>
-              </m:r>
-              <m:d>
-                <m:dPr>
-                  <m:begChr m:val="["/>
-                  <m:sepChr m:val=""/>
-                  <m:endChr m:val="]"/>
-                  <m:grow/>
-                </m:dPr>
-                <m:e>
-                  <m:r>
-                    <m:t>Y</m:t>
-                  </m:r>
-                  <m:r>
-                    <m:rPr>
-                      <m:sty m:val="p"/>
-                    </m:rPr>
-                    <m:t>∣</m:t>
-                  </m:r>
-                  <m:r>
-                    <m:t>A</m:t>
-                  </m:r>
-                  <m:r>
-                    <m:rPr>
-                      <m:sty m:val="p"/>
-                    </m:rPr>
-                    <m:t>=</m:t>
-                  </m:r>
-                  <m:r>
-                    <m:t>a</m:t>
-                  </m:r>
-                  <m:r>
-                    <m:rPr>
-                      <m:sty m:val="p"/>
-                    </m:rPr>
-                    <m:t>,</m:t>
-                  </m:r>
-                  <m:r>
-                    <m:t>L</m:t>
-                  </m:r>
-                  <m:r>
-                    <m:rPr>
-                      <m:sty m:val="p"/>
-                    </m:rPr>
-                    <m:t>=</m:t>
-                  </m:r>
-                  <m:r>
-                    <m:t>l</m:t>
-                  </m:r>
-                </m:e>
-              </m:d>
-              <m:r>
-                <m:t>​</m:t>
-              </m:r>
               <m:r>
                 <m:rPr>
                   <m:sty m:val="p"/>
@@ -5111,6 +5130,7 @@
             <m:oMath>
               <m:r>
                 <m:rPr>
+                  <m:scr m:val="double-struck"/>
                   <m:sty m:val="p"/>
                 </m:rPr>
                 <m:t>E</m:t>
@@ -5153,6 +5173,7 @@
                 <m:e>
                   <m:r>
                     <m:rPr>
+                      <m:scr m:val="double-struck"/>
                       <m:sty m:val="p"/>
                     </m:rPr>
                     <m:t>E</m:t>
@@ -5242,6 +5263,7 @@
                 <m:e>
                   <m:r>
                     <m:rPr>
+                      <m:scr m:val="double-struck"/>
                       <m:sty m:val="p"/>
                     </m:rPr>
                     <m:t>E</m:t>
@@ -5320,6 +5342,7 @@
             <m:oMath>
               <m:r>
                 <m:rPr>
+                  <m:scr m:val="double-struck"/>
                   <m:sty m:val="p"/>
                 </m:rPr>
                 <m:t>E</m:t>
@@ -5551,6 +5574,7 @@
                   <m:e>
                     <m:r>
                       <m:rPr>
+                        <m:scr m:val="double-struck"/>
                         <m:sty m:val="p"/>
                       </m:rPr>
                       <m:t>E</m:t>
@@ -5664,6 +5688,7 @@
                     </m:r>
                     <m:r>
                       <m:rPr>
+                        <m:scr m:val="double-struck"/>
                         <m:sty m:val="p"/>
                       </m:rPr>
                       <m:t>E</m:t>
@@ -5920,6 +5945,7 @@
                       <m:num>
                         <m:r>
                           <m:rPr>
+                            <m:scr m:val="double-struck"/>
                             <m:sty m:val="p"/>
                           </m:rPr>
                           <m:t>E</m:t>
@@ -6519,6 +6545,7 @@
             <m:oMath>
               <m:r>
                 <m:rPr>
+                  <m:scr m:val="double-struck"/>
                   <m:sty m:val="p"/>
                 </m:rPr>
                 <m:t>E</m:t>
@@ -6723,6 +6750,7 @@
                       <m:num>
                         <m:r>
                           <m:rPr>
+                            <m:scr m:val="double-struck"/>
                             <m:sty m:val="p"/>
                           </m:rPr>
                           <m:t>E</m:t>
@@ -6829,6 +6857,7 @@
                       <m:den>
                         <m:r>
                           <m:rPr>
+                            <m:scr m:val="double-struck"/>
                             <m:sty m:val="p"/>
                           </m:rPr>
                           <m:t>E</m:t>
@@ -7368,6 +7397,7 @@
                       <m:e>
                         <m:r>
                           <m:rPr>
+                            <m:scr m:val="double-struck"/>
                             <m:sty m:val="p"/>
                           </m:rPr>
                           <m:t>E</m:t>
@@ -7437,6 +7467,7 @@
                           <m:e>
                             <m:r>
                               <m:rPr>
+                                <m:scr m:val="double-struck"/>
                                 <m:sty m:val="p"/>
                               </m:rPr>
                               <m:t>E</m:t>
@@ -7582,6 +7613,7 @@
                       <m:num>
                         <m:r>
                           <m:rPr>
+                            <m:scr m:val="double-struck"/>
                             <m:sty m:val="p"/>
                           </m:rPr>
                           <m:t>E</m:t>
@@ -7660,6 +7692,7 @@
                         </m:r>
                         <m:r>
                           <m:rPr>
+                            <m:scr m:val="double-struck"/>
                             <m:sty m:val="p"/>
                           </m:rPr>
                           <m:t>E</m:t>
@@ -7739,6 +7772,7 @@
                       <m:num>
                         <m:r>
                           <m:rPr>
+                            <m:scr m:val="double-struck"/>
                             <m:sty m:val="p"/>
                           </m:rPr>
                           <m:t>E</m:t>
@@ -7849,6 +7883,7 @@
                     </m:r>
                     <m:r>
                       <m:rPr>
+                        <m:scr m:val="double-struck"/>
                         <m:sty m:val="p"/>
                       </m:rPr>
                       <m:t>E</m:t>
@@ -7910,6 +7945,7 @@
                     </m:r>
                     <m:r>
                       <m:rPr>
+                        <m:scr m:val="double-struck"/>
                         <m:sty m:val="p"/>
                       </m:rPr>
                       <m:t>E</m:t>
@@ -8034,58 +8070,80 @@
                       <m:e>
                         <m:r>
                           <m:rPr>
+                            <m:scr m:val="double-struck"/>
                             <m:sty m:val="p"/>
                           </m:rPr>
                           <m:t>E</m:t>
                         </m:r>
-                      </m:e>
-                    </m:nary>
-                    <m:r>
-                      <m:t>​</m:t>
-                    </m:r>
-                    <m:d>
-                      <m:dPr>
-                        <m:begChr m:val="["/>
-                        <m:sepChr m:val=""/>
-                        <m:endChr m:val="]"/>
-                        <m:grow/>
-                      </m:dPr>
-                      <m:e>
-                        <m:sSup>
-                          <m:e>
-                            <m:r>
-                              <m:t>W</m:t>
-                            </m:r>
-                          </m:e>
-                          <m:sup>
-                            <m:r>
-                              <m:t>A</m:t>
-                            </m:r>
-                          </m:sup>
-                        </m:sSup>
-                        <m:r>
-                          <m:t>Y</m:t>
-                        </m:r>
-                        <m:r>
-                          <m:rPr>
-                            <m:scr m:val="double-struck"/>
-                            <m:sty m:val="p"/>
-                          </m:rPr>
-                          <m:t>1</m:t>
-                        </m:r>
                         <m:r>
                           <m:t>​</m:t>
                         </m:r>
                         <m:d>
                           <m:dPr>
-                            <m:begChr m:val="("/>
+                            <m:begChr m:val="["/>
                             <m:sepChr m:val=""/>
-                            <m:endChr m:val=")"/>
+                            <m:endChr m:val="]"/>
                             <m:grow/>
                           </m:dPr>
                           <m:e>
+                            <m:sSup>
+                              <m:e>
+                                <m:r>
+                                  <m:t>W</m:t>
+                                </m:r>
+                              </m:e>
+                              <m:sup>
+                                <m:r>
+                                  <m:t>A</m:t>
+                                </m:r>
+                              </m:sup>
+                            </m:sSup>
                             <m:r>
-                              <m:t>A</m:t>
+                              <m:t>Y</m:t>
+                            </m:r>
+                            <m:r>
+                              <m:rPr>
+                                <m:scr m:val="double-struck"/>
+                                <m:sty m:val="p"/>
+                              </m:rPr>
+                              <m:t>1</m:t>
+                            </m:r>
+                            <m:r>
+                              <m:t>​</m:t>
+                            </m:r>
+                            <m:d>
+                              <m:dPr>
+                                <m:begChr m:val="("/>
+                                <m:sepChr m:val=""/>
+                                <m:endChr m:val=")"/>
+                                <m:grow/>
+                              </m:dPr>
+                              <m:e>
+                                <m:r>
+                                  <m:t>A</m:t>
+                                </m:r>
+                                <m:r>
+                                  <m:rPr>
+                                    <m:sty m:val="p"/>
+                                  </m:rPr>
+                                  <m:t>=</m:t>
+                                </m:r>
+                                <m:r>
+                                  <m:t>a</m:t>
+                                </m:r>
+                              </m:e>
+                            </m:d>
+                            <m:r>
+                              <m:t>​</m:t>
+                            </m:r>
+                            <m:r>
+                              <m:rPr>
+                                <m:sty m:val="p"/>
+                              </m:rPr>
+                              <m:t>∣</m:t>
+                            </m:r>
+                            <m:r>
+                              <m:t>L</m:t>
                             </m:r>
                             <m:r>
                               <m:rPr>
@@ -8094,36 +8152,15 @@
                               <m:t>=</m:t>
                             </m:r>
                             <m:r>
-                              <m:t>a</m:t>
+                              <m:t>l</m:t>
                             </m:r>
                           </m:e>
                         </m:d>
                         <m:r>
                           <m:t>​</m:t>
                         </m:r>
-                        <m:r>
-                          <m:rPr>
-                            <m:sty m:val="p"/>
-                          </m:rPr>
-                          <m:t>∣</m:t>
-                        </m:r>
-                        <m:r>
-                          <m:t>L</m:t>
-                        </m:r>
-                        <m:r>
-                          <m:rPr>
-                            <m:sty m:val="p"/>
-                          </m:rPr>
-                          <m:t>=</m:t>
-                        </m:r>
-                        <m:r>
-                          <m:t>l</m:t>
-                        </m:r>
                       </m:e>
-                    </m:d>
-                    <m:r>
-                      <m:t>​</m:t>
-                    </m:r>
+                    </m:nary>
                     <m:r>
                       <m:rPr>
                         <m:sty m:val="p"/>
@@ -8213,6 +8250,7 @@
                           <m:num>
                             <m:r>
                               <m:rPr>
+                                <m:scr m:val="double-struck"/>
                                 <m:sty m:val="p"/>
                               </m:rPr>
                               <m:t>E</m:t>
@@ -8500,6 +8538,7 @@
                           <m:num>
                             <m:r>
                               <m:rPr>
+                                <m:scr m:val="double-struck"/>
                                 <m:sty m:val="p"/>
                               </m:rPr>
                               <m:t>E</m:t>
@@ -8664,6 +8703,7 @@
                     </m:r>
                     <m:r>
                       <m:rPr>
+                        <m:scr m:val="double-struck"/>
                         <m:sty m:val="p"/>
                       </m:rPr>
                       <m:t>E</m:t>
@@ -8748,6 +8788,7 @@
                     </m:r>
                     <m:r>
                       <m:rPr>
+                        <m:scr m:val="double-struck"/>
                         <m:sty m:val="p"/>
                       </m:rPr>
                       <m:t>E</m:t>
@@ -8893,67 +8934,68 @@
                       <m:e>
                         <m:r>
                           <m:rPr>
+                            <m:scr m:val="double-struck"/>
                             <m:sty m:val="p"/>
                           </m:rPr>
                           <m:t>E</m:t>
                         </m:r>
+                        <m:r>
+                          <m:t>​</m:t>
+                        </m:r>
+                        <m:d>
+                          <m:dPr>
+                            <m:begChr m:val="["/>
+                            <m:sepChr m:val=""/>
+                            <m:endChr m:val="]"/>
+                            <m:grow/>
+                          </m:dPr>
+                          <m:e>
+                            <m:r>
+                              <m:t>Y</m:t>
+                            </m:r>
+                            <m:r>
+                              <m:rPr>
+                                <m:sty m:val="p"/>
+                              </m:rPr>
+                              <m:t>∣</m:t>
+                            </m:r>
+                            <m:r>
+                              <m:t>A</m:t>
+                            </m:r>
+                            <m:r>
+                              <m:rPr>
+                                <m:sty m:val="p"/>
+                              </m:rPr>
+                              <m:t>=</m:t>
+                            </m:r>
+                            <m:r>
+                              <m:t>a</m:t>
+                            </m:r>
+                            <m:r>
+                              <m:rPr>
+                                <m:sty m:val="p"/>
+                              </m:rPr>
+                              <m:t>,</m:t>
+                            </m:r>
+                            <m:r>
+                              <m:t>L</m:t>
+                            </m:r>
+                            <m:r>
+                              <m:rPr>
+                                <m:sty m:val="p"/>
+                              </m:rPr>
+                              <m:t>=</m:t>
+                            </m:r>
+                            <m:r>
+                              <m:t>l</m:t>
+                            </m:r>
+                          </m:e>
+                        </m:d>
+                        <m:r>
+                          <m:t>​</m:t>
+                        </m:r>
                       </m:e>
                     </m:nary>
-                    <m:r>
-                      <m:t>​</m:t>
-                    </m:r>
-                    <m:d>
-                      <m:dPr>
-                        <m:begChr m:val="["/>
-                        <m:sepChr m:val=""/>
-                        <m:endChr m:val="]"/>
-                        <m:grow/>
-                      </m:dPr>
-                      <m:e>
-                        <m:r>
-                          <m:t>Y</m:t>
-                        </m:r>
-                        <m:r>
-                          <m:rPr>
-                            <m:sty m:val="p"/>
-                          </m:rPr>
-                          <m:t>∣</m:t>
-                        </m:r>
-                        <m:r>
-                          <m:t>A</m:t>
-                        </m:r>
-                        <m:r>
-                          <m:rPr>
-                            <m:sty m:val="p"/>
-                          </m:rPr>
-                          <m:t>=</m:t>
-                        </m:r>
-                        <m:r>
-                          <m:t>a</m:t>
-                        </m:r>
-                        <m:r>
-                          <m:rPr>
-                            <m:sty m:val="p"/>
-                          </m:rPr>
-                          <m:t>,</m:t>
-                        </m:r>
-                        <m:r>
-                          <m:t>L</m:t>
-                        </m:r>
-                        <m:r>
-                          <m:rPr>
-                            <m:sty m:val="p"/>
-                          </m:rPr>
-                          <m:t>=</m:t>
-                        </m:r>
-                        <m:r>
-                          <m:t>l</m:t>
-                        </m:r>
-                      </m:e>
-                    </m:d>
-                    <m:r>
-                      <m:t>​</m:t>
-                    </m:r>
                     <m:r>
                       <m:rPr>
                         <m:sty m:val="p"/>
@@ -9216,6 +9258,7 @@
                       <m:num>
                         <m:r>
                           <m:rPr>
+                            <m:scr m:val="double-struck"/>
                             <m:sty m:val="p"/>
                           </m:rPr>
                           <m:t>E</m:t>
@@ -9343,6 +9386,7 @@
                       <m:den>
                         <m:r>
                           <m:rPr>
+                            <m:scr m:val="double-struck"/>
                             <m:sty m:val="p"/>
                           </m:rPr>
                           <m:t>E</m:t>
@@ -9418,6 +9462,7 @@
                     </m:f>
                     <m:r>
                       <m:rPr>
+                        <m:scr m:val="double-struck"/>
                         <m:sty m:val="p"/>
                       </m:rPr>
                       <m:t>E</m:t>
@@ -9556,6 +9601,7 @@
                     </m:r>
                     <m:r>
                       <m:rPr>
+                        <m:scr m:val="double-struck"/>
                         <m:sty m:val="p"/>
                       </m:rPr>
                       <m:t>E</m:t>
@@ -9650,99 +9696,133 @@
                       <m:e>
                         <m:r>
                           <m:rPr>
+                            <m:scr m:val="double-struck"/>
                             <m:sty m:val="p"/>
                           </m:rPr>
                           <m:t>E</m:t>
                         </m:r>
-                      </m:e>
-                    </m:nary>
-                    <m:r>
-                      <m:t>​</m:t>
-                    </m:r>
-                    <m:d>
-                      <m:dPr>
-                        <m:begChr m:val="["/>
-                        <m:sepChr m:val=""/>
-                        <m:endChr m:val="]"/>
-                        <m:grow/>
-                      </m:dPr>
-                      <m:e>
-                        <m:sSup>
-                          <m:e>
-                            <m:r>
-                              <m:t>W</m:t>
-                            </m:r>
-                          </m:e>
-                          <m:sup>
-                            <m:r>
-                              <m:t>A</m:t>
-                            </m:r>
-                          </m:sup>
-                        </m:sSup>
-                        <m:r>
-                          <m:rPr>
-                            <m:scr m:val="double-struck"/>
-                            <m:sty m:val="p"/>
-                          </m:rPr>
-                          <m:t>1</m:t>
-                        </m:r>
                         <m:r>
                           <m:t>​</m:t>
                         </m:r>
                         <m:d>
                           <m:dPr>
-                            <m:begChr m:val="("/>
+                            <m:begChr m:val="["/>
                             <m:sepChr m:val=""/>
-                            <m:endChr m:val=")"/>
+                            <m:endChr m:val="]"/>
                             <m:grow/>
                           </m:dPr>
                           <m:e>
                             <m:sSup>
                               <m:e>
                                 <m:r>
-                                  <m:t>Y</m:t>
+                                  <m:t>W</m:t>
                                 </m:r>
                               </m:e>
                               <m:sup>
                                 <m:r>
-                                  <m:t>a</m:t>
+                                  <m:t>A</m:t>
                                 </m:r>
                               </m:sup>
                             </m:sSup>
                             <m:r>
                               <m:rPr>
+                                <m:scr m:val="double-struck"/>
                                 <m:sty m:val="p"/>
                               </m:rPr>
-                              <m:t>∈</m:t>
+                              <m:t>1</m:t>
                             </m:r>
                             <m:r>
-                              <m:t>B</m:t>
+                              <m:t>​</m:t>
                             </m:r>
-                          </m:e>
-                        </m:d>
-                        <m:r>
-                          <m:t>​</m:t>
-                        </m:r>
-                        <m:r>
-                          <m:rPr>
-                            <m:scr m:val="double-struck"/>
-                            <m:sty m:val="p"/>
-                          </m:rPr>
-                          <m:t>1</m:t>
-                        </m:r>
-                        <m:r>
-                          <m:t>​</m:t>
-                        </m:r>
-                        <m:d>
-                          <m:dPr>
-                            <m:begChr m:val="("/>
-                            <m:sepChr m:val=""/>
-                            <m:endChr m:val=")"/>
-                            <m:grow/>
-                          </m:dPr>
-                          <m:e>
+                            <m:d>
+                              <m:dPr>
+                                <m:begChr m:val="("/>
+                                <m:sepChr m:val=""/>
+                                <m:endChr m:val=")"/>
+                                <m:grow/>
+                              </m:dPr>
+                              <m:e>
+                                <m:sSup>
+                                  <m:e>
+                                    <m:r>
+                                      <m:t>Y</m:t>
+                                    </m:r>
+                                  </m:e>
+                                  <m:sup>
+                                    <m:r>
+                                      <m:t>a</m:t>
+                                    </m:r>
+                                  </m:sup>
+                                </m:sSup>
+                                <m:r>
+                                  <m:rPr>
+                                    <m:sty m:val="p"/>
+                                  </m:rPr>
+                                  <m:t>∈</m:t>
+                                </m:r>
+                                <m:r>
+                                  <m:t>B</m:t>
+                                </m:r>
+                              </m:e>
+                            </m:d>
                             <m:r>
-                              <m:t>A</m:t>
+                              <m:t>​</m:t>
+                            </m:r>
+                            <m:r>
+                              <m:rPr>
+                                <m:scr m:val="double-struck"/>
+                                <m:sty m:val="p"/>
+                              </m:rPr>
+                              <m:t>1</m:t>
+                            </m:r>
+                            <m:r>
+                              <m:t>​</m:t>
+                            </m:r>
+                            <m:d>
+                              <m:dPr>
+                                <m:begChr m:val="("/>
+                                <m:sepChr m:val=""/>
+                                <m:endChr m:val=")"/>
+                                <m:grow/>
+                              </m:dPr>
+                              <m:e>
+                                <m:r>
+                                  <m:t>A</m:t>
+                                </m:r>
+                                <m:r>
+                                  <m:rPr>
+                                    <m:sty m:val="p"/>
+                                  </m:rPr>
+                                  <m:t>=</m:t>
+                                </m:r>
+                                <m:sSup>
+                                  <m:e>
+                                    <m:r>
+                                      <m:t>a</m:t>
+                                    </m:r>
+                                  </m:e>
+                                  <m:sup>
+                                    <m:r>
+                                      <m:rPr>
+                                        <m:sty m:val="p"/>
+                                      </m:rPr>
+                                      <m:t>′</m:t>
+                                    </m:r>
+                                  </m:sup>
+                                </m:sSup>
+                              </m:e>
+                            </m:d>
+                            <m:r>
+                              <m:t>​</m:t>
+                            </m:r>
+                            <m:r>
+                              <m:rPr>
+                                <m:sty m:val="p"/>
+                              </m:rPr>
+                              <m:t>∣</m:t>
+                            </m:r>
+                            <m:r>
+                              <m:t>L</m:t>
                             </m:r>
                             <m:r>
                               <m:rPr>
@@ -9750,49 +9830,16 @@
                               </m:rPr>
                               <m:t>=</m:t>
                             </m:r>
-                            <m:sSup>
-                              <m:e>
-                                <m:r>
-                                  <m:t>a</m:t>
-                                </m:r>
-                              </m:e>
-                              <m:sup>
-                                <m:r>
-                                  <m:rPr>
-                                    <m:sty m:val="p"/>
-                                  </m:rPr>
-                                  <m:t>′</m:t>
-                                </m:r>
-                              </m:sup>
-                            </m:sSup>
+                            <m:r>
+                              <m:t>l</m:t>
+                            </m:r>
                           </m:e>
                         </m:d>
                         <m:r>
                           <m:t>​</m:t>
                         </m:r>
-                        <m:r>
-                          <m:rPr>
-                            <m:sty m:val="p"/>
-                          </m:rPr>
-                          <m:t>∣</m:t>
-                        </m:r>
-                        <m:r>
-                          <m:t>L</m:t>
-                        </m:r>
-                        <m:r>
-                          <m:rPr>
-                            <m:sty m:val="p"/>
-                          </m:rPr>
-                          <m:t>=</m:t>
-                        </m:r>
-                        <m:r>
-                          <m:t>l</m:t>
-                        </m:r>
                       </m:e>
-                    </m:d>
-                    <m:r>
-                      <m:t>​</m:t>
-                    </m:r>
+                    </m:nary>
                     <m:r>
                       <m:rPr>
                         <m:sty m:val="p"/>
@@ -9897,6 +9944,7 @@
                           <m:num>
                             <m:r>
                               <m:rPr>
+                                <m:scr m:val="double-struck"/>
                                 <m:sty m:val="p"/>
                               </m:rPr>
                               <m:t>E</m:t>
@@ -11558,6 +11606,7 @@
             <m:oMath>
               <m:r>
                 <m:rPr>
+                  <m:scr m:val="double-struck"/>
                   <m:sty m:val="p"/>
                 </m:rPr>
                 <m:t>E</m:t>
@@ -11616,67 +11665,68 @@
                 <m:e>
                   <m:r>
                     <m:rPr>
+                      <m:scr m:val="double-struck"/>
                       <m:sty m:val="p"/>
                     </m:rPr>
                     <m:t>E</m:t>
                   </m:r>
+                  <m:r>
+                    <m:t>​</m:t>
+                  </m:r>
+                  <m:d>
+                    <m:dPr>
+                      <m:begChr m:val="["/>
+                      <m:sepChr m:val=""/>
+                      <m:endChr m:val="]"/>
+                      <m:grow/>
+                    </m:dPr>
+                    <m:e>
+                      <m:r>
+                        <m:t>Y</m:t>
+                      </m:r>
+                      <m:r>
+                        <m:rPr>
+                          <m:sty m:val="p"/>
+                        </m:rPr>
+                        <m:t>∣</m:t>
+                      </m:r>
+                      <m:r>
+                        <m:t>L</m:t>
+                      </m:r>
+                      <m:r>
+                        <m:rPr>
+                          <m:sty m:val="p"/>
+                        </m:rPr>
+                        <m:t>=</m:t>
+                      </m:r>
+                      <m:r>
+                        <m:t>l</m:t>
+                      </m:r>
+                      <m:r>
+                        <m:rPr>
+                          <m:sty m:val="p"/>
+                        </m:rPr>
+                        <m:t>,</m:t>
+                      </m:r>
+                      <m:r>
+                        <m:t>A</m:t>
+                      </m:r>
+                      <m:r>
+                        <m:rPr>
+                          <m:sty m:val="p"/>
+                        </m:rPr>
+                        <m:t>=</m:t>
+                      </m:r>
+                      <m:r>
+                        <m:t>a</m:t>
+                      </m:r>
+                    </m:e>
+                  </m:d>
+                  <m:r>
+                    <m:t>​</m:t>
+                  </m:r>
                 </m:e>
               </m:nary>
-              <m:r>
-                <m:t>​</m:t>
-              </m:r>
-              <m:d>
-                <m:dPr>
-                  <m:begChr m:val="["/>
-                  <m:sepChr m:val=""/>
-                  <m:endChr m:val="]"/>
-                  <m:grow/>
-                </m:dPr>
-                <m:e>
-                  <m:r>
-                    <m:t>Y</m:t>
-                  </m:r>
-                  <m:r>
-                    <m:rPr>
-                      <m:sty m:val="p"/>
-                    </m:rPr>
-                    <m:t>∣</m:t>
-                  </m:r>
-                  <m:r>
-                    <m:t>L</m:t>
-                  </m:r>
-                  <m:r>
-                    <m:rPr>
-                      <m:sty m:val="p"/>
-                    </m:rPr>
-                    <m:t>=</m:t>
-                  </m:r>
-                  <m:r>
-                    <m:t>l</m:t>
-                  </m:r>
-                  <m:r>
-                    <m:rPr>
-                      <m:sty m:val="p"/>
-                    </m:rPr>
-                    <m:t>,</m:t>
-                  </m:r>
-                  <m:r>
-                    <m:t>A</m:t>
-                  </m:r>
-                  <m:r>
-                    <m:rPr>
-                      <m:sty m:val="p"/>
-                    </m:rPr>
-                    <m:t>=</m:t>
-                  </m:r>
-                  <m:r>
-                    <m:t>a</m:t>
-                  </m:r>
-                </m:e>
-              </m:d>
-              <m:r>
-                <m:t>​</m:t>
-              </m:r>
               <m:r>
                 <m:rPr>
                   <m:sty m:val="p"/>
@@ -11725,6 +11775,7 @@
                 <m:e>
                   <m:r>
                     <m:rPr>
+                      <m:scr m:val="double-struck"/>
                       <m:sty m:val="p"/>
                     </m:rPr>
                     <m:t>E</m:t>
@@ -11832,6 +11883,7 @@
       <m:oMath>
         <m:r>
           <m:rPr>
+            <m:scr m:val="double-struck"/>
             <m:sty m:val="p"/>
           </m:rPr>
           <m:t>E</m:t>
@@ -12717,6 +12769,7 @@
         <m:oMath>
           <m:r>
             <m:rPr>
+              <m:scr m:val="double-struck"/>
               <m:sty m:val="p"/>
             </m:rPr>
             <m:t>E</m:t>
@@ -12982,6 +13035,7 @@
             <m:oMath>
               <m:r>
                 <m:rPr>
+                  <m:scr m:val="double-struck"/>
                   <m:sty m:val="p"/>
                 </m:rPr>
                 <m:t>E</m:t>
@@ -13232,6 +13286,7 @@
       <m:oMath>
         <m:r>
           <m:rPr>
+            <m:scr m:val="double-struck"/>
             <m:sty m:val="p"/>
           </m:rPr>
           <m:t>E</m:t>
@@ -13316,6 +13371,7 @@
       <m:oMath>
         <m:r>
           <m:rPr>
+            <m:scr m:val="double-struck"/>
             <m:sty m:val="p"/>
           </m:rPr>
           <m:t>E</m:t>
@@ -13370,6 +13426,7 @@
       <m:oMath>
         <m:r>
           <m:rPr>
+            <m:scr m:val="double-struck"/>
             <m:sty m:val="p"/>
           </m:rPr>
           <m:t>E</m:t>
@@ -13439,6 +13496,7 @@
         </m:r>
         <m:r>
           <m:rPr>
+            <m:scr m:val="double-struck"/>
             <m:sty m:val="p"/>
           </m:rPr>
           <m:t>E</m:t>
@@ -13488,6 +13546,7 @@
         </m:r>
         <m:r>
           <m:rPr>
+            <m:scr m:val="double-struck"/>
             <m:sty m:val="p"/>
           </m:rPr>
           <m:t>E</m:t>
@@ -13664,6 +13723,7 @@
           <m:e>
             <m:r>
               <m:rPr>
+                <m:scr m:val="double-struck"/>
                 <m:sty m:val="p"/>
               </m:rPr>
               <m:t>E</m:t>
@@ -13725,6 +13785,7 @@
           <m:e>
             <m:r>
               <m:rPr>
+                <m:scr m:val="double-struck"/>
                 <m:sty m:val="p"/>
               </m:rPr>
               <m:t>E</m:t>
@@ -13789,6 +13850,7 @@
       <m:oMath>
         <m:r>
           <m:rPr>
+            <m:scr m:val="double-struck"/>
             <m:sty m:val="p"/>
           </m:rPr>
           <m:t>E</m:t>
@@ -13838,6 +13900,7 @@
         </m:r>
         <m:r>
           <m:rPr>
+            <m:scr m:val="double-struck"/>
             <m:sty m:val="p"/>
           </m:rPr>
           <m:t>E</m:t>
@@ -14068,6 +14131,7 @@
       <m:oMath>
         <m:r>
           <m:rPr>
+            <m:scr m:val="double-struck"/>
             <m:sty m:val="p"/>
           </m:rPr>
           <m:t>E</m:t>
@@ -14579,6 +14643,7 @@
             <m:oMath>
               <m:r>
                 <m:rPr>
+                  <m:scr m:val="double-struck"/>
                   <m:sty m:val="p"/>
                 </m:rPr>
                 <m:t>E</m:t>
@@ -15203,6 +15268,7 @@
             <m:num>
               <m:r>
                 <m:rPr>
+                  <m:scr m:val="double-struck"/>
                   <m:sty m:val="p"/>
                 </m:rPr>
                 <m:t>E</m:t>
@@ -15298,6 +15364,7 @@
             <m:den>
               <m:r>
                 <m:rPr>
+                  <m:scr m:val="double-struck"/>
                   <m:sty m:val="p"/>
                 </m:rPr>
                 <m:t>E</m:t>
@@ -15418,6 +15485,7 @@
             <m:e>
               <m:r>
                 <m:rPr>
+                  <m:scr m:val="double-struck"/>
                   <m:sty m:val="p"/>
                 </m:rPr>
                 <m:t>E</m:t>
@@ -15520,6 +15588,7 @@
               </m:r>
               <m:r>
                 <m:rPr>
+                  <m:scr m:val="double-struck"/>
                   <m:sty m:val="p"/>
                 </m:rPr>
                 <m:t>E</m:t>
@@ -15537,6 +15606,7 @@
                 <m:e>
                   <m:r>
                     <m:rPr>
+                      <m:scr m:val="double-struck"/>
                       <m:sty m:val="p"/>
                     </m:rPr>
                     <m:t>E</m:t>
@@ -15731,6 +15801,7 @@
               </m:r>
               <m:r>
                 <m:rPr>
+                  <m:scr m:val="double-struck"/>
                   <m:sty m:val="p"/>
                 </m:rPr>
                 <m:t>E</m:t>
@@ -15841,6 +15912,7 @@
               </m:r>
               <m:r>
                 <m:rPr>
+                  <m:scr m:val="double-struck"/>
                   <m:sty m:val="p"/>
                 </m:rPr>
                 <m:t>E</m:t>
@@ -15970,6 +16042,7 @@
               </m:r>
               <m:r>
                 <m:rPr>
+                  <m:scr m:val="double-struck"/>
                   <m:sty m:val="p"/>
                 </m:rPr>
                 <m:t>E</m:t>
@@ -16121,6 +16194,7 @@
       <m:oMath>
         <m:r>
           <m:rPr>
+            <m:scr m:val="double-struck"/>
             <m:sty m:val="p"/>
           </m:rPr>
           <m:t>E</m:t>
@@ -16222,6 +16296,7 @@
       <m:oMath>
         <m:r>
           <m:rPr>
+            <m:scr m:val="double-struck"/>
             <m:sty m:val="p"/>
           </m:rPr>
           <m:t>E</m:t>
@@ -16521,100 +16596,101 @@
           <m:e>
             <m:r>
               <m:rPr>
+                <m:scr m:val="double-struck"/>
                 <m:sty m:val="p"/>
               </m:rPr>
               <m:t>E</m:t>
             </m:r>
+            <m:r>
+              <m:t>​</m:t>
+            </m:r>
+            <m:d>
+              <m:dPr>
+                <m:begChr m:val="["/>
+                <m:sepChr m:val=""/>
+                <m:endChr m:val="]"/>
+                <m:grow/>
+              </m:dPr>
+              <m:e>
+                <m:r>
+                  <m:t>Y</m:t>
+                </m:r>
+                <m:r>
+                  <m:rPr>
+                    <m:sty m:val="p"/>
+                  </m:rPr>
+                  <m:t>∣</m:t>
+                </m:r>
+                <m:r>
+                  <m:t>A</m:t>
+                </m:r>
+                <m:r>
+                  <m:rPr>
+                    <m:sty m:val="p"/>
+                  </m:rPr>
+                  <m:t>=</m:t>
+                </m:r>
+                <m:r>
+                  <m:t>a</m:t>
+                </m:r>
+                <m:r>
+                  <m:rPr>
+                    <m:sty m:val="p"/>
+                  </m:rPr>
+                  <m:t>,</m:t>
+                </m:r>
+                <m:r>
+                  <m:t>L</m:t>
+                </m:r>
+                <m:r>
+                  <m:rPr>
+                    <m:sty m:val="p"/>
+                  </m:rPr>
+                  <m:t>=</m:t>
+                </m:r>
+                <m:r>
+                  <m:t>l</m:t>
+                </m:r>
+                <m:r>
+                  <m:rPr>
+                    <m:sty m:val="p"/>
+                  </m:rPr>
+                  <m:t>,</m:t>
+                </m:r>
+                <m:r>
+                  <m:t>L</m:t>
+                </m:r>
+                <m:r>
+                  <m:rPr>
+                    <m:sty m:val="p"/>
+                  </m:rPr>
+                  <m:t>∈</m:t>
+                </m:r>
+                <m:r>
+                  <m:t>Q</m:t>
+                </m:r>
+                <m:r>
+                  <m:rPr>
+                    <m:sty m:val="p"/>
+                  </m:rPr>
+                  <m:t>(</m:t>
+                </m:r>
+                <m:r>
+                  <m:t>a</m:t>
+                </m:r>
+                <m:r>
+                  <m:rPr>
+                    <m:sty m:val="p"/>
+                  </m:rPr>
+                  <m:t>)</m:t>
+                </m:r>
+              </m:e>
+            </m:d>
+            <m:r>
+              <m:t>​</m:t>
+            </m:r>
           </m:e>
         </m:nary>
-        <m:r>
-          <m:t>​</m:t>
-        </m:r>
-        <m:d>
-          <m:dPr>
-            <m:begChr m:val="["/>
-            <m:sepChr m:val=""/>
-            <m:endChr m:val="]"/>
-            <m:grow/>
-          </m:dPr>
-          <m:e>
-            <m:r>
-              <m:t>Y</m:t>
-            </m:r>
-            <m:r>
-              <m:rPr>
-                <m:sty m:val="p"/>
-              </m:rPr>
-              <m:t>∣</m:t>
-            </m:r>
-            <m:r>
-              <m:t>A</m:t>
-            </m:r>
-            <m:r>
-              <m:rPr>
-                <m:sty m:val="p"/>
-              </m:rPr>
-              <m:t>=</m:t>
-            </m:r>
-            <m:r>
-              <m:t>a</m:t>
-            </m:r>
-            <m:r>
-              <m:rPr>
-                <m:sty m:val="p"/>
-              </m:rPr>
-              <m:t>,</m:t>
-            </m:r>
-            <m:r>
-              <m:t>L</m:t>
-            </m:r>
-            <m:r>
-              <m:rPr>
-                <m:sty m:val="p"/>
-              </m:rPr>
-              <m:t>=</m:t>
-            </m:r>
-            <m:r>
-              <m:t>l</m:t>
-            </m:r>
-            <m:r>
-              <m:rPr>
-                <m:sty m:val="p"/>
-              </m:rPr>
-              <m:t>,</m:t>
-            </m:r>
-            <m:r>
-              <m:t>L</m:t>
-            </m:r>
-            <m:r>
-              <m:rPr>
-                <m:sty m:val="p"/>
-              </m:rPr>
-              <m:t>∈</m:t>
-            </m:r>
-            <m:r>
-              <m:t>Q</m:t>
-            </m:r>
-            <m:r>
-              <m:rPr>
-                <m:sty m:val="p"/>
-              </m:rPr>
-              <m:t>(</m:t>
-            </m:r>
-            <m:r>
-              <m:t>a</m:t>
-            </m:r>
-            <m:r>
-              <m:rPr>
-                <m:sty m:val="p"/>
-              </m:rPr>
-              <m:t>)</m:t>
-            </m:r>
-          </m:e>
-        </m:d>
-        <m:r>
-          <m:t>​</m:t>
-        </m:r>
         <m:r>
           <m:rPr>
             <m:sty m:val="p"/>
@@ -16688,6 +16764,7 @@
       <m:oMath>
         <m:r>
           <m:rPr>
+            <m:scr m:val="double-struck"/>
             <m:sty m:val="p"/>
           </m:rPr>
           <m:t>E</m:t>
@@ -17127,6 +17204,7 @@
             <m:oMath>
               <m:r>
                 <m:rPr>
+                  <m:scr m:val="double-struck"/>
                   <m:sty m:val="p"/>
                 </m:rPr>
                 <m:t>E</m:t>
@@ -17254,6 +17332,7 @@
             <m:oMath>
               <m:r>
                 <m:rPr>
+                  <m:scr m:val="double-struck"/>
                   <m:sty m:val="p"/>
                 </m:rPr>
                 <m:t>E</m:t>
@@ -19656,6 +19735,7 @@
             <m:e>
               <m:r>
                 <m:rPr>
+                  <m:scr m:val="double-struck"/>
                   <m:sty m:val="p"/>
                 </m:rPr>
                 <m:t>E</m:t>
@@ -19738,115 +19818,116 @@
                     <m:e>
                       <m:r>
                         <m:rPr>
+                          <m:scr m:val="double-struck"/>
                           <m:sty m:val="p"/>
                         </m:rPr>
                         <m:t>E</m:t>
+                      </m:r>
+                      <m:r>
+                        <m:t>​</m:t>
+                      </m:r>
+                      <m:d>
+                        <m:dPr>
+                          <m:begChr m:val="["/>
+                          <m:sepChr m:val=""/>
+                          <m:endChr m:val="]"/>
+                          <m:grow/>
+                        </m:dPr>
+                        <m:e>
+                          <m:r>
+                            <m:t>S</m:t>
+                          </m:r>
+                          <m:sSup>
+                            <m:e>
+                              <m:r>
+                                <m:t>W</m:t>
+                              </m:r>
+                            </m:e>
+                            <m:sup>
+                              <m:r>
+                                <m:t>A</m:t>
+                              </m:r>
+                            </m:sup>
+                          </m:sSup>
+                          <m:r>
+                            <m:rPr>
+                              <m:scr m:val="double-struck"/>
+                              <m:sty m:val="p"/>
+                            </m:rPr>
+                            <m:t>1</m:t>
+                          </m:r>
+                          <m:r>
+                            <m:t>​</m:t>
+                          </m:r>
+                          <m:d>
+                            <m:dPr>
+                              <m:begChr m:val="("/>
+                              <m:sepChr m:val=""/>
+                              <m:endChr m:val=")"/>
+                              <m:grow/>
+                            </m:dPr>
+                            <m:e>
+                              <m:r>
+                                <m:t>A</m:t>
+                              </m:r>
+                              <m:r>
+                                <m:rPr>
+                                  <m:sty m:val="p"/>
+                                </m:rPr>
+                                <m:t>=</m:t>
+                              </m:r>
+                              <m:r>
+                                <m:t>a</m:t>
+                              </m:r>
+                            </m:e>
+                          </m:d>
+                          <m:r>
+                            <m:t>​</m:t>
+                          </m:r>
+                          <m:r>
+                            <m:rPr>
+                              <m:scr m:val="double-struck"/>
+                              <m:sty m:val="p"/>
+                            </m:rPr>
+                            <m:t>1</m:t>
+                          </m:r>
+                          <m:r>
+                            <m:t>​</m:t>
+                          </m:r>
+                          <m:d>
+                            <m:dPr>
+                              <m:begChr m:val="("/>
+                              <m:sepChr m:val=""/>
+                              <m:endChr m:val=")"/>
+                              <m:grow/>
+                            </m:dPr>
+                            <m:e>
+                              <m:r>
+                                <m:t>L</m:t>
+                              </m:r>
+                              <m:r>
+                                <m:rPr>
+                                  <m:sty m:val="p"/>
+                                </m:rPr>
+                                <m:t>=</m:t>
+                              </m:r>
+                              <m:r>
+                                <m:t>l</m:t>
+                              </m:r>
+                            </m:e>
+                          </m:d>
+                          <m:r>
+                            <m:t>​</m:t>
+                          </m:r>
+                        </m:e>
+                      </m:d>
+                      <m:r>
+                        <m:t>​</m:t>
                       </m:r>
                     </m:e>
                   </m:nary>
                 </m:e>
               </m:nary>
-              <m:r>
-                <m:t>​</m:t>
-              </m:r>
-              <m:d>
-                <m:dPr>
-                  <m:begChr m:val="["/>
-                  <m:sepChr m:val=""/>
-                  <m:endChr m:val="]"/>
-                  <m:grow/>
-                </m:dPr>
-                <m:e>
-                  <m:r>
-                    <m:t>S</m:t>
-                  </m:r>
-                  <m:sSup>
-                    <m:e>
-                      <m:r>
-                        <m:t>W</m:t>
-                      </m:r>
-                    </m:e>
-                    <m:sup>
-                      <m:r>
-                        <m:t>A</m:t>
-                      </m:r>
-                    </m:sup>
-                  </m:sSup>
-                  <m:r>
-                    <m:rPr>
-                      <m:scr m:val="double-struck"/>
-                      <m:sty m:val="p"/>
-                    </m:rPr>
-                    <m:t>1</m:t>
-                  </m:r>
-                  <m:r>
-                    <m:t>​</m:t>
-                  </m:r>
-                  <m:d>
-                    <m:dPr>
-                      <m:begChr m:val="("/>
-                      <m:sepChr m:val=""/>
-                      <m:endChr m:val=")"/>
-                      <m:grow/>
-                    </m:dPr>
-                    <m:e>
-                      <m:r>
-                        <m:t>A</m:t>
-                      </m:r>
-                      <m:r>
-                        <m:rPr>
-                          <m:sty m:val="p"/>
-                        </m:rPr>
-                        <m:t>=</m:t>
-                      </m:r>
-                      <m:r>
-                        <m:t>a</m:t>
-                      </m:r>
-                    </m:e>
-                  </m:d>
-                  <m:r>
-                    <m:t>​</m:t>
-                  </m:r>
-                  <m:r>
-                    <m:rPr>
-                      <m:scr m:val="double-struck"/>
-                      <m:sty m:val="p"/>
-                    </m:rPr>
-                    <m:t>1</m:t>
-                  </m:r>
-                  <m:r>
-                    <m:t>​</m:t>
-                  </m:r>
-                  <m:d>
-                    <m:dPr>
-                      <m:begChr m:val="("/>
-                      <m:sepChr m:val=""/>
-                      <m:endChr m:val=")"/>
-                      <m:grow/>
-                    </m:dPr>
-                    <m:e>
-                      <m:r>
-                        <m:t>L</m:t>
-                      </m:r>
-                      <m:r>
-                        <m:rPr>
-                          <m:sty m:val="p"/>
-                        </m:rPr>
-                        <m:t>=</m:t>
-                      </m:r>
-                      <m:r>
-                        <m:t>l</m:t>
-                      </m:r>
-                    </m:e>
-                  </m:d>
-                  <m:r>
-                    <m:t>​</m:t>
-                  </m:r>
-                </m:e>
-              </m:d>
-              <m:r>
-                <m:t>​</m:t>
-              </m:r>
               <m:r>
                 <m:t>&amp;</m:t>
               </m:r>
@@ -19903,38 +19984,38 @@
                         </m:rPr>
                         <m:t>1</m:t>
                       </m:r>
+                      <m:r>
+                        <m:t>​</m:t>
+                      </m:r>
+                      <m:d>
+                        <m:dPr>
+                          <m:begChr m:val="("/>
+                          <m:sepChr m:val=""/>
+                          <m:endChr m:val=")"/>
+                          <m:grow/>
+                        </m:dPr>
+                        <m:e>
+                          <m:r>
+                            <m:t>A</m:t>
+                          </m:r>
+                          <m:r>
+                            <m:rPr>
+                              <m:sty m:val="p"/>
+                            </m:rPr>
+                            <m:t>=</m:t>
+                          </m:r>
+                          <m:r>
+                            <m:t>a</m:t>
+                          </m:r>
+                        </m:e>
+                      </m:d>
+                      <m:r>
+                        <m:t>​</m:t>
+                      </m:r>
                     </m:e>
                   </m:nary>
                 </m:e>
               </m:nary>
-              <m:r>
-                <m:t>​</m:t>
-              </m:r>
-              <m:d>
-                <m:dPr>
-                  <m:begChr m:val="("/>
-                  <m:sepChr m:val=""/>
-                  <m:endChr m:val=")"/>
-                  <m:grow/>
-                </m:dPr>
-                <m:e>
-                  <m:r>
-                    <m:t>A</m:t>
-                  </m:r>
-                  <m:r>
-                    <m:rPr>
-                      <m:sty m:val="p"/>
-                    </m:rPr>
-                    <m:t>=</m:t>
-                  </m:r>
-                  <m:r>
-                    <m:t>a</m:t>
-                  </m:r>
-                </m:e>
-              </m:d>
-              <m:r>
-                <m:t>​</m:t>
-              </m:r>
               <m:r>
                 <m:rPr>
                   <m:scr m:val="double-struck"/>
@@ -20057,6 +20138,7 @@
               </m:r>
               <m:r>
                 <m:rPr>
+                  <m:scr m:val="double-struck"/>
                   <m:sty m:val="p"/>
                 </m:rPr>
                 <m:t>E</m:t>
@@ -20787,6 +20869,7 @@
       <m:oMath>
         <m:r>
           <m:rPr>
+            <m:scr m:val="double-struck"/>
             <m:sty m:val="p"/>
           </m:rPr>
           <m:t>E</m:t>
@@ -21333,6 +21416,7 @@
             <m:oMath>
               <m:r>
                 <m:rPr>
+                  <m:scr m:val="double-struck"/>
                   <m:sty m:val="p"/>
                 </m:rPr>
                 <m:t>E</m:t>
@@ -21965,6 +22049,7 @@
             <m:oMath>
               <m:r>
                 <m:rPr>
+                  <m:scr m:val="double-struck"/>
                   <m:sty m:val="p"/>
                 </m:rPr>
                 <m:t>E</m:t>
@@ -22504,6 +22589,7 @@
               <m:oMath>
                 <m:r>
                   <m:rPr>
+                    <m:scr m:val="double-struck"/>
                     <m:sty m:val="p"/>
                   </m:rPr>
                   <m:t>E</m:t>
@@ -22679,6 +22765,7 @@
             <m:oMath>
               <m:r>
                 <m:rPr>
+                  <m:scr m:val="double-struck"/>
                   <m:sty m:val="p"/>
                 </m:rPr>
                 <m:t>E</m:t>
@@ -22801,6 +22888,7 @@
                 </m:r>
                 <m:r>
                   <m:rPr>
+                    <m:scr m:val="double-struck"/>
                     <m:sty m:val="p"/>
                   </m:rPr>
                   <m:t>E</m:t>
@@ -22850,6 +22938,7 @@
                 </m:r>
                 <m:r>
                   <m:rPr>
+                    <m:scr m:val="double-struck"/>
                     <m:sty m:val="p"/>
                   </m:rPr>
                   <m:t>E</m:t>
@@ -22992,6 +23081,7 @@
                   <m:e>
                     <m:r>
                       <m:rPr>
+                        <m:scr m:val="double-struck"/>
                         <m:sty m:val="p"/>
                       </m:rPr>
                       <m:t>E</m:t>
@@ -23041,6 +23131,7 @@
                     </m:r>
                     <m:r>
                       <m:rPr>
+                        <m:scr m:val="double-struck"/>
                         <m:sty m:val="p"/>
                       </m:rPr>
                       <m:t>E</m:t>
@@ -23458,6 +23549,7 @@
             <m:oMath>
               <m:r>
                 <m:rPr>
+                  <m:scr m:val="double-struck"/>
                   <m:sty m:val="p"/>
                 </m:rPr>
                 <m:t>E</m:t>
@@ -23639,6 +23731,7 @@
               </m:r>
               <m:r>
                 <m:rPr>
+                  <m:scr m:val="double-struck"/>
                   <m:sty m:val="p"/>
                 </m:rPr>
                 <m:t>E</m:t>
@@ -23688,6 +23781,7 @@
               </m:r>
               <m:r>
                 <m:rPr>
+                  <m:scr m:val="double-struck"/>
                   <m:sty m:val="p"/>
                 </m:rPr>
                 <m:t>E</m:t>
@@ -23881,6 +23975,7 @@
       <m:oMath>
         <m:r>
           <m:rPr>
+            <m:scr m:val="double-struck"/>
             <m:sty m:val="p"/>
           </m:rPr>
           <m:t>E</m:t>
@@ -23992,6 +24087,7 @@
       <m:oMath>
         <m:r>
           <m:rPr>
+            <m:scr m:val="double-struck"/>
             <m:sty m:val="p"/>
           </m:rPr>
           <m:t>E</m:t>
@@ -24046,6 +24142,7 @@
       <m:oMath>
         <m:r>
           <m:rPr>
+            <m:scr m:val="double-struck"/>
             <m:sty m:val="p"/>
           </m:rPr>
           <m:t>E</m:t>
@@ -24179,6 +24276,7 @@
       <m:oMath>
         <m:r>
           <m:rPr>
+            <m:scr m:val="double-struck"/>
             <m:sty m:val="p"/>
           </m:rPr>
           <m:t>E</m:t>
@@ -24230,6 +24328,7 @@
       <m:oMath>
         <m:r>
           <m:rPr>
+            <m:scr m:val="double-struck"/>
             <m:sty m:val="p"/>
           </m:rPr>
           <m:t>E</m:t>
@@ -24412,6 +24511,7 @@
         </m:r>
         <m:r>
           <m:rPr>
+            <m:scr m:val="double-struck"/>
             <m:sty m:val="p"/>
           </m:rPr>
           <m:t>E</m:t>
@@ -24552,6 +24652,7 @@
       <m:oMath>
         <m:r>
           <m:rPr>
+            <m:scr m:val="double-struck"/>
             <m:sty m:val="p"/>
           </m:rPr>
           <m:t>E</m:t>
@@ -24592,6 +24693,7 @@
         </m:r>
         <m:r>
           <m:rPr>
+            <m:scr m:val="double-struck"/>
             <m:sty m:val="p"/>
           </m:rPr>
           <m:t>E</m:t>
@@ -24756,6 +24858,7 @@
               <m:oMath>
                 <m:r>
                   <m:rPr>
+                    <m:scr m:val="double-struck"/>
                     <m:sty m:val="p"/>
                   </m:rPr>
                   <m:t>E</m:t>
@@ -24891,6 +24994,7 @@
               </m:r>
               <m:r>
                 <m:rPr>
+                  <m:scr m:val="double-struck"/>
                   <m:sty m:val="p"/>
                 </m:rPr>
                 <m:t>E</m:t>
@@ -25041,6 +25145,7 @@
                   <m:e>
                     <m:r>
                       <m:rPr>
+                        <m:scr m:val="double-struck"/>
                         <m:sty m:val="p"/>
                       </m:rPr>
                       <m:t>E</m:t>
@@ -25090,6 +25195,7 @@
                     </m:r>
                     <m:r>
                       <m:rPr>
+                        <m:scr m:val="double-struck"/>
                         <m:sty m:val="p"/>
                       </m:rPr>
                       <m:t>E</m:t>
@@ -25464,6 +25570,7 @@
       <m:oMath>
         <m:r>
           <m:rPr>
+            <m:scr m:val="double-struck"/>
             <m:sty m:val="p"/>
           </m:rPr>
           <m:t>E</m:t>
@@ -25794,6 +25901,7 @@
               </m:r>
               <m:r>
                 <m:rPr>
+                  <m:scr m:val="double-struck"/>
                   <m:sty m:val="p"/>
                 </m:rPr>
                 <m:t>E</m:t>
@@ -26334,6 +26442,7 @@
                   <m:oMath>
                     <m:r>
                       <m:rPr>
+                        <m:scr m:val="double-struck"/>
                         <m:sty m:val="p"/>
                       </m:rPr>
                       <m:t>E</m:t>
@@ -26406,6 +26515,7 @@
                   <m:oMath>
                     <m:r>
                       <m:rPr>
+                        <m:scr m:val="double-struck"/>
                         <m:sty m:val="p"/>
                       </m:rPr>
                       <m:t>E</m:t>
@@ -26492,6 +26602,7 @@
                   <m:oMath>
                     <m:r>
                       <m:rPr>
+                        <m:scr m:val="double-struck"/>
                         <m:sty m:val="p"/>
                       </m:rPr>
                       <m:t>E</m:t>
@@ -26541,6 +26652,7 @@
                     </m:r>
                     <m:r>
                       <m:rPr>
+                        <m:scr m:val="double-struck"/>
                         <m:sty m:val="p"/>
                       </m:rPr>
                       <m:t>E</m:t>
@@ -27848,6 +27960,7 @@
               <m:oMath>
                 <m:r>
                   <m:rPr>
+                    <m:scr m:val="double-struck"/>
                     <m:sty m:val="p"/>
                   </m:rPr>
                   <m:t>E</m:t>
@@ -28069,6 +28182,7 @@
                   <m:e>
                     <m:r>
                       <m:rPr>
+                        <m:scr m:val="double-struck"/>
                         <m:sty m:val="p"/>
                       </m:rPr>
                       <m:t>E</m:t>
@@ -28136,6 +28250,7 @@
                     </m:r>
                     <m:r>
                       <m:rPr>
+                        <m:scr m:val="double-struck"/>
                         <m:sty m:val="p"/>
                       </m:rPr>
                       <m:t>E</m:t>
@@ -28946,6 +29061,7 @@
             <m:oMath>
               <m:r>
                 <m:rPr>
+                  <m:scr m:val="double-struck"/>
                   <m:sty m:val="p"/>
                 </m:rPr>
                 <m:t>E</m:t>
@@ -30694,6 +30810,7 @@
         <m:oMath>
           <m:r>
             <m:rPr>
+              <m:scr m:val="double-struck"/>
               <m:sty m:val="p"/>
             </m:rPr>
             <m:t>E</m:t>
@@ -31065,6 +31182,7 @@
               <m:oMath>
                 <m:r>
                   <m:rPr>
+                    <m:scr m:val="double-struck"/>
                     <m:sty m:val="p"/>
                   </m:rPr>
                   <m:t>E</m:t>
@@ -31132,6 +31250,7 @@
                 </m:r>
                 <m:r>
                   <m:rPr>
+                    <m:scr m:val="double-struck"/>
                     <m:sty m:val="p"/>
                   </m:rPr>
                   <m:t>E</m:t>
@@ -33492,6 +33611,7 @@
       <m:oMath>
         <m:r>
           <m:rPr>
+            <m:scr m:val="double-struck"/>
             <m:sty m:val="p"/>
           </m:rPr>
           <m:t>E</m:t>
@@ -33594,6 +33714,7 @@
       <m:oMath>
         <m:r>
           <m:rPr>
+            <m:scr m:val="double-struck"/>
             <m:sty m:val="p"/>
           </m:rPr>
           <m:t>E</m:t>
@@ -34631,6 +34752,7 @@
             <m:oMath>
               <m:r>
                 <m:rPr>
+                  <m:scr m:val="double-struck"/>
                   <m:sty m:val="p"/>
                 </m:rPr>
                 <m:t>E</m:t>
@@ -34753,6 +34875,7 @@
             <m:oMath>
               <m:r>
                 <m:rPr>
+                  <m:scr m:val="double-struck"/>
                   <m:sty m:val="p"/>
                 </m:rPr>
                 <m:t>E</m:t>
@@ -34825,6 +34948,7 @@
                   <m:e>
                     <m:r>
                       <m:rPr>
+                        <m:scr m:val="double-struck"/>
                         <m:sty m:val="p"/>
                       </m:rPr>
                       <m:t>E</m:t>
@@ -34969,6 +35093,7 @@
                     </m:r>
                     <m:r>
                       <m:rPr>
+                        <m:scr m:val="double-struck"/>
                         <m:sty m:val="p"/>
                       </m:rPr>
                       <m:t>E</m:t>
@@ -35201,6 +35326,7 @@
                     </m:r>
                     <m:r>
                       <m:rPr>
+                        <m:scr m:val="double-struck"/>
                         <m:sty m:val="p"/>
                       </m:rPr>
                       <m:t>E</m:t>
@@ -35250,6 +35376,7 @@
                   <m:e>
                     <m:r>
                       <m:rPr>
+                        <m:scr m:val="double-struck"/>
                         <m:sty m:val="p"/>
                       </m:rPr>
                       <m:t>E</m:t>
@@ -35391,6 +35518,7 @@
                     </m:r>
                     <m:r>
                       <m:rPr>
+                        <m:scr m:val="double-struck"/>
                         <m:sty m:val="p"/>
                       </m:rPr>
                       <m:t>E</m:t>
@@ -35573,6 +35701,7 @@
               </m:r>
               <m:r>
                 <m:rPr>
+                  <m:scr m:val="double-struck"/>
                   <m:sty m:val="p"/>
                 </m:rPr>
                 <m:t>E</m:t>
@@ -35637,6 +35766,7 @@
               </m:r>
               <m:r>
                 <m:rPr>
+                  <m:scr m:val="double-struck"/>
                   <m:sty m:val="p"/>
                 </m:rPr>
                 <m:t>E</m:t>
@@ -35742,6 +35872,7 @@
             <m:oMath>
               <m:r>
                 <m:rPr>
+                  <m:scr m:val="double-struck"/>
                   <m:sty m:val="p"/>
                 </m:rPr>
                 <m:t>E</m:t>
@@ -35983,6 +36114,7 @@
             <m:oMath>
               <m:r>
                 <m:rPr>
+                  <m:scr m:val="double-struck"/>
                   <m:sty m:val="p"/>
                 </m:rPr>
                 <m:t>E</m:t>
@@ -36031,6 +36163,7 @@
             <m:oMath>
               <m:r>
                 <m:rPr>
+                  <m:scr m:val="double-struck"/>
                   <m:sty m:val="p"/>
                 </m:rPr>
                 <m:t>E</m:t>
@@ -36478,6 +36611,7 @@
             <m:oMath>
               <m:r>
                 <m:rPr>
+                  <m:scr m:val="double-struck"/>
                   <m:sty m:val="p"/>
                 </m:rPr>
                 <m:t>E</m:t>
@@ -36532,6 +36666,7 @@
             <m:oMath>
               <m:r>
                 <m:rPr>
+                  <m:scr m:val="double-struck"/>
                   <m:sty m:val="p"/>
                 </m:rPr>
                 <m:t>E</m:t>
@@ -36722,6 +36857,7 @@
             <m:oMath>
               <m:r>
                 <m:rPr>
+                  <m:scr m:val="double-struck"/>
                   <m:sty m:val="p"/>
                 </m:rPr>
                 <m:t>E</m:t>
@@ -37162,6 +37298,7 @@
       <m:oMath>
         <m:r>
           <m:rPr>
+            <m:scr m:val="double-struck"/>
             <m:sty m:val="p"/>
           </m:rPr>
           <m:t>E</m:t>
